--- a/ACPOS_admin_STR-01_戰略中心後台_Mother_Basic_Design_OPTIMIZED.docx
+++ b/ACPOS_admin_STR-01_戰略中心後台_Mother_Basic_Design_OPTIMIZED.docx
@@ -17215,11 +17215,3992 @@
         <w:spacing w:after="10"/>
       </w:pPr>
     </w:p>
+    <w:p>
+      <w:pPr>
+        <w:sectPr>
+          <w:headerReference w:type="default" r:id="rId9"/>
+          <w:footerReference w:type="default" r:id="rId10"/>
+          <w:pgSz w:w="12240" w:h="15840"/>
+          <w:pgMar w:top="792" w:right="893" w:bottom="792" w:left="893" w:header="317" w:footer="317" w:gutter="0"/>
+          <w:cols w:space="720"/>
+          <w:docGrid w:linePitch="360"/>
+        </w:sectPr>
+      </w:pPr>
+    </w:p>
+    <w:p>
+      <w:pPr>
+        <w:pStyle w:val="Heading1"/>
+      </w:pPr>
+      <w:r>
+        <w:t>2026-09-21 Machine Authority Construction Closure / 機器權威施工綁定封板</w:t>
+      </w:r>
+    </w:p>
+    <w:p>
+      <w:r>
+        <w:rPr>
+          <w:b/>
+        </w:rPr>
+        <w:t xml:space="preserve">[ACPOS-20260921-SOURCE-GROUNDED-CONSTRUCTION-CLOSURE-V1] </w:t>
+      </w:r>
+      <w:r>
+        <w:t>Source-grounded only. Existing Current source wins; missing source values remain blocked/decision-required. This closure supersedes the prior generic 2026-09-21 V1/V3 annex only, not the original domain logic or human visual review gates.</w:t>
+      </w:r>
+    </w:p>
+    <w:p>
+      <w:pPr>
+        <w:pStyle w:val="Heading2"/>
+      </w:pPr>
+      <w:r>
+        <w:t>ADMIN-STR-01 · Exact Construction Binding</w:t>
+      </w:r>
+    </w:p>
+    <w:tbl>
+      <w:tblPr>
+        <w:tblStyle w:val="TableGrid"/>
+        <w:tblW w:type="auto" w:w="0"/>
+        <w:tblLook w:firstColumn="1" w:firstRow="1" w:lastColumn="0" w:lastRow="0" w:noHBand="0" w:noVBand="1" w:val="04A0"/>
+      </w:tblPr>
+      <w:tblGrid>
+        <w:gridCol w:w="7416"/>
+        <w:gridCol w:w="7416"/>
+      </w:tblGrid>
+      <w:tr>
+        <w:trPr>
+          <w:tblHeader w:val="true"/>
+        </w:trPr>
+        <w:tc>
+          <w:tcPr>
+            <w:tcW w:type="dxa" w:w="7416"/>
+            <w:shd w:fill="EDE9FE"/>
+          </w:tcPr>
+          <w:p>
+            <w:r>
+              <w:rPr>
+                <w:sz w:val="14"/>
+              </w:rPr>
+              <w:t>Authority</w:t>
+            </w:r>
+          </w:p>
+        </w:tc>
+        <w:tc>
+          <w:tcPr>
+            <w:tcW w:type="dxa" w:w="7416"/>
+            <w:shd w:fill="EDE9FE"/>
+          </w:tcPr>
+          <w:p>
+            <w:r>
+              <w:rPr>
+                <w:sz w:val="14"/>
+              </w:rPr>
+              <w:t>Value</w:t>
+            </w:r>
+          </w:p>
+        </w:tc>
+      </w:tr>
+      <w:tr>
+        <w:tc>
+          <w:tcPr>
+            <w:tcW w:type="dxa" w:w="7416"/>
+          </w:tcPr>
+          <w:p>
+            <w:r>
+              <w:rPr>
+                <w:sz w:val="14"/>
+              </w:rPr>
+              <w:t>Source Commit</w:t>
+            </w:r>
+          </w:p>
+        </w:tc>
+        <w:tc>
+          <w:tcPr>
+            <w:tcW w:type="dxa" w:w="7416"/>
+          </w:tcPr>
+          <w:p>
+            <w:r>
+              <w:rPr>
+                <w:sz w:val="14"/>
+              </w:rPr>
+              <w:t>165c6440cb53b1b45ec96905241fb4d56dc3b867</w:t>
+            </w:r>
+          </w:p>
+        </w:tc>
+      </w:tr>
+      <w:tr>
+        <w:tc>
+          <w:tcPr>
+            <w:tcW w:type="dxa" w:w="7416"/>
+          </w:tcPr>
+          <w:p>
+            <w:r>
+              <w:rPr>
+                <w:sz w:val="14"/>
+              </w:rPr>
+              <w:t>Machine Authority</w:t>
+            </w:r>
+          </w:p>
+        </w:tc>
+        <w:tc>
+          <w:tcPr>
+            <w:tcW w:type="dxa" w:w="7416"/>
+          </w:tcPr>
+          <w:p>
+            <w:r>
+              <w:rPr>
+                <w:sz w:val="14"/>
+              </w:rPr>
+              <w:t>authority/pages/admin/STR-01/ACPOS_STRATEGY_CENTER_SINGLE_PAGE_FINAL_LOCKED_ENCODING.yaml</w:t>
+            </w:r>
+          </w:p>
+        </w:tc>
+      </w:tr>
+      <w:tr>
+        <w:tc>
+          <w:tcPr>
+            <w:tcW w:type="dxa" w:w="7416"/>
+          </w:tcPr>
+          <w:p>
+            <w:r>
+              <w:rPr>
+                <w:sz w:val="14"/>
+              </w:rPr>
+              <w:t>Authority SHA-256</w:t>
+            </w:r>
+          </w:p>
+        </w:tc>
+        <w:tc>
+          <w:tcPr>
+            <w:tcW w:type="dxa" w:w="7416"/>
+          </w:tcPr>
+          <w:p>
+            <w:r>
+              <w:rPr>
+                <w:sz w:val="14"/>
+              </w:rPr>
+              <w:t>7e458ce42fbceea4060d9eeb91b29977dc625e4f6804398c1db44a0eba6ccfeb</w:t>
+            </w:r>
+          </w:p>
+        </w:tc>
+      </w:tr>
+      <w:tr>
+        <w:tc>
+          <w:tcPr>
+            <w:tcW w:type="dxa" w:w="7416"/>
+          </w:tcPr>
+          <w:p>
+            <w:r>
+              <w:rPr>
+                <w:sz w:val="14"/>
+              </w:rPr>
+              <w:t>Expected Control Denominator</w:t>
+            </w:r>
+          </w:p>
+        </w:tc>
+        <w:tc>
+          <w:tcPr>
+            <w:tcW w:type="dxa" w:w="7416"/>
+          </w:tcPr>
+          <w:p>
+            <w:r>
+              <w:rPr>
+                <w:sz w:val="14"/>
+              </w:rPr>
+              <w:t>19</w:t>
+            </w:r>
+          </w:p>
+        </w:tc>
+      </w:tr>
+      <w:tr>
+        <w:tc>
+          <w:tcPr>
+            <w:tcW w:type="dxa" w:w="7416"/>
+          </w:tcPr>
+          <w:p>
+            <w:r>
+              <w:rPr>
+                <w:sz w:val="14"/>
+              </w:rPr>
+              <w:t>Unique Control Rows</w:t>
+            </w:r>
+          </w:p>
+        </w:tc>
+        <w:tc>
+          <w:tcPr>
+            <w:tcW w:type="dxa" w:w="7416"/>
+          </w:tcPr>
+          <w:p>
+            <w:r>
+              <w:rPr>
+                <w:sz w:val="14"/>
+              </w:rPr>
+              <w:t>19</w:t>
+            </w:r>
+          </w:p>
+        </w:tc>
+      </w:tr>
+      <w:tr>
+        <w:tc>
+          <w:tcPr>
+            <w:tcW w:type="dxa" w:w="7416"/>
+          </w:tcPr>
+          <w:p>
+            <w:r>
+              <w:rPr>
+                <w:sz w:val="14"/>
+              </w:rPr>
+              <w:t>Denominator Gate</w:t>
+            </w:r>
+          </w:p>
+        </w:tc>
+        <w:tc>
+          <w:tcPr>
+            <w:tcW w:type="dxa" w:w="7416"/>
+          </w:tcPr>
+          <w:p>
+            <w:r>
+              <w:rPr>
+                <w:sz w:val="14"/>
+              </w:rPr>
+              <w:t>PASS</w:t>
+            </w:r>
+          </w:p>
+        </w:tc>
+      </w:tr>
+    </w:tbl>
+    <w:tbl>
+      <w:tblPr>
+        <w:tblStyle w:val="TableGrid"/>
+        <w:tblW w:type="auto" w:w="0"/>
+        <w:tblLook w:firstColumn="1" w:firstRow="1" w:lastColumn="0" w:lastRow="0" w:noHBand="0" w:noVBand="1" w:val="04A0"/>
+      </w:tblPr>
+      <w:tblGrid>
+        <w:gridCol w:w="1141"/>
+        <w:gridCol w:w="1141"/>
+        <w:gridCol w:w="1141"/>
+        <w:gridCol w:w="1141"/>
+        <w:gridCol w:w="1141"/>
+        <w:gridCol w:w="1141"/>
+        <w:gridCol w:w="1141"/>
+        <w:gridCol w:w="1141"/>
+        <w:gridCol w:w="1141"/>
+        <w:gridCol w:w="1141"/>
+        <w:gridCol w:w="1141"/>
+        <w:gridCol w:w="1141"/>
+        <w:gridCol w:w="1141"/>
+      </w:tblGrid>
+      <w:tr>
+        <w:trPr>
+          <w:tblHeader w:val="true"/>
+        </w:trPr>
+        <w:tc>
+          <w:tcPr>
+            <w:tcW w:type="dxa" w:w="1141"/>
+            <w:shd w:fill="EDE9FE"/>
+          </w:tcPr>
+          <w:p>
+            <w:r>
+              <w:rPr>
+                <w:sz w:val="10"/>
+              </w:rPr>
+              <w:t>Control UID</w:t>
+            </w:r>
+          </w:p>
+        </w:tc>
+        <w:tc>
+          <w:tcPr>
+            <w:tcW w:type="dxa" w:w="1141"/>
+            <w:shd w:fill="EDE9FE"/>
+          </w:tcPr>
+          <w:p>
+            <w:r>
+              <w:rPr>
+                <w:sz w:val="10"/>
+              </w:rPr>
+              <w:t>UID Status</w:t>
+            </w:r>
+          </w:p>
+        </w:tc>
+        <w:tc>
+          <w:tcPr>
+            <w:tcW w:type="dxa" w:w="1141"/>
+            <w:shd w:fill="EDE9FE"/>
+          </w:tcPr>
+          <w:p>
+            <w:r>
+              <w:rPr>
+                <w:sz w:val="10"/>
+              </w:rPr>
+              <w:t>Label</w:t>
+            </w:r>
+          </w:p>
+        </w:tc>
+        <w:tc>
+          <w:tcPr>
+            <w:tcW w:type="dxa" w:w="1141"/>
+            <w:shd w:fill="EDE9FE"/>
+          </w:tcPr>
+          <w:p>
+            <w:r>
+              <w:rPr>
+                <w:sz w:val="10"/>
+              </w:rPr>
+              <w:t>Type</w:t>
+            </w:r>
+          </w:p>
+        </w:tc>
+        <w:tc>
+          <w:tcPr>
+            <w:tcW w:type="dxa" w:w="1141"/>
+            <w:shd w:fill="EDE9FE"/>
+          </w:tcPr>
+          <w:p>
+            <w:r>
+              <w:rPr>
+                <w:sz w:val="10"/>
+              </w:rPr>
+              <w:t>Action UID</w:t>
+            </w:r>
+          </w:p>
+        </w:tc>
+        <w:tc>
+          <w:tcPr>
+            <w:tcW w:type="dxa" w:w="1141"/>
+            <w:shd w:fill="EDE9FE"/>
+          </w:tcPr>
+          <w:p>
+            <w:r>
+              <w:rPr>
+                <w:sz w:val="10"/>
+              </w:rPr>
+              <w:t>Gate</w:t>
+            </w:r>
+          </w:p>
+        </w:tc>
+        <w:tc>
+          <w:tcPr>
+            <w:tcW w:type="dxa" w:w="1141"/>
+            <w:shd w:fill="EDE9FE"/>
+          </w:tcPr>
+          <w:p>
+            <w:r>
+              <w:rPr>
+                <w:sz w:val="10"/>
+              </w:rPr>
+              <w:t>Permission / Auth Resource</w:t>
+            </w:r>
+          </w:p>
+        </w:tc>
+        <w:tc>
+          <w:tcPr>
+            <w:tcW w:type="dxa" w:w="1141"/>
+            <w:shd w:fill="EDE9FE"/>
+          </w:tcPr>
+          <w:p>
+            <w:r>
+              <w:rPr>
+                <w:sz w:val="10"/>
+              </w:rPr>
+              <w:t>Payload / Schema</w:t>
+            </w:r>
+          </w:p>
+        </w:tc>
+        <w:tc>
+          <w:tcPr>
+            <w:tcW w:type="dxa" w:w="1141"/>
+            <w:shd w:fill="EDE9FE"/>
+          </w:tcPr>
+          <w:p>
+            <w:r>
+              <w:rPr>
+                <w:sz w:val="10"/>
+              </w:rPr>
+              <w:t>Operation</w:t>
+            </w:r>
+          </w:p>
+        </w:tc>
+        <w:tc>
+          <w:tcPr>
+            <w:tcW w:type="dxa" w:w="1141"/>
+            <w:shd w:fill="EDE9FE"/>
+          </w:tcPr>
+          <w:p>
+            <w:r>
+              <w:rPr>
+                <w:sz w:val="10"/>
+              </w:rPr>
+              <w:t>Method / Path</w:t>
+            </w:r>
+          </w:p>
+        </w:tc>
+        <w:tc>
+          <w:tcPr>
+            <w:tcW w:type="dxa" w:w="1141"/>
+            <w:shd w:fill="EDE9FE"/>
+          </w:tcPr>
+          <w:p>
+            <w:r>
+              <w:rPr>
+                <w:sz w:val="10"/>
+              </w:rPr>
+              <w:t>Runtime Owner</w:t>
+            </w:r>
+          </w:p>
+        </w:tc>
+        <w:tc>
+          <w:tcPr>
+            <w:tcW w:type="dxa" w:w="1141"/>
+            <w:shd w:fill="EDE9FE"/>
+          </w:tcPr>
+          <w:p>
+            <w:r>
+              <w:rPr>
+                <w:sz w:val="10"/>
+              </w:rPr>
+              <w:t>Persistence Owner</w:t>
+            </w:r>
+          </w:p>
+        </w:tc>
+        <w:tc>
+          <w:tcPr>
+            <w:tcW w:type="dxa" w:w="1141"/>
+            <w:shd w:fill="EDE9FE"/>
+          </w:tcPr>
+          <w:p>
+            <w:r>
+              <w:rPr>
+                <w:sz w:val="10"/>
+              </w:rPr>
+              <w:t>Runtime Status</w:t>
+            </w:r>
+          </w:p>
+        </w:tc>
+      </w:tr>
+      <w:tr>
+        <w:tc>
+          <w:tcPr>
+            <w:tcW w:type="dxa" w:w="1141"/>
+          </w:tcPr>
+          <w:p>
+            <w:r>
+              <w:rPr>
+                <w:sz w:val="10"/>
+              </w:rPr>
+              <w:t>CTRL-ADMIN-STR-01-ACT-01-ACT-SEARCH</w:t>
+            </w:r>
+          </w:p>
+        </w:tc>
+        <w:tc>
+          <w:tcPr>
+            <w:tcW w:type="dxa" w:w="1141"/>
+          </w:tcPr>
+          <w:p>
+            <w:r>
+              <w:rPr>
+                <w:sz w:val="10"/>
+              </w:rPr>
+              <w:t>EXISTING_SOURCE_UID</w:t>
+            </w:r>
+          </w:p>
+        </w:tc>
+        <w:tc>
+          <w:tcPr>
+            <w:tcW w:type="dxa" w:w="1141"/>
+          </w:tcPr>
+          <w:p>
+            <w:r>
+              <w:rPr>
+                <w:sz w:val="10"/>
+              </w:rPr>
+              <w:t>ACT-SEARCH</w:t>
+            </w:r>
+          </w:p>
+        </w:tc>
+        <w:tc>
+          <w:tcPr>
+            <w:tcW w:type="dxa" w:w="1141"/>
+          </w:tcPr>
+          <w:p>
+            <w:r>
+              <w:rPr>
+                <w:sz w:val="10"/>
+              </w:rPr>
+              <w:t>FORM_MODAL</w:t>
+            </w:r>
+          </w:p>
+        </w:tc>
+        <w:tc>
+          <w:tcPr>
+            <w:tcW w:type="dxa" w:w="1141"/>
+          </w:tcPr>
+          <w:p>
+            <w:r>
+              <w:rPr>
+                <w:sz w:val="10"/>
+              </w:rPr>
+              <w:t>ACT-SEARCH</w:t>
+            </w:r>
+          </w:p>
+        </w:tc>
+        <w:tc>
+          <w:tcPr>
+            <w:tcW w:type="dxa" w:w="1141"/>
+          </w:tcPr>
+          <w:p>
+            <w:r>
+              <w:rPr>
+                <w:sz w:val="10"/>
+              </w:rPr>
+              <w:t>CURRENT_VIEW_AND_SOURCE_ACTION_GATE</w:t>
+            </w:r>
+          </w:p>
+        </w:tc>
+        <w:tc>
+          <w:tcPr>
+            <w:tcW w:type="dxa" w:w="1141"/>
+          </w:tcPr>
+          <w:p>
+            <w:r>
+              <w:rPr>
+                <w:sz w:val="10"/>
+              </w:rPr>
+              <w:t>admin:STR-01::ACT-SEARCH</w:t>
+            </w:r>
+          </w:p>
+        </w:tc>
+        <w:tc>
+          <w:tcPr>
+            <w:tcW w:type="dxa" w:w="1141"/>
+          </w:tcPr>
+          <w:p>
+            <w:r>
+              <w:rPr>
+                <w:sz w:val="10"/>
+              </w:rPr>
+              <w:t>SearchProjectionRequest</w:t>
+            </w:r>
+          </w:p>
+        </w:tc>
+        <w:tc>
+          <w:tcPr>
+            <w:tcW w:type="dxa" w:w="1141"/>
+          </w:tcPr>
+          <w:p>
+            <w:r>
+              <w:rPr>
+                <w:sz w:val="10"/>
+              </w:rPr>
+              <w:t>searchProjection</w:t>
+            </w:r>
+          </w:p>
+        </w:tc>
+        <w:tc>
+          <w:tcPr>
+            <w:tcW w:type="dxa" w:w="1141"/>
+          </w:tcPr>
+          <w:p>
+            <w:r>
+              <w:rPr>
+                <w:sz w:val="10"/>
+              </w:rPr>
+              <w:t>POST /v1/search</w:t>
+            </w:r>
+          </w:p>
+        </w:tc>
+        <w:tc>
+          <w:tcPr>
+            <w:tcW w:type="dxa" w:w="1141"/>
+          </w:tcPr>
+          <w:p>
+            <w:r>
+              <w:rPr>
+                <w:sz w:val="10"/>
+              </w:rPr>
+              <w:t>INFO_COMMAND_RUNTIME</w:t>
+            </w:r>
+          </w:p>
+        </w:tc>
+        <w:tc>
+          <w:tcPr>
+            <w:tcW w:type="dxa" w:w="1141"/>
+          </w:tcPr>
+          <w:p>
+            <w:r>
+              <w:rPr>
+                <w:sz w:val="10"/>
+              </w:rPr>
+              <w:t>—</w:t>
+            </w:r>
+          </w:p>
+        </w:tc>
+        <w:tc>
+          <w:tcPr>
+            <w:tcW w:type="dxa" w:w="1141"/>
+          </w:tcPr>
+          <w:p>
+            <w:r>
+              <w:rPr>
+                <w:sz w:val="10"/>
+              </w:rPr>
+              <w:t>EFFECTFUL_RUNTIME_MATERIALIZED</w:t>
+            </w:r>
+          </w:p>
+        </w:tc>
+      </w:tr>
+      <w:tr>
+        <w:tc>
+          <w:tcPr>
+            <w:tcW w:type="dxa" w:w="1141"/>
+          </w:tcPr>
+          <w:p>
+            <w:r>
+              <w:rPr>
+                <w:sz w:val="10"/>
+              </w:rPr>
+              <w:t>CTRL-ADMIN-STR-01-ACT-02-ACT-REFRESH</w:t>
+            </w:r>
+          </w:p>
+        </w:tc>
+        <w:tc>
+          <w:tcPr>
+            <w:tcW w:type="dxa" w:w="1141"/>
+          </w:tcPr>
+          <w:p>
+            <w:r>
+              <w:rPr>
+                <w:sz w:val="10"/>
+              </w:rPr>
+              <w:t>EXISTING_SOURCE_UID</w:t>
+            </w:r>
+          </w:p>
+        </w:tc>
+        <w:tc>
+          <w:tcPr>
+            <w:tcW w:type="dxa" w:w="1141"/>
+          </w:tcPr>
+          <w:p>
+            <w:r>
+              <w:rPr>
+                <w:sz w:val="10"/>
+              </w:rPr>
+              <w:t>ACT-REFRESH</w:t>
+            </w:r>
+          </w:p>
+        </w:tc>
+        <w:tc>
+          <w:tcPr>
+            <w:tcW w:type="dxa" w:w="1141"/>
+          </w:tcPr>
+          <w:p>
+            <w:r>
+              <w:rPr>
+                <w:sz w:val="10"/>
+              </w:rPr>
+              <w:t>FORM_MODAL</w:t>
+            </w:r>
+          </w:p>
+        </w:tc>
+        <w:tc>
+          <w:tcPr>
+            <w:tcW w:type="dxa" w:w="1141"/>
+          </w:tcPr>
+          <w:p>
+            <w:r>
+              <w:rPr>
+                <w:sz w:val="10"/>
+              </w:rPr>
+              <w:t>ACT-REFRESH</w:t>
+            </w:r>
+          </w:p>
+        </w:tc>
+        <w:tc>
+          <w:tcPr>
+            <w:tcW w:type="dxa" w:w="1141"/>
+          </w:tcPr>
+          <w:p>
+            <w:r>
+              <w:rPr>
+                <w:sz w:val="10"/>
+              </w:rPr>
+              <w:t>CURRENT_VIEW_AND_SOURCE_ACTION_GATE</w:t>
+            </w:r>
+          </w:p>
+        </w:tc>
+        <w:tc>
+          <w:tcPr>
+            <w:tcW w:type="dxa" w:w="1141"/>
+          </w:tcPr>
+          <w:p>
+            <w:r>
+              <w:rPr>
+                <w:sz w:val="10"/>
+              </w:rPr>
+              <w:t>admin:STR-01::ACT-REFRESH</w:t>
+            </w:r>
+          </w:p>
+        </w:tc>
+        <w:tc>
+          <w:tcPr>
+            <w:tcW w:type="dxa" w:w="1141"/>
+          </w:tcPr>
+          <w:p>
+            <w:r>
+              <w:rPr>
+                <w:sz w:val="10"/>
+              </w:rPr>
+              <w:t>RefreshProjectionRequest</w:t>
+            </w:r>
+          </w:p>
+        </w:tc>
+        <w:tc>
+          <w:tcPr>
+            <w:tcW w:type="dxa" w:w="1141"/>
+          </w:tcPr>
+          <w:p>
+            <w:r>
+              <w:rPr>
+                <w:sz w:val="10"/>
+              </w:rPr>
+              <w:t>refreshProjection</w:t>
+            </w:r>
+          </w:p>
+        </w:tc>
+        <w:tc>
+          <w:tcPr>
+            <w:tcW w:type="dxa" w:w="1141"/>
+          </w:tcPr>
+          <w:p>
+            <w:r>
+              <w:rPr>
+                <w:sz w:val="10"/>
+              </w:rPr>
+              <w:t>POST /v1/projections/refresh</w:t>
+            </w:r>
+          </w:p>
+        </w:tc>
+        <w:tc>
+          <w:tcPr>
+            <w:tcW w:type="dxa" w:w="1141"/>
+          </w:tcPr>
+          <w:p>
+            <w:r>
+              <w:rPr>
+                <w:sz w:val="10"/>
+              </w:rPr>
+              <w:t>INFO_COMMAND_RUNTIME</w:t>
+            </w:r>
+          </w:p>
+        </w:tc>
+        <w:tc>
+          <w:tcPr>
+            <w:tcW w:type="dxa" w:w="1141"/>
+          </w:tcPr>
+          <w:p>
+            <w:r>
+              <w:rPr>
+                <w:sz w:val="10"/>
+              </w:rPr>
+              <w:t>—</w:t>
+            </w:r>
+          </w:p>
+        </w:tc>
+        <w:tc>
+          <w:tcPr>
+            <w:tcW w:type="dxa" w:w="1141"/>
+          </w:tcPr>
+          <w:p>
+            <w:r>
+              <w:rPr>
+                <w:sz w:val="10"/>
+              </w:rPr>
+              <w:t>EFFECTFUL_RUNTIME_MATERIALIZED</w:t>
+            </w:r>
+          </w:p>
+        </w:tc>
+      </w:tr>
+      <w:tr>
+        <w:tc>
+          <w:tcPr>
+            <w:tcW w:type="dxa" w:w="1141"/>
+          </w:tcPr>
+          <w:p>
+            <w:r>
+              <w:rPr>
+                <w:sz w:val="10"/>
+              </w:rPr>
+              <w:t>CTRL-ADMIN-STR-01-ACT-03-ACT-NAV-OPEN</w:t>
+            </w:r>
+          </w:p>
+        </w:tc>
+        <w:tc>
+          <w:tcPr>
+            <w:tcW w:type="dxa" w:w="1141"/>
+          </w:tcPr>
+          <w:p>
+            <w:r>
+              <w:rPr>
+                <w:sz w:val="10"/>
+              </w:rPr>
+              <w:t>EXISTING_SOURCE_UID</w:t>
+            </w:r>
+          </w:p>
+        </w:tc>
+        <w:tc>
+          <w:tcPr>
+            <w:tcW w:type="dxa" w:w="1141"/>
+          </w:tcPr>
+          <w:p>
+            <w:r>
+              <w:rPr>
+                <w:sz w:val="10"/>
+              </w:rPr>
+              <w:t>ACT-NAV-OPEN</w:t>
+            </w:r>
+          </w:p>
+        </w:tc>
+        <w:tc>
+          <w:tcPr>
+            <w:tcW w:type="dxa" w:w="1141"/>
+          </w:tcPr>
+          <w:p>
+            <w:r>
+              <w:rPr>
+                <w:sz w:val="10"/>
+              </w:rPr>
+              <w:t>DRAWER</w:t>
+            </w:r>
+          </w:p>
+        </w:tc>
+        <w:tc>
+          <w:tcPr>
+            <w:tcW w:type="dxa" w:w="1141"/>
+          </w:tcPr>
+          <w:p>
+            <w:r>
+              <w:rPr>
+                <w:sz w:val="10"/>
+              </w:rPr>
+              <w:t>ACT-NAV-OPEN</w:t>
+            </w:r>
+          </w:p>
+        </w:tc>
+        <w:tc>
+          <w:tcPr>
+            <w:tcW w:type="dxa" w:w="1141"/>
+          </w:tcPr>
+          <w:p>
+            <w:r>
+              <w:rPr>
+                <w:sz w:val="10"/>
+              </w:rPr>
+              <w:t>CURRENT_VIEW_AND_SOURCE_ACTION_GATE</w:t>
+            </w:r>
+          </w:p>
+        </w:tc>
+        <w:tc>
+          <w:tcPr>
+            <w:tcW w:type="dxa" w:w="1141"/>
+          </w:tcPr>
+          <w:p>
+            <w:r>
+              <w:rPr>
+                <w:sz w:val="10"/>
+              </w:rPr>
+              <w:t>admin:STR-01::ACT-NAV-OPEN</w:t>
+            </w:r>
+          </w:p>
+        </w:tc>
+        <w:tc>
+          <w:tcPr>
+            <w:tcW w:type="dxa" w:w="1141"/>
+          </w:tcPr>
+          <w:p>
+            <w:r>
+              <w:rPr>
+                <w:sz w:val="10"/>
+              </w:rPr>
+              <w:t>—</w:t>
+            </w:r>
+          </w:p>
+        </w:tc>
+        <w:tc>
+          <w:tcPr>
+            <w:tcW w:type="dxa" w:w="1141"/>
+          </w:tcPr>
+          <w:p>
+            <w:r>
+              <w:rPr>
+                <w:sz w:val="10"/>
+              </w:rPr>
+              <w:t>getUiProjection</w:t>
+            </w:r>
+          </w:p>
+        </w:tc>
+        <w:tc>
+          <w:tcPr>
+            <w:tcW w:type="dxa" w:w="1141"/>
+          </w:tcPr>
+          <w:p>
+            <w:r>
+              <w:rPr>
+                <w:sz w:val="10"/>
+              </w:rPr>
+              <w:t>GET /v1/ui-projections/{pageUid}</w:t>
+            </w:r>
+          </w:p>
+        </w:tc>
+        <w:tc>
+          <w:tcPr>
+            <w:tcW w:type="dxa" w:w="1141"/>
+          </w:tcPr>
+          <w:p>
+            <w:r>
+              <w:rPr>
+                <w:sz w:val="10"/>
+              </w:rPr>
+              <w:t>—</w:t>
+            </w:r>
+          </w:p>
+        </w:tc>
+        <w:tc>
+          <w:tcPr>
+            <w:tcW w:type="dxa" w:w="1141"/>
+          </w:tcPr>
+          <w:p>
+            <w:r>
+              <w:rPr>
+                <w:sz w:val="10"/>
+              </w:rPr>
+              <w:t>—</w:t>
+            </w:r>
+          </w:p>
+        </w:tc>
+        <w:tc>
+          <w:tcPr>
+            <w:tcW w:type="dxa" w:w="1141"/>
+          </w:tcPr>
+          <w:p>
+            <w:r>
+              <w:rPr>
+                <w:sz w:val="10"/>
+              </w:rPr>
+              <w:t>READ_EXACT</w:t>
+            </w:r>
+          </w:p>
+        </w:tc>
+      </w:tr>
+      <w:tr>
+        <w:tc>
+          <w:tcPr>
+            <w:tcW w:type="dxa" w:w="1141"/>
+          </w:tcPr>
+          <w:p>
+            <w:r>
+              <w:rPr>
+                <w:sz w:val="10"/>
+              </w:rPr>
+              <w:t>CTRL-ADMIN-STR-02-ACT-01-ACT-CONFIGURE</w:t>
+            </w:r>
+          </w:p>
+        </w:tc>
+        <w:tc>
+          <w:tcPr>
+            <w:tcW w:type="dxa" w:w="1141"/>
+          </w:tcPr>
+          <w:p>
+            <w:r>
+              <w:rPr>
+                <w:sz w:val="10"/>
+              </w:rPr>
+              <w:t>EXISTING_SOURCE_UID</w:t>
+            </w:r>
+          </w:p>
+        </w:tc>
+        <w:tc>
+          <w:tcPr>
+            <w:tcW w:type="dxa" w:w="1141"/>
+          </w:tcPr>
+          <w:p>
+            <w:r>
+              <w:rPr>
+                <w:sz w:val="10"/>
+              </w:rPr>
+              <w:t>ACT-CONFIGURE</w:t>
+            </w:r>
+          </w:p>
+        </w:tc>
+        <w:tc>
+          <w:tcPr>
+            <w:tcW w:type="dxa" w:w="1141"/>
+          </w:tcPr>
+          <w:p>
+            <w:r>
+              <w:rPr>
+                <w:sz w:val="10"/>
+              </w:rPr>
+              <w:t>FORM_MODAL</w:t>
+            </w:r>
+          </w:p>
+        </w:tc>
+        <w:tc>
+          <w:tcPr>
+            <w:tcW w:type="dxa" w:w="1141"/>
+          </w:tcPr>
+          <w:p>
+            <w:r>
+              <w:rPr>
+                <w:sz w:val="10"/>
+              </w:rPr>
+              <w:t>ACT-CONFIGURE</w:t>
+            </w:r>
+          </w:p>
+        </w:tc>
+        <w:tc>
+          <w:tcPr>
+            <w:tcW w:type="dxa" w:w="1141"/>
+          </w:tcPr>
+          <w:p>
+            <w:r>
+              <w:rPr>
+                <w:sz w:val="10"/>
+              </w:rPr>
+              <w:t>CURRENT_VIEW_AND_SOURCE_ACTION_GATE</w:t>
+            </w:r>
+          </w:p>
+        </w:tc>
+        <w:tc>
+          <w:tcPr>
+            <w:tcW w:type="dxa" w:w="1141"/>
+          </w:tcPr>
+          <w:p>
+            <w:r>
+              <w:rPr>
+                <w:sz w:val="10"/>
+              </w:rPr>
+              <w:t>admin:STR-02::ACT-CONFIGURE</w:t>
+            </w:r>
+          </w:p>
+        </w:tc>
+        <w:tc>
+          <w:tcPr>
+            <w:tcW w:type="dxa" w:w="1141"/>
+          </w:tcPr>
+          <w:p>
+            <w:r>
+              <w:rPr>
+                <w:sz w:val="10"/>
+              </w:rPr>
+              <w:t>ConfigureGovernedResourceRequest</w:t>
+            </w:r>
+          </w:p>
+        </w:tc>
+        <w:tc>
+          <w:tcPr>
+            <w:tcW w:type="dxa" w:w="1141"/>
+          </w:tcPr>
+          <w:p>
+            <w:r>
+              <w:rPr>
+                <w:sz w:val="10"/>
+              </w:rPr>
+              <w:t>configureGovernedResource</w:t>
+            </w:r>
+          </w:p>
+        </w:tc>
+        <w:tc>
+          <w:tcPr>
+            <w:tcW w:type="dxa" w:w="1141"/>
+          </w:tcPr>
+          <w:p>
+            <w:r>
+              <w:rPr>
+                <w:sz w:val="10"/>
+              </w:rPr>
+              <w:t>PATCH /v1/governance/resources/{id}</w:t>
+            </w:r>
+          </w:p>
+        </w:tc>
+        <w:tc>
+          <w:tcPr>
+            <w:tcW w:type="dxa" w:w="1141"/>
+          </w:tcPr>
+          <w:p>
+            <w:r>
+              <w:rPr>
+                <w:sz w:val="10"/>
+              </w:rPr>
+              <w:t>IAM_RUNTIME</w:t>
+            </w:r>
+          </w:p>
+        </w:tc>
+        <w:tc>
+          <w:tcPr>
+            <w:tcW w:type="dxa" w:w="1141"/>
+          </w:tcPr>
+          <w:p>
+            <w:r>
+              <w:rPr>
+                <w:sz w:val="10"/>
+              </w:rPr>
+              <w:t>—</w:t>
+            </w:r>
+          </w:p>
+        </w:tc>
+        <w:tc>
+          <w:tcPr>
+            <w:tcW w:type="dxa" w:w="1141"/>
+          </w:tcPr>
+          <w:p>
+            <w:r>
+              <w:rPr>
+                <w:sz w:val="10"/>
+              </w:rPr>
+              <w:t>EFFECTFUL_RUNTIME_MATERIALIZED</w:t>
+            </w:r>
+          </w:p>
+        </w:tc>
+      </w:tr>
+      <w:tr>
+        <w:tc>
+          <w:tcPr>
+            <w:tcW w:type="dxa" w:w="1141"/>
+          </w:tcPr>
+          <w:p>
+            <w:r>
+              <w:rPr>
+                <w:sz w:val="10"/>
+              </w:rPr>
+              <w:t>CTRL-ADMIN-STR-02-ACT-02-ACT-APPROVE</w:t>
+            </w:r>
+          </w:p>
+        </w:tc>
+        <w:tc>
+          <w:tcPr>
+            <w:tcW w:type="dxa" w:w="1141"/>
+          </w:tcPr>
+          <w:p>
+            <w:r>
+              <w:rPr>
+                <w:sz w:val="10"/>
+              </w:rPr>
+              <w:t>EXISTING_SOURCE_UID</w:t>
+            </w:r>
+          </w:p>
+        </w:tc>
+        <w:tc>
+          <w:tcPr>
+            <w:tcW w:type="dxa" w:w="1141"/>
+          </w:tcPr>
+          <w:p>
+            <w:r>
+              <w:rPr>
+                <w:sz w:val="10"/>
+              </w:rPr>
+              <w:t>ACT-APPROVE</w:t>
+            </w:r>
+          </w:p>
+        </w:tc>
+        <w:tc>
+          <w:tcPr>
+            <w:tcW w:type="dxa" w:w="1141"/>
+          </w:tcPr>
+          <w:p>
+            <w:r>
+              <w:rPr>
+                <w:sz w:val="10"/>
+              </w:rPr>
+              <w:t>FORM_MODAL</w:t>
+            </w:r>
+          </w:p>
+        </w:tc>
+        <w:tc>
+          <w:tcPr>
+            <w:tcW w:type="dxa" w:w="1141"/>
+          </w:tcPr>
+          <w:p>
+            <w:r>
+              <w:rPr>
+                <w:sz w:val="10"/>
+              </w:rPr>
+              <w:t>ACT-APPROVE</w:t>
+            </w:r>
+          </w:p>
+        </w:tc>
+        <w:tc>
+          <w:tcPr>
+            <w:tcW w:type="dxa" w:w="1141"/>
+          </w:tcPr>
+          <w:p>
+            <w:r>
+              <w:rPr>
+                <w:sz w:val="10"/>
+              </w:rPr>
+              <w:t>CURRENT_VIEW_AND_SOURCE_ACTION_GATE</w:t>
+            </w:r>
+          </w:p>
+        </w:tc>
+        <w:tc>
+          <w:tcPr>
+            <w:tcW w:type="dxa" w:w="1141"/>
+          </w:tcPr>
+          <w:p>
+            <w:r>
+              <w:rPr>
+                <w:sz w:val="10"/>
+              </w:rPr>
+              <w:t>admin:STR-02::ACT-APPROVE</w:t>
+            </w:r>
+          </w:p>
+        </w:tc>
+        <w:tc>
+          <w:tcPr>
+            <w:tcW w:type="dxa" w:w="1141"/>
+          </w:tcPr>
+          <w:p>
+            <w:r>
+              <w:rPr>
+                <w:sz w:val="10"/>
+              </w:rPr>
+              <w:t>ApproveGovernedResourceRequest</w:t>
+            </w:r>
+          </w:p>
+        </w:tc>
+        <w:tc>
+          <w:tcPr>
+            <w:tcW w:type="dxa" w:w="1141"/>
+          </w:tcPr>
+          <w:p>
+            <w:r>
+              <w:rPr>
+                <w:sz w:val="10"/>
+              </w:rPr>
+              <w:t>approveGovernedResource</w:t>
+            </w:r>
+          </w:p>
+        </w:tc>
+        <w:tc>
+          <w:tcPr>
+            <w:tcW w:type="dxa" w:w="1141"/>
+          </w:tcPr>
+          <w:p>
+            <w:r>
+              <w:rPr>
+                <w:sz w:val="10"/>
+              </w:rPr>
+              <w:t>POST /v1/governance/resources/{id}/approve</w:t>
+            </w:r>
+          </w:p>
+        </w:tc>
+        <w:tc>
+          <w:tcPr>
+            <w:tcW w:type="dxa" w:w="1141"/>
+          </w:tcPr>
+          <w:p>
+            <w:r>
+              <w:rPr>
+                <w:sz w:val="10"/>
+              </w:rPr>
+              <w:t>IAM_RUNTIME</w:t>
+            </w:r>
+          </w:p>
+        </w:tc>
+        <w:tc>
+          <w:tcPr>
+            <w:tcW w:type="dxa" w:w="1141"/>
+          </w:tcPr>
+          <w:p>
+            <w:r>
+              <w:rPr>
+                <w:sz w:val="10"/>
+              </w:rPr>
+              <w:t>—</w:t>
+            </w:r>
+          </w:p>
+        </w:tc>
+        <w:tc>
+          <w:tcPr>
+            <w:tcW w:type="dxa" w:w="1141"/>
+          </w:tcPr>
+          <w:p>
+            <w:r>
+              <w:rPr>
+                <w:sz w:val="10"/>
+              </w:rPr>
+              <w:t>EFFECTFUL_RUNTIME_MATERIALIZED</w:t>
+            </w:r>
+          </w:p>
+        </w:tc>
+      </w:tr>
+      <w:tr>
+        <w:tc>
+          <w:tcPr>
+            <w:tcW w:type="dxa" w:w="1141"/>
+          </w:tcPr>
+          <w:p>
+            <w:r>
+              <w:rPr>
+                <w:sz w:val="10"/>
+              </w:rPr>
+              <w:t>CTRL-ADMIN-STR-02-ACT-03-ACT-NAV-OPEN</w:t>
+            </w:r>
+          </w:p>
+        </w:tc>
+        <w:tc>
+          <w:tcPr>
+            <w:tcW w:type="dxa" w:w="1141"/>
+          </w:tcPr>
+          <w:p>
+            <w:r>
+              <w:rPr>
+                <w:sz w:val="10"/>
+              </w:rPr>
+              <w:t>EXISTING_SOURCE_UID</w:t>
+            </w:r>
+          </w:p>
+        </w:tc>
+        <w:tc>
+          <w:tcPr>
+            <w:tcW w:type="dxa" w:w="1141"/>
+          </w:tcPr>
+          <w:p>
+            <w:r>
+              <w:rPr>
+                <w:sz w:val="10"/>
+              </w:rPr>
+              <w:t>ACT-NAV-OPEN</w:t>
+            </w:r>
+          </w:p>
+        </w:tc>
+        <w:tc>
+          <w:tcPr>
+            <w:tcW w:type="dxa" w:w="1141"/>
+          </w:tcPr>
+          <w:p>
+            <w:r>
+              <w:rPr>
+                <w:sz w:val="10"/>
+              </w:rPr>
+              <w:t>DRAWER</w:t>
+            </w:r>
+          </w:p>
+        </w:tc>
+        <w:tc>
+          <w:tcPr>
+            <w:tcW w:type="dxa" w:w="1141"/>
+          </w:tcPr>
+          <w:p>
+            <w:r>
+              <w:rPr>
+                <w:sz w:val="10"/>
+              </w:rPr>
+              <w:t>ACT-NAV-OPEN</w:t>
+            </w:r>
+          </w:p>
+        </w:tc>
+        <w:tc>
+          <w:tcPr>
+            <w:tcW w:type="dxa" w:w="1141"/>
+          </w:tcPr>
+          <w:p>
+            <w:r>
+              <w:rPr>
+                <w:sz w:val="10"/>
+              </w:rPr>
+              <w:t>CURRENT_VIEW_AND_SOURCE_ACTION_GATE</w:t>
+            </w:r>
+          </w:p>
+        </w:tc>
+        <w:tc>
+          <w:tcPr>
+            <w:tcW w:type="dxa" w:w="1141"/>
+          </w:tcPr>
+          <w:p>
+            <w:r>
+              <w:rPr>
+                <w:sz w:val="10"/>
+              </w:rPr>
+              <w:t>admin:STR-02::ACT-NAV-OPEN</w:t>
+            </w:r>
+          </w:p>
+        </w:tc>
+        <w:tc>
+          <w:tcPr>
+            <w:tcW w:type="dxa" w:w="1141"/>
+          </w:tcPr>
+          <w:p>
+            <w:r>
+              <w:rPr>
+                <w:sz w:val="10"/>
+              </w:rPr>
+              <w:t>—</w:t>
+            </w:r>
+          </w:p>
+        </w:tc>
+        <w:tc>
+          <w:tcPr>
+            <w:tcW w:type="dxa" w:w="1141"/>
+          </w:tcPr>
+          <w:p>
+            <w:r>
+              <w:rPr>
+                <w:sz w:val="10"/>
+              </w:rPr>
+              <w:t>getUiProjection</w:t>
+            </w:r>
+          </w:p>
+        </w:tc>
+        <w:tc>
+          <w:tcPr>
+            <w:tcW w:type="dxa" w:w="1141"/>
+          </w:tcPr>
+          <w:p>
+            <w:r>
+              <w:rPr>
+                <w:sz w:val="10"/>
+              </w:rPr>
+              <w:t>GET /v1/ui-projections/{pageUid}</w:t>
+            </w:r>
+          </w:p>
+        </w:tc>
+        <w:tc>
+          <w:tcPr>
+            <w:tcW w:type="dxa" w:w="1141"/>
+          </w:tcPr>
+          <w:p>
+            <w:r>
+              <w:rPr>
+                <w:sz w:val="10"/>
+              </w:rPr>
+              <w:t>—</w:t>
+            </w:r>
+          </w:p>
+        </w:tc>
+        <w:tc>
+          <w:tcPr>
+            <w:tcW w:type="dxa" w:w="1141"/>
+          </w:tcPr>
+          <w:p>
+            <w:r>
+              <w:rPr>
+                <w:sz w:val="10"/>
+              </w:rPr>
+              <w:t>—</w:t>
+            </w:r>
+          </w:p>
+        </w:tc>
+        <w:tc>
+          <w:tcPr>
+            <w:tcW w:type="dxa" w:w="1141"/>
+          </w:tcPr>
+          <w:p>
+            <w:r>
+              <w:rPr>
+                <w:sz w:val="10"/>
+              </w:rPr>
+              <w:t>READ_EXACT</w:t>
+            </w:r>
+          </w:p>
+        </w:tc>
+      </w:tr>
+      <w:tr>
+        <w:tc>
+          <w:tcPr>
+            <w:tcW w:type="dxa" w:w="1141"/>
+          </w:tcPr>
+          <w:p>
+            <w:r>
+              <w:rPr>
+                <w:sz w:val="10"/>
+              </w:rPr>
+              <w:t>CTRL-ADMIN-STR-03-ACT-01-ACT-DRAFT-SAVE</w:t>
+            </w:r>
+          </w:p>
+        </w:tc>
+        <w:tc>
+          <w:tcPr>
+            <w:tcW w:type="dxa" w:w="1141"/>
+          </w:tcPr>
+          <w:p>
+            <w:r>
+              <w:rPr>
+                <w:sz w:val="10"/>
+              </w:rPr>
+              <w:t>EXISTING_SOURCE_UID</w:t>
+            </w:r>
+          </w:p>
+        </w:tc>
+        <w:tc>
+          <w:tcPr>
+            <w:tcW w:type="dxa" w:w="1141"/>
+          </w:tcPr>
+          <w:p>
+            <w:r>
+              <w:rPr>
+                <w:sz w:val="10"/>
+              </w:rPr>
+              <w:t>ACT-DRAFT-SAVE</w:t>
+            </w:r>
+          </w:p>
+        </w:tc>
+        <w:tc>
+          <w:tcPr>
+            <w:tcW w:type="dxa" w:w="1141"/>
+          </w:tcPr>
+          <w:p>
+            <w:r>
+              <w:rPr>
+                <w:sz w:val="10"/>
+              </w:rPr>
+              <w:t>FORM_MODAL</w:t>
+            </w:r>
+          </w:p>
+        </w:tc>
+        <w:tc>
+          <w:tcPr>
+            <w:tcW w:type="dxa" w:w="1141"/>
+          </w:tcPr>
+          <w:p>
+            <w:r>
+              <w:rPr>
+                <w:sz w:val="10"/>
+              </w:rPr>
+              <w:t>ACT-DRAFT-SAVE</w:t>
+            </w:r>
+          </w:p>
+        </w:tc>
+        <w:tc>
+          <w:tcPr>
+            <w:tcW w:type="dxa" w:w="1141"/>
+          </w:tcPr>
+          <w:p>
+            <w:r>
+              <w:rPr>
+                <w:sz w:val="10"/>
+              </w:rPr>
+              <w:t>CURRENT_VIEW_AND_SOURCE_ACTION_GATE</w:t>
+            </w:r>
+          </w:p>
+        </w:tc>
+        <w:tc>
+          <w:tcPr>
+            <w:tcW w:type="dxa" w:w="1141"/>
+          </w:tcPr>
+          <w:p>
+            <w:r>
+              <w:rPr>
+                <w:sz w:val="10"/>
+              </w:rPr>
+              <w:t>admin:STR-03::ACT-DRAFT-SAVE</w:t>
+            </w:r>
+          </w:p>
+        </w:tc>
+        <w:tc>
+          <w:tcPr>
+            <w:tcW w:type="dxa" w:w="1141"/>
+          </w:tcPr>
+          <w:p>
+            <w:r>
+              <w:rPr>
+                <w:sz w:val="10"/>
+              </w:rPr>
+              <w:t>SaveDraftRequest</w:t>
+            </w:r>
+          </w:p>
+        </w:tc>
+        <w:tc>
+          <w:tcPr>
+            <w:tcW w:type="dxa" w:w="1141"/>
+          </w:tcPr>
+          <w:p>
+            <w:r>
+              <w:rPr>
+                <w:sz w:val="10"/>
+              </w:rPr>
+              <w:t>saveDraft</w:t>
+            </w:r>
+          </w:p>
+        </w:tc>
+        <w:tc>
+          <w:tcPr>
+            <w:tcW w:type="dxa" w:w="1141"/>
+          </w:tcPr>
+          <w:p>
+            <w:r>
+              <w:rPr>
+                <w:sz w:val="10"/>
+              </w:rPr>
+              <w:t>POST /v1/drafts</w:t>
+            </w:r>
+          </w:p>
+        </w:tc>
+        <w:tc>
+          <w:tcPr>
+            <w:tcW w:type="dxa" w:w="1141"/>
+          </w:tcPr>
+          <w:p>
+            <w:r>
+              <w:rPr>
+                <w:sz w:val="10"/>
+              </w:rPr>
+              <w:t>IAM_RUNTIME</w:t>
+            </w:r>
+          </w:p>
+        </w:tc>
+        <w:tc>
+          <w:tcPr>
+            <w:tcW w:type="dxa" w:w="1141"/>
+          </w:tcPr>
+          <w:p>
+            <w:r>
+              <w:rPr>
+                <w:sz w:val="10"/>
+              </w:rPr>
+              <w:t>—</w:t>
+            </w:r>
+          </w:p>
+        </w:tc>
+        <w:tc>
+          <w:tcPr>
+            <w:tcW w:type="dxa" w:w="1141"/>
+          </w:tcPr>
+          <w:p>
+            <w:r>
+              <w:rPr>
+                <w:sz w:val="10"/>
+              </w:rPr>
+              <w:t>SPEC_EXACT_RUNTIME_BLOCKED</w:t>
+            </w:r>
+          </w:p>
+        </w:tc>
+      </w:tr>
+      <w:tr>
+        <w:tc>
+          <w:tcPr>
+            <w:tcW w:type="dxa" w:w="1141"/>
+          </w:tcPr>
+          <w:p>
+            <w:r>
+              <w:rPr>
+                <w:sz w:val="10"/>
+              </w:rPr>
+              <w:t>CTRL-ADMIN-STR-03-ACT-02-ACT-APPROVE</w:t>
+            </w:r>
+          </w:p>
+        </w:tc>
+        <w:tc>
+          <w:tcPr>
+            <w:tcW w:type="dxa" w:w="1141"/>
+          </w:tcPr>
+          <w:p>
+            <w:r>
+              <w:rPr>
+                <w:sz w:val="10"/>
+              </w:rPr>
+              <w:t>EXISTING_SOURCE_UID</w:t>
+            </w:r>
+          </w:p>
+        </w:tc>
+        <w:tc>
+          <w:tcPr>
+            <w:tcW w:type="dxa" w:w="1141"/>
+          </w:tcPr>
+          <w:p>
+            <w:r>
+              <w:rPr>
+                <w:sz w:val="10"/>
+              </w:rPr>
+              <w:t>ACT-APPROVE</w:t>
+            </w:r>
+          </w:p>
+        </w:tc>
+        <w:tc>
+          <w:tcPr>
+            <w:tcW w:type="dxa" w:w="1141"/>
+          </w:tcPr>
+          <w:p>
+            <w:r>
+              <w:rPr>
+                <w:sz w:val="10"/>
+              </w:rPr>
+              <w:t>FORM_MODAL</w:t>
+            </w:r>
+          </w:p>
+        </w:tc>
+        <w:tc>
+          <w:tcPr>
+            <w:tcW w:type="dxa" w:w="1141"/>
+          </w:tcPr>
+          <w:p>
+            <w:r>
+              <w:rPr>
+                <w:sz w:val="10"/>
+              </w:rPr>
+              <w:t>ACT-APPROVE</w:t>
+            </w:r>
+          </w:p>
+        </w:tc>
+        <w:tc>
+          <w:tcPr>
+            <w:tcW w:type="dxa" w:w="1141"/>
+          </w:tcPr>
+          <w:p>
+            <w:r>
+              <w:rPr>
+                <w:sz w:val="10"/>
+              </w:rPr>
+              <w:t>CURRENT_VIEW_AND_SOURCE_ACTION_GATE</w:t>
+            </w:r>
+          </w:p>
+        </w:tc>
+        <w:tc>
+          <w:tcPr>
+            <w:tcW w:type="dxa" w:w="1141"/>
+          </w:tcPr>
+          <w:p>
+            <w:r>
+              <w:rPr>
+                <w:sz w:val="10"/>
+              </w:rPr>
+              <w:t>admin:STR-03::ACT-APPROVE</w:t>
+            </w:r>
+          </w:p>
+        </w:tc>
+        <w:tc>
+          <w:tcPr>
+            <w:tcW w:type="dxa" w:w="1141"/>
+          </w:tcPr>
+          <w:p>
+            <w:r>
+              <w:rPr>
+                <w:sz w:val="10"/>
+              </w:rPr>
+              <w:t>ApproveGovernedResourceRequest</w:t>
+            </w:r>
+          </w:p>
+        </w:tc>
+        <w:tc>
+          <w:tcPr>
+            <w:tcW w:type="dxa" w:w="1141"/>
+          </w:tcPr>
+          <w:p>
+            <w:r>
+              <w:rPr>
+                <w:sz w:val="10"/>
+              </w:rPr>
+              <w:t>approveGovernedResource</w:t>
+            </w:r>
+          </w:p>
+        </w:tc>
+        <w:tc>
+          <w:tcPr>
+            <w:tcW w:type="dxa" w:w="1141"/>
+          </w:tcPr>
+          <w:p>
+            <w:r>
+              <w:rPr>
+                <w:sz w:val="10"/>
+              </w:rPr>
+              <w:t>POST /v1/governance/resources/{id}/approve</w:t>
+            </w:r>
+          </w:p>
+        </w:tc>
+        <w:tc>
+          <w:tcPr>
+            <w:tcW w:type="dxa" w:w="1141"/>
+          </w:tcPr>
+          <w:p>
+            <w:r>
+              <w:rPr>
+                <w:sz w:val="10"/>
+              </w:rPr>
+              <w:t>IAM_RUNTIME</w:t>
+            </w:r>
+          </w:p>
+        </w:tc>
+        <w:tc>
+          <w:tcPr>
+            <w:tcW w:type="dxa" w:w="1141"/>
+          </w:tcPr>
+          <w:p>
+            <w:r>
+              <w:rPr>
+                <w:sz w:val="10"/>
+              </w:rPr>
+              <w:t>—</w:t>
+            </w:r>
+          </w:p>
+        </w:tc>
+        <w:tc>
+          <w:tcPr>
+            <w:tcW w:type="dxa" w:w="1141"/>
+          </w:tcPr>
+          <w:p>
+            <w:r>
+              <w:rPr>
+                <w:sz w:val="10"/>
+              </w:rPr>
+              <w:t>EFFECTFUL_RUNTIME_MATERIALIZED</w:t>
+            </w:r>
+          </w:p>
+        </w:tc>
+      </w:tr>
+      <w:tr>
+        <w:tc>
+          <w:tcPr>
+            <w:tcW w:type="dxa" w:w="1141"/>
+          </w:tcPr>
+          <w:p>
+            <w:r>
+              <w:rPr>
+                <w:sz w:val="10"/>
+              </w:rPr>
+              <w:t>CTRL-ADMIN-STR-03-ACT-03-ACT-NAV-OPEN</w:t>
+            </w:r>
+          </w:p>
+        </w:tc>
+        <w:tc>
+          <w:tcPr>
+            <w:tcW w:type="dxa" w:w="1141"/>
+          </w:tcPr>
+          <w:p>
+            <w:r>
+              <w:rPr>
+                <w:sz w:val="10"/>
+              </w:rPr>
+              <w:t>EXISTING_SOURCE_UID</w:t>
+            </w:r>
+          </w:p>
+        </w:tc>
+        <w:tc>
+          <w:tcPr>
+            <w:tcW w:type="dxa" w:w="1141"/>
+          </w:tcPr>
+          <w:p>
+            <w:r>
+              <w:rPr>
+                <w:sz w:val="10"/>
+              </w:rPr>
+              <w:t>ACT-NAV-OPEN</w:t>
+            </w:r>
+          </w:p>
+        </w:tc>
+        <w:tc>
+          <w:tcPr>
+            <w:tcW w:type="dxa" w:w="1141"/>
+          </w:tcPr>
+          <w:p>
+            <w:r>
+              <w:rPr>
+                <w:sz w:val="10"/>
+              </w:rPr>
+              <w:t>DRAWER</w:t>
+            </w:r>
+          </w:p>
+        </w:tc>
+        <w:tc>
+          <w:tcPr>
+            <w:tcW w:type="dxa" w:w="1141"/>
+          </w:tcPr>
+          <w:p>
+            <w:r>
+              <w:rPr>
+                <w:sz w:val="10"/>
+              </w:rPr>
+              <w:t>ACT-NAV-OPEN</w:t>
+            </w:r>
+          </w:p>
+        </w:tc>
+        <w:tc>
+          <w:tcPr>
+            <w:tcW w:type="dxa" w:w="1141"/>
+          </w:tcPr>
+          <w:p>
+            <w:r>
+              <w:rPr>
+                <w:sz w:val="10"/>
+              </w:rPr>
+              <w:t>CURRENT_VIEW_AND_SOURCE_ACTION_GATE</w:t>
+            </w:r>
+          </w:p>
+        </w:tc>
+        <w:tc>
+          <w:tcPr>
+            <w:tcW w:type="dxa" w:w="1141"/>
+          </w:tcPr>
+          <w:p>
+            <w:r>
+              <w:rPr>
+                <w:sz w:val="10"/>
+              </w:rPr>
+              <w:t>admin:STR-03::ACT-NAV-OPEN</w:t>
+            </w:r>
+          </w:p>
+        </w:tc>
+        <w:tc>
+          <w:tcPr>
+            <w:tcW w:type="dxa" w:w="1141"/>
+          </w:tcPr>
+          <w:p>
+            <w:r>
+              <w:rPr>
+                <w:sz w:val="10"/>
+              </w:rPr>
+              <w:t>—</w:t>
+            </w:r>
+          </w:p>
+        </w:tc>
+        <w:tc>
+          <w:tcPr>
+            <w:tcW w:type="dxa" w:w="1141"/>
+          </w:tcPr>
+          <w:p>
+            <w:r>
+              <w:rPr>
+                <w:sz w:val="10"/>
+              </w:rPr>
+              <w:t>getUiProjection</w:t>
+            </w:r>
+          </w:p>
+        </w:tc>
+        <w:tc>
+          <w:tcPr>
+            <w:tcW w:type="dxa" w:w="1141"/>
+          </w:tcPr>
+          <w:p>
+            <w:r>
+              <w:rPr>
+                <w:sz w:val="10"/>
+              </w:rPr>
+              <w:t>GET /v1/ui-projections/{pageUid}</w:t>
+            </w:r>
+          </w:p>
+        </w:tc>
+        <w:tc>
+          <w:tcPr>
+            <w:tcW w:type="dxa" w:w="1141"/>
+          </w:tcPr>
+          <w:p>
+            <w:r>
+              <w:rPr>
+                <w:sz w:val="10"/>
+              </w:rPr>
+              <w:t>—</w:t>
+            </w:r>
+          </w:p>
+        </w:tc>
+        <w:tc>
+          <w:tcPr>
+            <w:tcW w:type="dxa" w:w="1141"/>
+          </w:tcPr>
+          <w:p>
+            <w:r>
+              <w:rPr>
+                <w:sz w:val="10"/>
+              </w:rPr>
+              <w:t>—</w:t>
+            </w:r>
+          </w:p>
+        </w:tc>
+        <w:tc>
+          <w:tcPr>
+            <w:tcW w:type="dxa" w:w="1141"/>
+          </w:tcPr>
+          <w:p>
+            <w:r>
+              <w:rPr>
+                <w:sz w:val="10"/>
+              </w:rPr>
+              <w:t>READ_EXACT</w:t>
+            </w:r>
+          </w:p>
+        </w:tc>
+      </w:tr>
+      <w:tr>
+        <w:tc>
+          <w:tcPr>
+            <w:tcW w:type="dxa" w:w="1141"/>
+          </w:tcPr>
+          <w:p>
+            <w:r>
+              <w:rPr>
+                <w:sz w:val="10"/>
+              </w:rPr>
+              <w:t>CTRL-ADMIN-STR-04-ACT-01-ACT-SEARCH</w:t>
+            </w:r>
+          </w:p>
+        </w:tc>
+        <w:tc>
+          <w:tcPr>
+            <w:tcW w:type="dxa" w:w="1141"/>
+          </w:tcPr>
+          <w:p>
+            <w:r>
+              <w:rPr>
+                <w:sz w:val="10"/>
+              </w:rPr>
+              <w:t>EXISTING_SOURCE_UID</w:t>
+            </w:r>
+          </w:p>
+        </w:tc>
+        <w:tc>
+          <w:tcPr>
+            <w:tcW w:type="dxa" w:w="1141"/>
+          </w:tcPr>
+          <w:p>
+            <w:r>
+              <w:rPr>
+                <w:sz w:val="10"/>
+              </w:rPr>
+              <w:t>ACT-SEARCH</w:t>
+            </w:r>
+          </w:p>
+        </w:tc>
+        <w:tc>
+          <w:tcPr>
+            <w:tcW w:type="dxa" w:w="1141"/>
+          </w:tcPr>
+          <w:p>
+            <w:r>
+              <w:rPr>
+                <w:sz w:val="10"/>
+              </w:rPr>
+              <w:t>FORM_MODAL</w:t>
+            </w:r>
+          </w:p>
+        </w:tc>
+        <w:tc>
+          <w:tcPr>
+            <w:tcW w:type="dxa" w:w="1141"/>
+          </w:tcPr>
+          <w:p>
+            <w:r>
+              <w:rPr>
+                <w:sz w:val="10"/>
+              </w:rPr>
+              <w:t>ACT-SEARCH</w:t>
+            </w:r>
+          </w:p>
+        </w:tc>
+        <w:tc>
+          <w:tcPr>
+            <w:tcW w:type="dxa" w:w="1141"/>
+          </w:tcPr>
+          <w:p>
+            <w:r>
+              <w:rPr>
+                <w:sz w:val="10"/>
+              </w:rPr>
+              <w:t>CURRENT_VIEW_AND_SOURCE_ACTION_GATE</w:t>
+            </w:r>
+          </w:p>
+        </w:tc>
+        <w:tc>
+          <w:tcPr>
+            <w:tcW w:type="dxa" w:w="1141"/>
+          </w:tcPr>
+          <w:p>
+            <w:r>
+              <w:rPr>
+                <w:sz w:val="10"/>
+              </w:rPr>
+              <w:t>admin:STR-04::ACT-SEARCH</w:t>
+            </w:r>
+          </w:p>
+        </w:tc>
+        <w:tc>
+          <w:tcPr>
+            <w:tcW w:type="dxa" w:w="1141"/>
+          </w:tcPr>
+          <w:p>
+            <w:r>
+              <w:rPr>
+                <w:sz w:val="10"/>
+              </w:rPr>
+              <w:t>SearchProjectionRequest</w:t>
+            </w:r>
+          </w:p>
+        </w:tc>
+        <w:tc>
+          <w:tcPr>
+            <w:tcW w:type="dxa" w:w="1141"/>
+          </w:tcPr>
+          <w:p>
+            <w:r>
+              <w:rPr>
+                <w:sz w:val="10"/>
+              </w:rPr>
+              <w:t>searchProjection</w:t>
+            </w:r>
+          </w:p>
+        </w:tc>
+        <w:tc>
+          <w:tcPr>
+            <w:tcW w:type="dxa" w:w="1141"/>
+          </w:tcPr>
+          <w:p>
+            <w:r>
+              <w:rPr>
+                <w:sz w:val="10"/>
+              </w:rPr>
+              <w:t>POST /v1/search</w:t>
+            </w:r>
+          </w:p>
+        </w:tc>
+        <w:tc>
+          <w:tcPr>
+            <w:tcW w:type="dxa" w:w="1141"/>
+          </w:tcPr>
+          <w:p>
+            <w:r>
+              <w:rPr>
+                <w:sz w:val="10"/>
+              </w:rPr>
+              <w:t>INFO_COMMAND_RUNTIME</w:t>
+            </w:r>
+          </w:p>
+        </w:tc>
+        <w:tc>
+          <w:tcPr>
+            <w:tcW w:type="dxa" w:w="1141"/>
+          </w:tcPr>
+          <w:p>
+            <w:r>
+              <w:rPr>
+                <w:sz w:val="10"/>
+              </w:rPr>
+              <w:t>—</w:t>
+            </w:r>
+          </w:p>
+        </w:tc>
+        <w:tc>
+          <w:tcPr>
+            <w:tcW w:type="dxa" w:w="1141"/>
+          </w:tcPr>
+          <w:p>
+            <w:r>
+              <w:rPr>
+                <w:sz w:val="10"/>
+              </w:rPr>
+              <w:t>EFFECTFUL_RUNTIME_MATERIALIZED</w:t>
+            </w:r>
+          </w:p>
+        </w:tc>
+      </w:tr>
+      <w:tr>
+        <w:tc>
+          <w:tcPr>
+            <w:tcW w:type="dxa" w:w="1141"/>
+          </w:tcPr>
+          <w:p>
+            <w:r>
+              <w:rPr>
+                <w:sz w:val="10"/>
+              </w:rPr>
+              <w:t>CTRL-ADMIN-STR-04-ACT-02-ACT-NAV-OPEN</w:t>
+            </w:r>
+          </w:p>
+        </w:tc>
+        <w:tc>
+          <w:tcPr>
+            <w:tcW w:type="dxa" w:w="1141"/>
+          </w:tcPr>
+          <w:p>
+            <w:r>
+              <w:rPr>
+                <w:sz w:val="10"/>
+              </w:rPr>
+              <w:t>EXISTING_SOURCE_UID</w:t>
+            </w:r>
+          </w:p>
+        </w:tc>
+        <w:tc>
+          <w:tcPr>
+            <w:tcW w:type="dxa" w:w="1141"/>
+          </w:tcPr>
+          <w:p>
+            <w:r>
+              <w:rPr>
+                <w:sz w:val="10"/>
+              </w:rPr>
+              <w:t>ACT-NAV-OPEN</w:t>
+            </w:r>
+          </w:p>
+        </w:tc>
+        <w:tc>
+          <w:tcPr>
+            <w:tcW w:type="dxa" w:w="1141"/>
+          </w:tcPr>
+          <w:p>
+            <w:r>
+              <w:rPr>
+                <w:sz w:val="10"/>
+              </w:rPr>
+              <w:t>DRAWER</w:t>
+            </w:r>
+          </w:p>
+        </w:tc>
+        <w:tc>
+          <w:tcPr>
+            <w:tcW w:type="dxa" w:w="1141"/>
+          </w:tcPr>
+          <w:p>
+            <w:r>
+              <w:rPr>
+                <w:sz w:val="10"/>
+              </w:rPr>
+              <w:t>ACT-NAV-OPEN</w:t>
+            </w:r>
+          </w:p>
+        </w:tc>
+        <w:tc>
+          <w:tcPr>
+            <w:tcW w:type="dxa" w:w="1141"/>
+          </w:tcPr>
+          <w:p>
+            <w:r>
+              <w:rPr>
+                <w:sz w:val="10"/>
+              </w:rPr>
+              <w:t>CURRENT_VIEW_AND_SOURCE_ACTION_GATE</w:t>
+            </w:r>
+          </w:p>
+        </w:tc>
+        <w:tc>
+          <w:tcPr>
+            <w:tcW w:type="dxa" w:w="1141"/>
+          </w:tcPr>
+          <w:p>
+            <w:r>
+              <w:rPr>
+                <w:sz w:val="10"/>
+              </w:rPr>
+              <w:t>admin:STR-04::ACT-NAV-OPEN</w:t>
+            </w:r>
+          </w:p>
+        </w:tc>
+        <w:tc>
+          <w:tcPr>
+            <w:tcW w:type="dxa" w:w="1141"/>
+          </w:tcPr>
+          <w:p>
+            <w:r>
+              <w:rPr>
+                <w:sz w:val="10"/>
+              </w:rPr>
+              <w:t>—</w:t>
+            </w:r>
+          </w:p>
+        </w:tc>
+        <w:tc>
+          <w:tcPr>
+            <w:tcW w:type="dxa" w:w="1141"/>
+          </w:tcPr>
+          <w:p>
+            <w:r>
+              <w:rPr>
+                <w:sz w:val="10"/>
+              </w:rPr>
+              <w:t>getUiProjection</w:t>
+            </w:r>
+          </w:p>
+        </w:tc>
+        <w:tc>
+          <w:tcPr>
+            <w:tcW w:type="dxa" w:w="1141"/>
+          </w:tcPr>
+          <w:p>
+            <w:r>
+              <w:rPr>
+                <w:sz w:val="10"/>
+              </w:rPr>
+              <w:t>GET /v1/ui-projections/{pageUid}</w:t>
+            </w:r>
+          </w:p>
+        </w:tc>
+        <w:tc>
+          <w:tcPr>
+            <w:tcW w:type="dxa" w:w="1141"/>
+          </w:tcPr>
+          <w:p>
+            <w:r>
+              <w:rPr>
+                <w:sz w:val="10"/>
+              </w:rPr>
+              <w:t>—</w:t>
+            </w:r>
+          </w:p>
+        </w:tc>
+        <w:tc>
+          <w:tcPr>
+            <w:tcW w:type="dxa" w:w="1141"/>
+          </w:tcPr>
+          <w:p>
+            <w:r>
+              <w:rPr>
+                <w:sz w:val="10"/>
+              </w:rPr>
+              <w:t>—</w:t>
+            </w:r>
+          </w:p>
+        </w:tc>
+        <w:tc>
+          <w:tcPr>
+            <w:tcW w:type="dxa" w:w="1141"/>
+          </w:tcPr>
+          <w:p>
+            <w:r>
+              <w:rPr>
+                <w:sz w:val="10"/>
+              </w:rPr>
+              <w:t>READ_EXACT</w:t>
+            </w:r>
+          </w:p>
+        </w:tc>
+      </w:tr>
+      <w:tr>
+        <w:tc>
+          <w:tcPr>
+            <w:tcW w:type="dxa" w:w="1141"/>
+          </w:tcPr>
+          <w:p>
+            <w:r>
+              <w:rPr>
+                <w:sz w:val="10"/>
+              </w:rPr>
+              <w:t>CTRL-ADMIN-STR-04-ACT-03-ACT-EXPORT</w:t>
+            </w:r>
+          </w:p>
+        </w:tc>
+        <w:tc>
+          <w:tcPr>
+            <w:tcW w:type="dxa" w:w="1141"/>
+          </w:tcPr>
+          <w:p>
+            <w:r>
+              <w:rPr>
+                <w:sz w:val="10"/>
+              </w:rPr>
+              <w:t>EXISTING_SOURCE_UID</w:t>
+            </w:r>
+          </w:p>
+        </w:tc>
+        <w:tc>
+          <w:tcPr>
+            <w:tcW w:type="dxa" w:w="1141"/>
+          </w:tcPr>
+          <w:p>
+            <w:r>
+              <w:rPr>
+                <w:sz w:val="10"/>
+              </w:rPr>
+              <w:t>ACT-EXPORT</w:t>
+            </w:r>
+          </w:p>
+        </w:tc>
+        <w:tc>
+          <w:tcPr>
+            <w:tcW w:type="dxa" w:w="1141"/>
+          </w:tcPr>
+          <w:p>
+            <w:r>
+              <w:rPr>
+                <w:sz w:val="10"/>
+              </w:rPr>
+              <w:t>FORM_MODAL</w:t>
+            </w:r>
+          </w:p>
+        </w:tc>
+        <w:tc>
+          <w:tcPr>
+            <w:tcW w:type="dxa" w:w="1141"/>
+          </w:tcPr>
+          <w:p>
+            <w:r>
+              <w:rPr>
+                <w:sz w:val="10"/>
+              </w:rPr>
+              <w:t>ACT-EXPORT</w:t>
+            </w:r>
+          </w:p>
+        </w:tc>
+        <w:tc>
+          <w:tcPr>
+            <w:tcW w:type="dxa" w:w="1141"/>
+          </w:tcPr>
+          <w:p>
+            <w:r>
+              <w:rPr>
+                <w:sz w:val="10"/>
+              </w:rPr>
+              <w:t>CURRENT_VIEW_AND_SOURCE_ACTION_GATE</w:t>
+            </w:r>
+          </w:p>
+        </w:tc>
+        <w:tc>
+          <w:tcPr>
+            <w:tcW w:type="dxa" w:w="1141"/>
+          </w:tcPr>
+          <w:p>
+            <w:r>
+              <w:rPr>
+                <w:sz w:val="10"/>
+              </w:rPr>
+              <w:t>admin:STR-04::ACT-EXPORT</w:t>
+            </w:r>
+          </w:p>
+        </w:tc>
+        <w:tc>
+          <w:tcPr>
+            <w:tcW w:type="dxa" w:w="1141"/>
+          </w:tcPr>
+          <w:p>
+            <w:r>
+              <w:rPr>
+                <w:sz w:val="10"/>
+              </w:rPr>
+              <w:t>ExportProjectionRequest</w:t>
+            </w:r>
+          </w:p>
+        </w:tc>
+        <w:tc>
+          <w:tcPr>
+            <w:tcW w:type="dxa" w:w="1141"/>
+          </w:tcPr>
+          <w:p>
+            <w:r>
+              <w:rPr>
+                <w:sz w:val="10"/>
+              </w:rPr>
+              <w:t>exportProjection</w:t>
+            </w:r>
+          </w:p>
+        </w:tc>
+        <w:tc>
+          <w:tcPr>
+            <w:tcW w:type="dxa" w:w="1141"/>
+          </w:tcPr>
+          <w:p>
+            <w:r>
+              <w:rPr>
+                <w:sz w:val="10"/>
+              </w:rPr>
+              <w:t>POST /v1/exports</w:t>
+            </w:r>
+          </w:p>
+        </w:tc>
+        <w:tc>
+          <w:tcPr>
+            <w:tcW w:type="dxa" w:w="1141"/>
+          </w:tcPr>
+          <w:p>
+            <w:r>
+              <w:rPr>
+                <w:sz w:val="10"/>
+              </w:rPr>
+              <w:t>INFO_COMMAND_RUNTIME</w:t>
+            </w:r>
+          </w:p>
+        </w:tc>
+        <w:tc>
+          <w:tcPr>
+            <w:tcW w:type="dxa" w:w="1141"/>
+          </w:tcPr>
+          <w:p>
+            <w:r>
+              <w:rPr>
+                <w:sz w:val="10"/>
+              </w:rPr>
+              <w:t>—</w:t>
+            </w:r>
+          </w:p>
+        </w:tc>
+        <w:tc>
+          <w:tcPr>
+            <w:tcW w:type="dxa" w:w="1141"/>
+          </w:tcPr>
+          <w:p>
+            <w:r>
+              <w:rPr>
+                <w:sz w:val="10"/>
+              </w:rPr>
+              <w:t>SPEC_EXACT_RUNTIME_BLOCKED</w:t>
+            </w:r>
+          </w:p>
+        </w:tc>
+      </w:tr>
+      <w:tr>
+        <w:tc>
+          <w:tcPr>
+            <w:tcW w:type="dxa" w:w="1141"/>
+          </w:tcPr>
+          <w:p>
+            <w:r>
+              <w:rPr>
+                <w:sz w:val="10"/>
+              </w:rPr>
+              <w:t>CTRL-ADMIN-STR-05-ACT-01-ACT-CANDIDATE-CREATE</w:t>
+            </w:r>
+          </w:p>
+        </w:tc>
+        <w:tc>
+          <w:tcPr>
+            <w:tcW w:type="dxa" w:w="1141"/>
+          </w:tcPr>
+          <w:p>
+            <w:r>
+              <w:rPr>
+                <w:sz w:val="10"/>
+              </w:rPr>
+              <w:t>EXISTING_SOURCE_UID</w:t>
+            </w:r>
+          </w:p>
+        </w:tc>
+        <w:tc>
+          <w:tcPr>
+            <w:tcW w:type="dxa" w:w="1141"/>
+          </w:tcPr>
+          <w:p>
+            <w:r>
+              <w:rPr>
+                <w:sz w:val="10"/>
+              </w:rPr>
+              <w:t>ACT-CANDIDATE-CREATE</w:t>
+            </w:r>
+          </w:p>
+        </w:tc>
+        <w:tc>
+          <w:tcPr>
+            <w:tcW w:type="dxa" w:w="1141"/>
+          </w:tcPr>
+          <w:p>
+            <w:r>
+              <w:rPr>
+                <w:sz w:val="10"/>
+              </w:rPr>
+              <w:t>FORM_MODAL</w:t>
+            </w:r>
+          </w:p>
+        </w:tc>
+        <w:tc>
+          <w:tcPr>
+            <w:tcW w:type="dxa" w:w="1141"/>
+          </w:tcPr>
+          <w:p>
+            <w:r>
+              <w:rPr>
+                <w:sz w:val="10"/>
+              </w:rPr>
+              <w:t>ACT-CANDIDATE-CREATE</w:t>
+            </w:r>
+          </w:p>
+        </w:tc>
+        <w:tc>
+          <w:tcPr>
+            <w:tcW w:type="dxa" w:w="1141"/>
+          </w:tcPr>
+          <w:p>
+            <w:r>
+              <w:rPr>
+                <w:sz w:val="10"/>
+              </w:rPr>
+              <w:t>CURRENT_VIEW_AND_SOURCE_ACTION_GATE</w:t>
+            </w:r>
+          </w:p>
+        </w:tc>
+        <w:tc>
+          <w:tcPr>
+            <w:tcW w:type="dxa" w:w="1141"/>
+          </w:tcPr>
+          <w:p>
+            <w:r>
+              <w:rPr>
+                <w:sz w:val="10"/>
+              </w:rPr>
+              <w:t>admin:STR-05::ACT-CANDIDATE-CREATE</w:t>
+            </w:r>
+          </w:p>
+        </w:tc>
+        <w:tc>
+          <w:tcPr>
+            <w:tcW w:type="dxa" w:w="1141"/>
+          </w:tcPr>
+          <w:p>
+            <w:r>
+              <w:rPr>
+                <w:sz w:val="10"/>
+              </w:rPr>
+              <w:t>CreateCandidateRequest</w:t>
+            </w:r>
+          </w:p>
+        </w:tc>
+        <w:tc>
+          <w:tcPr>
+            <w:tcW w:type="dxa" w:w="1141"/>
+          </w:tcPr>
+          <w:p>
+            <w:r>
+              <w:rPr>
+                <w:sz w:val="10"/>
+              </w:rPr>
+              <w:t>createCandidate</w:t>
+            </w:r>
+          </w:p>
+        </w:tc>
+        <w:tc>
+          <w:tcPr>
+            <w:tcW w:type="dxa" w:w="1141"/>
+          </w:tcPr>
+          <w:p>
+            <w:r>
+              <w:rPr>
+                <w:sz w:val="10"/>
+              </w:rPr>
+              <w:t>POST /v1/candidates</w:t>
+            </w:r>
+          </w:p>
+        </w:tc>
+        <w:tc>
+          <w:tcPr>
+            <w:tcW w:type="dxa" w:w="1141"/>
+          </w:tcPr>
+          <w:p>
+            <w:r>
+              <w:rPr>
+                <w:sz w:val="10"/>
+              </w:rPr>
+              <w:t>—</w:t>
+            </w:r>
+          </w:p>
+        </w:tc>
+        <w:tc>
+          <w:tcPr>
+            <w:tcW w:type="dxa" w:w="1141"/>
+          </w:tcPr>
+          <w:p>
+            <w:r>
+              <w:rPr>
+                <w:sz w:val="10"/>
+              </w:rPr>
+              <w:t>—</w:t>
+            </w:r>
+          </w:p>
+        </w:tc>
+        <w:tc>
+          <w:tcPr>
+            <w:tcW w:type="dxa" w:w="1141"/>
+          </w:tcPr>
+          <w:p>
+            <w:r>
+              <w:rPr>
+                <w:sz w:val="10"/>
+              </w:rPr>
+              <w:t>SPEC_EXACT_RUNTIME_BLOCKED</w:t>
+            </w:r>
+          </w:p>
+        </w:tc>
+      </w:tr>
+      <w:tr>
+        <w:tc>
+          <w:tcPr>
+            <w:tcW w:type="dxa" w:w="1141"/>
+          </w:tcPr>
+          <w:p>
+            <w:r>
+              <w:rPr>
+                <w:sz w:val="10"/>
+              </w:rPr>
+              <w:t>CTRL-ADMIN-STR-05-ACT-02-ACT-APPROVE</w:t>
+            </w:r>
+          </w:p>
+        </w:tc>
+        <w:tc>
+          <w:tcPr>
+            <w:tcW w:type="dxa" w:w="1141"/>
+          </w:tcPr>
+          <w:p>
+            <w:r>
+              <w:rPr>
+                <w:sz w:val="10"/>
+              </w:rPr>
+              <w:t>EXISTING_SOURCE_UID</w:t>
+            </w:r>
+          </w:p>
+        </w:tc>
+        <w:tc>
+          <w:tcPr>
+            <w:tcW w:type="dxa" w:w="1141"/>
+          </w:tcPr>
+          <w:p>
+            <w:r>
+              <w:rPr>
+                <w:sz w:val="10"/>
+              </w:rPr>
+              <w:t>ACT-APPROVE</w:t>
+            </w:r>
+          </w:p>
+        </w:tc>
+        <w:tc>
+          <w:tcPr>
+            <w:tcW w:type="dxa" w:w="1141"/>
+          </w:tcPr>
+          <w:p>
+            <w:r>
+              <w:rPr>
+                <w:sz w:val="10"/>
+              </w:rPr>
+              <w:t>FORM_MODAL</w:t>
+            </w:r>
+          </w:p>
+        </w:tc>
+        <w:tc>
+          <w:tcPr>
+            <w:tcW w:type="dxa" w:w="1141"/>
+          </w:tcPr>
+          <w:p>
+            <w:r>
+              <w:rPr>
+                <w:sz w:val="10"/>
+              </w:rPr>
+              <w:t>ACT-APPROVE</w:t>
+            </w:r>
+          </w:p>
+        </w:tc>
+        <w:tc>
+          <w:tcPr>
+            <w:tcW w:type="dxa" w:w="1141"/>
+          </w:tcPr>
+          <w:p>
+            <w:r>
+              <w:rPr>
+                <w:sz w:val="10"/>
+              </w:rPr>
+              <w:t>CURRENT_VIEW_AND_SOURCE_ACTION_GATE</w:t>
+            </w:r>
+          </w:p>
+        </w:tc>
+        <w:tc>
+          <w:tcPr>
+            <w:tcW w:type="dxa" w:w="1141"/>
+          </w:tcPr>
+          <w:p>
+            <w:r>
+              <w:rPr>
+                <w:sz w:val="10"/>
+              </w:rPr>
+              <w:t>admin:STR-05::ACT-APPROVE</w:t>
+            </w:r>
+          </w:p>
+        </w:tc>
+        <w:tc>
+          <w:tcPr>
+            <w:tcW w:type="dxa" w:w="1141"/>
+          </w:tcPr>
+          <w:p>
+            <w:r>
+              <w:rPr>
+                <w:sz w:val="10"/>
+              </w:rPr>
+              <w:t>ApproveGovernedResourceRequest</w:t>
+            </w:r>
+          </w:p>
+        </w:tc>
+        <w:tc>
+          <w:tcPr>
+            <w:tcW w:type="dxa" w:w="1141"/>
+          </w:tcPr>
+          <w:p>
+            <w:r>
+              <w:rPr>
+                <w:sz w:val="10"/>
+              </w:rPr>
+              <w:t>approveGovernedResource</w:t>
+            </w:r>
+          </w:p>
+        </w:tc>
+        <w:tc>
+          <w:tcPr>
+            <w:tcW w:type="dxa" w:w="1141"/>
+          </w:tcPr>
+          <w:p>
+            <w:r>
+              <w:rPr>
+                <w:sz w:val="10"/>
+              </w:rPr>
+              <w:t>POST /v1/governance/resources/{id}/approve</w:t>
+            </w:r>
+          </w:p>
+        </w:tc>
+        <w:tc>
+          <w:tcPr>
+            <w:tcW w:type="dxa" w:w="1141"/>
+          </w:tcPr>
+          <w:p>
+            <w:r>
+              <w:rPr>
+                <w:sz w:val="10"/>
+              </w:rPr>
+              <w:t>IAM_RUNTIME</w:t>
+            </w:r>
+          </w:p>
+        </w:tc>
+        <w:tc>
+          <w:tcPr>
+            <w:tcW w:type="dxa" w:w="1141"/>
+          </w:tcPr>
+          <w:p>
+            <w:r>
+              <w:rPr>
+                <w:sz w:val="10"/>
+              </w:rPr>
+              <w:t>—</w:t>
+            </w:r>
+          </w:p>
+        </w:tc>
+        <w:tc>
+          <w:tcPr>
+            <w:tcW w:type="dxa" w:w="1141"/>
+          </w:tcPr>
+          <w:p>
+            <w:r>
+              <w:rPr>
+                <w:sz w:val="10"/>
+              </w:rPr>
+              <w:t>EFFECTFUL_RUNTIME_MATERIALIZED</w:t>
+            </w:r>
+          </w:p>
+        </w:tc>
+      </w:tr>
+      <w:tr>
+        <w:tc>
+          <w:tcPr>
+            <w:tcW w:type="dxa" w:w="1141"/>
+          </w:tcPr>
+          <w:p>
+            <w:r>
+              <w:rPr>
+                <w:sz w:val="10"/>
+              </w:rPr>
+              <w:t>CTRL-ADMIN-STR-05-ACT-03-ACT-NAV-OPEN</w:t>
+            </w:r>
+          </w:p>
+        </w:tc>
+        <w:tc>
+          <w:tcPr>
+            <w:tcW w:type="dxa" w:w="1141"/>
+          </w:tcPr>
+          <w:p>
+            <w:r>
+              <w:rPr>
+                <w:sz w:val="10"/>
+              </w:rPr>
+              <w:t>EXISTING_SOURCE_UID</w:t>
+            </w:r>
+          </w:p>
+        </w:tc>
+        <w:tc>
+          <w:tcPr>
+            <w:tcW w:type="dxa" w:w="1141"/>
+          </w:tcPr>
+          <w:p>
+            <w:r>
+              <w:rPr>
+                <w:sz w:val="10"/>
+              </w:rPr>
+              <w:t>ACT-NAV-OPEN</w:t>
+            </w:r>
+          </w:p>
+        </w:tc>
+        <w:tc>
+          <w:tcPr>
+            <w:tcW w:type="dxa" w:w="1141"/>
+          </w:tcPr>
+          <w:p>
+            <w:r>
+              <w:rPr>
+                <w:sz w:val="10"/>
+              </w:rPr>
+              <w:t>DRAWER</w:t>
+            </w:r>
+          </w:p>
+        </w:tc>
+        <w:tc>
+          <w:tcPr>
+            <w:tcW w:type="dxa" w:w="1141"/>
+          </w:tcPr>
+          <w:p>
+            <w:r>
+              <w:rPr>
+                <w:sz w:val="10"/>
+              </w:rPr>
+              <w:t>ACT-NAV-OPEN</w:t>
+            </w:r>
+          </w:p>
+        </w:tc>
+        <w:tc>
+          <w:tcPr>
+            <w:tcW w:type="dxa" w:w="1141"/>
+          </w:tcPr>
+          <w:p>
+            <w:r>
+              <w:rPr>
+                <w:sz w:val="10"/>
+              </w:rPr>
+              <w:t>CURRENT_VIEW_AND_SOURCE_ACTION_GATE</w:t>
+            </w:r>
+          </w:p>
+        </w:tc>
+        <w:tc>
+          <w:tcPr>
+            <w:tcW w:type="dxa" w:w="1141"/>
+          </w:tcPr>
+          <w:p>
+            <w:r>
+              <w:rPr>
+                <w:sz w:val="10"/>
+              </w:rPr>
+              <w:t>admin:STR-05::ACT-NAV-OPEN</w:t>
+            </w:r>
+          </w:p>
+        </w:tc>
+        <w:tc>
+          <w:tcPr>
+            <w:tcW w:type="dxa" w:w="1141"/>
+          </w:tcPr>
+          <w:p>
+            <w:r>
+              <w:rPr>
+                <w:sz w:val="10"/>
+              </w:rPr>
+              <w:t>—</w:t>
+            </w:r>
+          </w:p>
+        </w:tc>
+        <w:tc>
+          <w:tcPr>
+            <w:tcW w:type="dxa" w:w="1141"/>
+          </w:tcPr>
+          <w:p>
+            <w:r>
+              <w:rPr>
+                <w:sz w:val="10"/>
+              </w:rPr>
+              <w:t>getUiProjection</w:t>
+            </w:r>
+          </w:p>
+        </w:tc>
+        <w:tc>
+          <w:tcPr>
+            <w:tcW w:type="dxa" w:w="1141"/>
+          </w:tcPr>
+          <w:p>
+            <w:r>
+              <w:rPr>
+                <w:sz w:val="10"/>
+              </w:rPr>
+              <w:t>GET /v1/ui-projections/{pageUid}</w:t>
+            </w:r>
+          </w:p>
+        </w:tc>
+        <w:tc>
+          <w:tcPr>
+            <w:tcW w:type="dxa" w:w="1141"/>
+          </w:tcPr>
+          <w:p>
+            <w:r>
+              <w:rPr>
+                <w:sz w:val="10"/>
+              </w:rPr>
+              <w:t>—</w:t>
+            </w:r>
+          </w:p>
+        </w:tc>
+        <w:tc>
+          <w:tcPr>
+            <w:tcW w:type="dxa" w:w="1141"/>
+          </w:tcPr>
+          <w:p>
+            <w:r>
+              <w:rPr>
+                <w:sz w:val="10"/>
+              </w:rPr>
+              <w:t>—</w:t>
+            </w:r>
+          </w:p>
+        </w:tc>
+        <w:tc>
+          <w:tcPr>
+            <w:tcW w:type="dxa" w:w="1141"/>
+          </w:tcPr>
+          <w:p>
+            <w:r>
+              <w:rPr>
+                <w:sz w:val="10"/>
+              </w:rPr>
+              <w:t>READ_EXACT</w:t>
+            </w:r>
+          </w:p>
+        </w:tc>
+      </w:tr>
+      <w:tr>
+        <w:tc>
+          <w:tcPr>
+            <w:tcW w:type="dxa" w:w="1141"/>
+          </w:tcPr>
+          <w:p>
+            <w:r>
+              <w:rPr>
+                <w:sz w:val="10"/>
+              </w:rPr>
+              <w:t>CTRL-ADMIN-STR-06-ACT-01-ACT-CANDIDATE-COMPARE</w:t>
+            </w:r>
+          </w:p>
+        </w:tc>
+        <w:tc>
+          <w:tcPr>
+            <w:tcW w:type="dxa" w:w="1141"/>
+          </w:tcPr>
+          <w:p>
+            <w:r>
+              <w:rPr>
+                <w:sz w:val="10"/>
+              </w:rPr>
+              <w:t>EXISTING_SOURCE_UID</w:t>
+            </w:r>
+          </w:p>
+        </w:tc>
+        <w:tc>
+          <w:tcPr>
+            <w:tcW w:type="dxa" w:w="1141"/>
+          </w:tcPr>
+          <w:p>
+            <w:r>
+              <w:rPr>
+                <w:sz w:val="10"/>
+              </w:rPr>
+              <w:t>ACT-CANDIDATE-COMPARE</w:t>
+            </w:r>
+          </w:p>
+        </w:tc>
+        <w:tc>
+          <w:tcPr>
+            <w:tcW w:type="dxa" w:w="1141"/>
+          </w:tcPr>
+          <w:p>
+            <w:r>
+              <w:rPr>
+                <w:sz w:val="10"/>
+              </w:rPr>
+              <w:t>DRAWER</w:t>
+            </w:r>
+          </w:p>
+        </w:tc>
+        <w:tc>
+          <w:tcPr>
+            <w:tcW w:type="dxa" w:w="1141"/>
+          </w:tcPr>
+          <w:p>
+            <w:r>
+              <w:rPr>
+                <w:sz w:val="10"/>
+              </w:rPr>
+              <w:t>ACT-CANDIDATE-COMPARE</w:t>
+            </w:r>
+          </w:p>
+        </w:tc>
+        <w:tc>
+          <w:tcPr>
+            <w:tcW w:type="dxa" w:w="1141"/>
+          </w:tcPr>
+          <w:p>
+            <w:r>
+              <w:rPr>
+                <w:sz w:val="10"/>
+              </w:rPr>
+              <w:t>CURRENT_VIEW_AND_SOURCE_ACTION_GATE</w:t>
+            </w:r>
+          </w:p>
+        </w:tc>
+        <w:tc>
+          <w:tcPr>
+            <w:tcW w:type="dxa" w:w="1141"/>
+          </w:tcPr>
+          <w:p>
+            <w:r>
+              <w:rPr>
+                <w:sz w:val="10"/>
+              </w:rPr>
+              <w:t>admin:STR-06::ACT-CANDIDATE-COMPARE</w:t>
+            </w:r>
+          </w:p>
+        </w:tc>
+        <w:tc>
+          <w:tcPr>
+            <w:tcW w:type="dxa" w:w="1141"/>
+          </w:tcPr>
+          <w:p>
+            <w:r>
+              <w:rPr>
+                <w:sz w:val="10"/>
+              </w:rPr>
+              <w:t>—</w:t>
+            </w:r>
+          </w:p>
+        </w:tc>
+        <w:tc>
+          <w:tcPr>
+            <w:tcW w:type="dxa" w:w="1141"/>
+          </w:tcPr>
+          <w:p>
+            <w:r>
+              <w:rPr>
+                <w:sz w:val="10"/>
+              </w:rPr>
+              <w:t>compareCandidates</w:t>
+            </w:r>
+          </w:p>
+        </w:tc>
+        <w:tc>
+          <w:tcPr>
+            <w:tcW w:type="dxa" w:w="1141"/>
+          </w:tcPr>
+          <w:p>
+            <w:r>
+              <w:rPr>
+                <w:sz w:val="10"/>
+              </w:rPr>
+              <w:t>GET /v1/candidates/compare</w:t>
+            </w:r>
+          </w:p>
+        </w:tc>
+        <w:tc>
+          <w:tcPr>
+            <w:tcW w:type="dxa" w:w="1141"/>
+          </w:tcPr>
+          <w:p>
+            <w:r>
+              <w:rPr>
+                <w:sz w:val="10"/>
+              </w:rPr>
+              <w:t>—</w:t>
+            </w:r>
+          </w:p>
+        </w:tc>
+        <w:tc>
+          <w:tcPr>
+            <w:tcW w:type="dxa" w:w="1141"/>
+          </w:tcPr>
+          <w:p>
+            <w:r>
+              <w:rPr>
+                <w:sz w:val="10"/>
+              </w:rPr>
+              <w:t>—</w:t>
+            </w:r>
+          </w:p>
+        </w:tc>
+        <w:tc>
+          <w:tcPr>
+            <w:tcW w:type="dxa" w:w="1141"/>
+          </w:tcPr>
+          <w:p>
+            <w:r>
+              <w:rPr>
+                <w:sz w:val="10"/>
+              </w:rPr>
+              <w:t>SPEC_EXACT_RUNTIME_BLOCKED</w:t>
+            </w:r>
+          </w:p>
+        </w:tc>
+      </w:tr>
+      <w:tr>
+        <w:tc>
+          <w:tcPr>
+            <w:tcW w:type="dxa" w:w="1141"/>
+          </w:tcPr>
+          <w:p>
+            <w:r>
+              <w:rPr>
+                <w:sz w:val="10"/>
+              </w:rPr>
+              <w:t>CTRL-ADMIN-STR-06-ACT-02-ACT-CANDIDATE-DECIDE</w:t>
+            </w:r>
+          </w:p>
+        </w:tc>
+        <w:tc>
+          <w:tcPr>
+            <w:tcW w:type="dxa" w:w="1141"/>
+          </w:tcPr>
+          <w:p>
+            <w:r>
+              <w:rPr>
+                <w:sz w:val="10"/>
+              </w:rPr>
+              <w:t>EXISTING_SOURCE_UID</w:t>
+            </w:r>
+          </w:p>
+        </w:tc>
+        <w:tc>
+          <w:tcPr>
+            <w:tcW w:type="dxa" w:w="1141"/>
+          </w:tcPr>
+          <w:p>
+            <w:r>
+              <w:rPr>
+                <w:sz w:val="10"/>
+              </w:rPr>
+              <w:t>ACT-CANDIDATE-DECIDE</w:t>
+            </w:r>
+          </w:p>
+        </w:tc>
+        <w:tc>
+          <w:tcPr>
+            <w:tcW w:type="dxa" w:w="1141"/>
+          </w:tcPr>
+          <w:p>
+            <w:r>
+              <w:rPr>
+                <w:sz w:val="10"/>
+              </w:rPr>
+              <w:t>FORM_MODAL</w:t>
+            </w:r>
+          </w:p>
+        </w:tc>
+        <w:tc>
+          <w:tcPr>
+            <w:tcW w:type="dxa" w:w="1141"/>
+          </w:tcPr>
+          <w:p>
+            <w:r>
+              <w:rPr>
+                <w:sz w:val="10"/>
+              </w:rPr>
+              <w:t>ACT-CANDIDATE-DECIDE</w:t>
+            </w:r>
+          </w:p>
+        </w:tc>
+        <w:tc>
+          <w:tcPr>
+            <w:tcW w:type="dxa" w:w="1141"/>
+          </w:tcPr>
+          <w:p>
+            <w:r>
+              <w:rPr>
+                <w:sz w:val="10"/>
+              </w:rPr>
+              <w:t>CURRENT_VIEW_AND_SOURCE_ACTION_GATE</w:t>
+            </w:r>
+          </w:p>
+        </w:tc>
+        <w:tc>
+          <w:tcPr>
+            <w:tcW w:type="dxa" w:w="1141"/>
+          </w:tcPr>
+          <w:p>
+            <w:r>
+              <w:rPr>
+                <w:sz w:val="10"/>
+              </w:rPr>
+              <w:t>admin:STR-06::ACT-CANDIDATE-DECIDE</w:t>
+            </w:r>
+          </w:p>
+        </w:tc>
+        <w:tc>
+          <w:tcPr>
+            <w:tcW w:type="dxa" w:w="1141"/>
+          </w:tcPr>
+          <w:p>
+            <w:r>
+              <w:rPr>
+                <w:sz w:val="10"/>
+              </w:rPr>
+              <w:t>RejectStrategyCandidateRequest</w:t>
+            </w:r>
+          </w:p>
+        </w:tc>
+        <w:tc>
+          <w:tcPr>
+            <w:tcW w:type="dxa" w:w="1141"/>
+          </w:tcPr>
+          <w:p>
+            <w:r>
+              <w:rPr>
+                <w:sz w:val="10"/>
+              </w:rPr>
+              <w:t>rejectStrategyCandidate</w:t>
+            </w:r>
+          </w:p>
+        </w:tc>
+        <w:tc>
+          <w:tcPr>
+            <w:tcW w:type="dxa" w:w="1141"/>
+          </w:tcPr>
+          <w:p>
+            <w:r>
+              <w:rPr>
+                <w:sz w:val="10"/>
+              </w:rPr>
+              <w:t>POST /v1/ai/strategy/candidates/{strategyCandidateId}/reject</w:t>
+            </w:r>
+          </w:p>
+        </w:tc>
+        <w:tc>
+          <w:tcPr>
+            <w:tcW w:type="dxa" w:w="1141"/>
+          </w:tcPr>
+          <w:p>
+            <w:r>
+              <w:rPr>
+                <w:sz w:val="10"/>
+              </w:rPr>
+              <w:t>—</w:t>
+            </w:r>
+          </w:p>
+        </w:tc>
+        <w:tc>
+          <w:tcPr>
+            <w:tcW w:type="dxa" w:w="1141"/>
+          </w:tcPr>
+          <w:p>
+            <w:r>
+              <w:rPr>
+                <w:sz w:val="10"/>
+              </w:rPr>
+              <w:t>—</w:t>
+            </w:r>
+          </w:p>
+        </w:tc>
+        <w:tc>
+          <w:tcPr>
+            <w:tcW w:type="dxa" w:w="1141"/>
+          </w:tcPr>
+          <w:p>
+            <w:r>
+              <w:rPr>
+                <w:sz w:val="10"/>
+              </w:rPr>
+              <w:t>SPEC_EXACT_RUNTIME_BLOCKED</w:t>
+            </w:r>
+          </w:p>
+        </w:tc>
+      </w:tr>
+      <w:tr>
+        <w:tc>
+          <w:tcPr>
+            <w:tcW w:type="dxa" w:w="1141"/>
+          </w:tcPr>
+          <w:p>
+            <w:r>
+              <w:rPr>
+                <w:sz w:val="10"/>
+              </w:rPr>
+              <w:t>CTRL-ADMIN-STR-06-ACT-03-ACT-ADOPT-CONTEXT</w:t>
+            </w:r>
+          </w:p>
+        </w:tc>
+        <w:tc>
+          <w:tcPr>
+            <w:tcW w:type="dxa" w:w="1141"/>
+          </w:tcPr>
+          <w:p>
+            <w:r>
+              <w:rPr>
+                <w:sz w:val="10"/>
+              </w:rPr>
+              <w:t>EXISTING_SOURCE_UID</w:t>
+            </w:r>
+          </w:p>
+        </w:tc>
+        <w:tc>
+          <w:tcPr>
+            <w:tcW w:type="dxa" w:w="1141"/>
+          </w:tcPr>
+          <w:p>
+            <w:r>
+              <w:rPr>
+                <w:sz w:val="10"/>
+              </w:rPr>
+              <w:t>ACT-ADOPT-CONTEXT</w:t>
+            </w:r>
+          </w:p>
+        </w:tc>
+        <w:tc>
+          <w:tcPr>
+            <w:tcW w:type="dxa" w:w="1141"/>
+          </w:tcPr>
+          <w:p>
+            <w:r>
+              <w:rPr>
+                <w:sz w:val="10"/>
+              </w:rPr>
+              <w:t>FORM_MODAL</w:t>
+            </w:r>
+          </w:p>
+        </w:tc>
+        <w:tc>
+          <w:tcPr>
+            <w:tcW w:type="dxa" w:w="1141"/>
+          </w:tcPr>
+          <w:p>
+            <w:r>
+              <w:rPr>
+                <w:sz w:val="10"/>
+              </w:rPr>
+              <w:t>ACT-ADOPT-CONTEXT</w:t>
+            </w:r>
+          </w:p>
+        </w:tc>
+        <w:tc>
+          <w:tcPr>
+            <w:tcW w:type="dxa" w:w="1141"/>
+          </w:tcPr>
+          <w:p>
+            <w:r>
+              <w:rPr>
+                <w:sz w:val="10"/>
+              </w:rPr>
+              <w:t>CURRENT_VIEW_AND_SOURCE_ACTION_GATE</w:t>
+            </w:r>
+          </w:p>
+        </w:tc>
+        <w:tc>
+          <w:tcPr>
+            <w:tcW w:type="dxa" w:w="1141"/>
+          </w:tcPr>
+          <w:p>
+            <w:r>
+              <w:rPr>
+                <w:sz w:val="10"/>
+              </w:rPr>
+              <w:t>admin:STR-06::ACT-ADOPT-CONTEXT</w:t>
+            </w:r>
+          </w:p>
+        </w:tc>
+        <w:tc>
+          <w:tcPr>
+            <w:tcW w:type="dxa" w:w="1141"/>
+          </w:tcPr>
+          <w:p>
+            <w:r>
+              <w:rPr>
+                <w:sz w:val="10"/>
+              </w:rPr>
+              <w:t>AdoptAsContextCandidateRequest</w:t>
+            </w:r>
+          </w:p>
+        </w:tc>
+        <w:tc>
+          <w:tcPr>
+            <w:tcW w:type="dxa" w:w="1141"/>
+          </w:tcPr>
+          <w:p>
+            <w:r>
+              <w:rPr>
+                <w:sz w:val="10"/>
+              </w:rPr>
+              <w:t>adoptAsContextCandidate</w:t>
+            </w:r>
+          </w:p>
+        </w:tc>
+        <w:tc>
+          <w:tcPr>
+            <w:tcW w:type="dxa" w:w="1141"/>
+          </w:tcPr>
+          <w:p>
+            <w:r>
+              <w:rPr>
+                <w:sz w:val="10"/>
+              </w:rPr>
+              <w:t>POST /v1/state-commands/strategycandidate/adoptascontextcandidate</w:t>
+            </w:r>
+          </w:p>
+        </w:tc>
+        <w:tc>
+          <w:tcPr>
+            <w:tcW w:type="dxa" w:w="1141"/>
+          </w:tcPr>
+          <w:p>
+            <w:r>
+              <w:rPr>
+                <w:sz w:val="10"/>
+              </w:rPr>
+              <w:t>—</w:t>
+            </w:r>
+          </w:p>
+        </w:tc>
+        <w:tc>
+          <w:tcPr>
+            <w:tcW w:type="dxa" w:w="1141"/>
+          </w:tcPr>
+          <w:p>
+            <w:r>
+              <w:rPr>
+                <w:sz w:val="10"/>
+              </w:rPr>
+              <w:t>—</w:t>
+            </w:r>
+          </w:p>
+        </w:tc>
+        <w:tc>
+          <w:tcPr>
+            <w:tcW w:type="dxa" w:w="1141"/>
+          </w:tcPr>
+          <w:p>
+            <w:r>
+              <w:rPr>
+                <w:sz w:val="10"/>
+              </w:rPr>
+              <w:t>SPEC_EXACT_RUNTIME_BLOCKED</w:t>
+            </w:r>
+          </w:p>
+        </w:tc>
+      </w:tr>
+      <w:tr>
+        <w:tc>
+          <w:tcPr>
+            <w:tcW w:type="dxa" w:w="1141"/>
+          </w:tcPr>
+          <w:p>
+            <w:r>
+              <w:rPr>
+                <w:sz w:val="10"/>
+              </w:rPr>
+              <w:t>CTRL-ADMIN-STR-06-ACT-04-ACT-NAV-OPEN</w:t>
+            </w:r>
+          </w:p>
+        </w:tc>
+        <w:tc>
+          <w:tcPr>
+            <w:tcW w:type="dxa" w:w="1141"/>
+          </w:tcPr>
+          <w:p>
+            <w:r>
+              <w:rPr>
+                <w:sz w:val="10"/>
+              </w:rPr>
+              <w:t>EXISTING_SOURCE_UID</w:t>
+            </w:r>
+          </w:p>
+        </w:tc>
+        <w:tc>
+          <w:tcPr>
+            <w:tcW w:type="dxa" w:w="1141"/>
+          </w:tcPr>
+          <w:p>
+            <w:r>
+              <w:rPr>
+                <w:sz w:val="10"/>
+              </w:rPr>
+              <w:t>ACT-NAV-OPEN</w:t>
+            </w:r>
+          </w:p>
+        </w:tc>
+        <w:tc>
+          <w:tcPr>
+            <w:tcW w:type="dxa" w:w="1141"/>
+          </w:tcPr>
+          <w:p>
+            <w:r>
+              <w:rPr>
+                <w:sz w:val="10"/>
+              </w:rPr>
+              <w:t>DRAWER</w:t>
+            </w:r>
+          </w:p>
+        </w:tc>
+        <w:tc>
+          <w:tcPr>
+            <w:tcW w:type="dxa" w:w="1141"/>
+          </w:tcPr>
+          <w:p>
+            <w:r>
+              <w:rPr>
+                <w:sz w:val="10"/>
+              </w:rPr>
+              <w:t>ACT-NAV-OPEN</w:t>
+            </w:r>
+          </w:p>
+        </w:tc>
+        <w:tc>
+          <w:tcPr>
+            <w:tcW w:type="dxa" w:w="1141"/>
+          </w:tcPr>
+          <w:p>
+            <w:r>
+              <w:rPr>
+                <w:sz w:val="10"/>
+              </w:rPr>
+              <w:t>CURRENT_VIEW_AND_SOURCE_ACTION_GATE</w:t>
+            </w:r>
+          </w:p>
+        </w:tc>
+        <w:tc>
+          <w:tcPr>
+            <w:tcW w:type="dxa" w:w="1141"/>
+          </w:tcPr>
+          <w:p>
+            <w:r>
+              <w:rPr>
+                <w:sz w:val="10"/>
+              </w:rPr>
+              <w:t>admin:STR-06::ACT-NAV-OPEN</w:t>
+            </w:r>
+          </w:p>
+        </w:tc>
+        <w:tc>
+          <w:tcPr>
+            <w:tcW w:type="dxa" w:w="1141"/>
+          </w:tcPr>
+          <w:p>
+            <w:r>
+              <w:rPr>
+                <w:sz w:val="10"/>
+              </w:rPr>
+              <w:t>—</w:t>
+            </w:r>
+          </w:p>
+        </w:tc>
+        <w:tc>
+          <w:tcPr>
+            <w:tcW w:type="dxa" w:w="1141"/>
+          </w:tcPr>
+          <w:p>
+            <w:r>
+              <w:rPr>
+                <w:sz w:val="10"/>
+              </w:rPr>
+              <w:t>getUiProjection</w:t>
+            </w:r>
+          </w:p>
+        </w:tc>
+        <w:tc>
+          <w:tcPr>
+            <w:tcW w:type="dxa" w:w="1141"/>
+          </w:tcPr>
+          <w:p>
+            <w:r>
+              <w:rPr>
+                <w:sz w:val="10"/>
+              </w:rPr>
+              <w:t>GET /v1/ui-projections/{pageUid}</w:t>
+            </w:r>
+          </w:p>
+        </w:tc>
+        <w:tc>
+          <w:tcPr>
+            <w:tcW w:type="dxa" w:w="1141"/>
+          </w:tcPr>
+          <w:p>
+            <w:r>
+              <w:rPr>
+                <w:sz w:val="10"/>
+              </w:rPr>
+              <w:t>—</w:t>
+            </w:r>
+          </w:p>
+        </w:tc>
+        <w:tc>
+          <w:tcPr>
+            <w:tcW w:type="dxa" w:w="1141"/>
+          </w:tcPr>
+          <w:p>
+            <w:r>
+              <w:rPr>
+                <w:sz w:val="10"/>
+              </w:rPr>
+              <w:t>—</w:t>
+            </w:r>
+          </w:p>
+        </w:tc>
+        <w:tc>
+          <w:tcPr>
+            <w:tcW w:type="dxa" w:w="1141"/>
+          </w:tcPr>
+          <w:p>
+            <w:r>
+              <w:rPr>
+                <w:sz w:val="10"/>
+              </w:rPr>
+              <w:t>READ_EXACT</w:t>
+            </w:r>
+          </w:p>
+        </w:tc>
+      </w:tr>
+    </w:tbl>
+    <w:p>
+      <w:pPr>
+        <w:pStyle w:val="Heading3"/>
+      </w:pPr>
+      <w:r>
+        <w:t>ADMIN-STR-01 · Truthful Remaining Runtime / Governance Status</w:t>
+      </w:r>
+    </w:p>
+    <w:tbl>
+      <w:tblPr>
+        <w:tblStyle w:val="TableGrid"/>
+        <w:tblW w:type="auto" w:w="0"/>
+        <w:tblLook w:firstColumn="1" w:firstRow="1" w:lastColumn="0" w:lastRow="0" w:noHBand="0" w:noVBand="1" w:val="04A0"/>
+      </w:tblPr>
+      <w:tblGrid>
+        <w:gridCol w:w="7416"/>
+        <w:gridCol w:w="7416"/>
+      </w:tblGrid>
+      <w:tr>
+        <w:trPr>
+          <w:tblHeader w:val="true"/>
+        </w:trPr>
+        <w:tc>
+          <w:tcPr>
+            <w:tcW w:type="dxa" w:w="7416"/>
+            <w:shd w:fill="EDE9FE"/>
+          </w:tcPr>
+          <w:p>
+            <w:r>
+              <w:rPr>
+                <w:sz w:val="13"/>
+              </w:rPr>
+              <w:t>Finding</w:t>
+            </w:r>
+          </w:p>
+        </w:tc>
+        <w:tc>
+          <w:tcPr>
+            <w:tcW w:type="dxa" w:w="7416"/>
+            <w:shd w:fill="EDE9FE"/>
+          </w:tcPr>
+          <w:p>
+            <w:r>
+              <w:rPr>
+                <w:sz w:val="13"/>
+              </w:rPr>
+              <w:t>Source-grounded status</w:t>
+            </w:r>
+          </w:p>
+        </w:tc>
+      </w:tr>
+      <w:tr>
+        <w:tc>
+          <w:tcPr>
+            <w:tcW w:type="dxa" w:w="7416"/>
+          </w:tcPr>
+          <w:p>
+            <w:r>
+              <w:rPr>
+                <w:sz w:val="13"/>
+              </w:rPr>
+              <w:t>RUNTIME_IMPLEMENTATION_BLOCKED</w:t>
+            </w:r>
+          </w:p>
+        </w:tc>
+        <w:tc>
+          <w:tcPr>
+            <w:tcW w:type="dxa" w:w="7416"/>
+          </w:tcPr>
+          <w:p>
+            <w:r>
+              <w:rPr>
+                <w:sz w:val="13"/>
+              </w:rPr>
+              <w:t>{"control_uid": "CTRL-ADMIN-STR-03-ACT-01-ACT-DRAFT-SAVE", "operation": "saveDraft"}</w:t>
+            </w:r>
+          </w:p>
+        </w:tc>
+      </w:tr>
+      <w:tr>
+        <w:tc>
+          <w:tcPr>
+            <w:tcW w:type="dxa" w:w="7416"/>
+          </w:tcPr>
+          <w:p>
+            <w:r>
+              <w:rPr>
+                <w:sz w:val="13"/>
+              </w:rPr>
+              <w:t>RUNTIME_IMPLEMENTATION_BLOCKED</w:t>
+            </w:r>
+          </w:p>
+        </w:tc>
+        <w:tc>
+          <w:tcPr>
+            <w:tcW w:type="dxa" w:w="7416"/>
+          </w:tcPr>
+          <w:p>
+            <w:r>
+              <w:rPr>
+                <w:sz w:val="13"/>
+              </w:rPr>
+              <w:t>{"control_uid": "CTRL-ADMIN-STR-04-ACT-03-ACT-EXPORT", "operation": "exportProjection"}</w:t>
+            </w:r>
+          </w:p>
+        </w:tc>
+      </w:tr>
+      <w:tr>
+        <w:tc>
+          <w:tcPr>
+            <w:tcW w:type="dxa" w:w="7416"/>
+          </w:tcPr>
+          <w:p>
+            <w:r>
+              <w:rPr>
+                <w:sz w:val="13"/>
+              </w:rPr>
+              <w:t>RUNTIME_IMPLEMENTATION_BLOCKED</w:t>
+            </w:r>
+          </w:p>
+        </w:tc>
+        <w:tc>
+          <w:tcPr>
+            <w:tcW w:type="dxa" w:w="7416"/>
+          </w:tcPr>
+          <w:p>
+            <w:r>
+              <w:rPr>
+                <w:sz w:val="13"/>
+              </w:rPr>
+              <w:t>{"control_uid": "CTRL-ADMIN-STR-05-ACT-01-ACT-CANDIDATE-CREATE", "operation": "createCandidate"}</w:t>
+            </w:r>
+          </w:p>
+        </w:tc>
+      </w:tr>
+      <w:tr>
+        <w:tc>
+          <w:tcPr>
+            <w:tcW w:type="dxa" w:w="7416"/>
+          </w:tcPr>
+          <w:p>
+            <w:r>
+              <w:rPr>
+                <w:sz w:val="13"/>
+              </w:rPr>
+              <w:t>RUNTIME_IMPLEMENTATION_BLOCKED</w:t>
+            </w:r>
+          </w:p>
+        </w:tc>
+        <w:tc>
+          <w:tcPr>
+            <w:tcW w:type="dxa" w:w="7416"/>
+          </w:tcPr>
+          <w:p>
+            <w:r>
+              <w:rPr>
+                <w:sz w:val="13"/>
+              </w:rPr>
+              <w:t>{"control_uid": "CTRL-ADMIN-STR-06-ACT-01-ACT-CANDIDATE-COMPARE", "operation": "compareCandidates"}</w:t>
+            </w:r>
+          </w:p>
+        </w:tc>
+      </w:tr>
+      <w:tr>
+        <w:tc>
+          <w:tcPr>
+            <w:tcW w:type="dxa" w:w="7416"/>
+          </w:tcPr>
+          <w:p>
+            <w:r>
+              <w:rPr>
+                <w:sz w:val="13"/>
+              </w:rPr>
+              <w:t>RUNTIME_IMPLEMENTATION_BLOCKED</w:t>
+            </w:r>
+          </w:p>
+        </w:tc>
+        <w:tc>
+          <w:tcPr>
+            <w:tcW w:type="dxa" w:w="7416"/>
+          </w:tcPr>
+          <w:p>
+            <w:r>
+              <w:rPr>
+                <w:sz w:val="13"/>
+              </w:rPr>
+              <w:t>{"control_uid": "CTRL-ADMIN-STR-06-ACT-02-ACT-CANDIDATE-DECIDE", "operation": "rejectStrategyCandidate"}</w:t>
+            </w:r>
+          </w:p>
+        </w:tc>
+      </w:tr>
+      <w:tr>
+        <w:tc>
+          <w:tcPr>
+            <w:tcW w:type="dxa" w:w="7416"/>
+          </w:tcPr>
+          <w:p>
+            <w:r>
+              <w:rPr>
+                <w:sz w:val="13"/>
+              </w:rPr>
+              <w:t>RUNTIME_IMPLEMENTATION_BLOCKED</w:t>
+            </w:r>
+          </w:p>
+        </w:tc>
+        <w:tc>
+          <w:tcPr>
+            <w:tcW w:type="dxa" w:w="7416"/>
+          </w:tcPr>
+          <w:p>
+            <w:r>
+              <w:rPr>
+                <w:sz w:val="13"/>
+              </w:rPr>
+              <w:t>{"control_uid": "CTRL-ADMIN-STR-06-ACT-03-ACT-ADOPT-CONTEXT", "operation": "adoptAsContextCandidate"}</w:t>
+            </w:r>
+          </w:p>
+        </w:tc>
+      </w:tr>
+      <w:tr>
+        <w:tc>
+          <w:tcPr>
+            <w:tcW w:type="dxa" w:w="7416"/>
+          </w:tcPr>
+          <w:p>
+            <w:r>
+              <w:rPr>
+                <w:sz w:val="13"/>
+              </w:rPr>
+              <w:t>PARTIAL_RUNTIME_MATERIALIZATION</w:t>
+            </w:r>
+          </w:p>
+        </w:tc>
+        <w:tc>
+          <w:tcPr>
+            <w:tcW w:type="dxa" w:w="7416"/>
+          </w:tcPr>
+          <w:p>
+            <w:r>
+              <w:rPr>
+                <w:sz w:val="13"/>
+              </w:rPr>
+              <w:t>{"ready": ["searchProjection", "refreshProjection", "configureGovernedResource", "approveGovernedResource"], "blocked": ["exportProjection", "saveDraft", "createCandidate", "compareCandidates", "rejectStrategyCandidate", "adoptAsContextCandidate"]}</w:t>
+            </w:r>
+          </w:p>
+        </w:tc>
+      </w:tr>
+    </w:tbl>
+    <w:p>
+      <w:pPr>
+        <w:pStyle w:val="Heading3"/>
+      </w:pPr>
+      <w:r>
+        <w:t>Strategy Admin Runtime Materialization Boundary</w:t>
+      </w:r>
+    </w:p>
+    <w:p>
+      <w:r>
+        <w:t>All 19 source-preserving interaction controls are exact. Current implementation materializes searchProjection, refreshProjection, configureGovernedResource and approveGovernedResource. saveDraft, exportProjection, createCandidate, compareCandidates, rejectStrategyCandidate and adoptAsContextCandidate remain spec-bound but runtime-blocked; exportProjection additionally has BLOCKED_NO_CANONICAL_EXPORT_PERSISTENCE_OWNER in the operation registry. Do not enable those controls until their exact runtime owner/persistence/authorization path is materialized and tested.</w:t>
+      </w:r>
+    </w:p>
+    <w:p>
+      <w:pPr>
+        <w:pStyle w:val="Heading2"/>
+      </w:pPr>
+      <w:r>
+        <w:t>Page Construction Invariant</w:t>
+      </w:r>
+    </w:p>
+    <w:p>
+      <w:r>
+        <w:t>The exact control denominator above is the only construction denominator for this page. Components/fields/visual IDs are not counted as additional controls. Existing source UIDs are preserved. A control classified UI_LOCAL_EXACT MUST NOT create a server write. A control classified SPEC_EXACT_RUNTIME_BLOCKED / NOT_EXECUTED MUST remain disabled or fail-closed until its runtime evidence exists.</w:t>
+      </w:r>
+    </w:p>
     <w:sectPr>
-      <w:headerReference w:type="default" r:id="rId9"/>
-      <w:footerReference w:type="default" r:id="rId10"/>
-      <w:pgSz w:w="12240" w:h="15840"/>
-      <w:pgMar w:top="792" w:right="893" w:bottom="792" w:left="893" w:header="317" w:footer="317" w:gutter="0"/>
+      <w:pgSz w:w="15840" w:h="12240" w:orient="landscape"/>
+      <w:pgMar w:top="576" w:right="504" w:bottom="576" w:left="504" w:header="317" w:footer="317" w:gutter="0"/>
       <w:cols w:space="720"/>
       <w:docGrid w:linePitch="360"/>
     </w:sectPr>

--- a/ACPOS_admin_STR-01_戰略中心後台_Mother_Basic_Design_OPTIMIZED.docx
+++ b/ACPOS_admin_STR-01_戰略中心後台_Mother_Basic_Design_OPTIMIZED.docx
@@ -17217,11 +17217,17 @@
     </w:p>
     <w:p>
       <w:pPr>
+        <w:pStyle w:val="Heading1"/>
+      </w:pPr>
+      <w:r>
+        <w:t>2026-09-21 Machine Authority Construction Closure / 機器權威施工綁定封板</w:t>
+      </w:r>
+    </w:p>
+    <w:p>
+      <w:pPr>
         <w:sectPr>
-          <w:headerReference w:type="default" r:id="rId9"/>
-          <w:footerReference w:type="default" r:id="rId10"/>
-          <w:pgSz w:w="12240" w:h="15840"/>
-          <w:pgMar w:top="792" w:right="893" w:bottom="792" w:left="893" w:header="317" w:footer="317" w:gutter="0"/>
+          <w:pgSz w:w="15840" w:h="12240" w:orient="landscape"/>
+          <w:pgMar w:top="576" w:right="504" w:bottom="576" w:left="504" w:header="317" w:footer="317" w:gutter="0"/>
           <w:cols w:space="720"/>
           <w:docGrid w:linePitch="360"/>
         </w:sectPr>
@@ -17240,7 +17246,7 @@
         <w:rPr>
           <w:b/>
         </w:rPr>
-        <w:t xml:space="preserve">[ACPOS-20260921-SOURCE-GROUNDED-CONSTRUCTION-CLOSURE-V1] </w:t>
+        <w:t xml:space="preserve">[ACPOS-20260921-SOURCE-GROUNDED-CONSTRUCTION-CLOSURE-V2] </w:t>
       </w:r>
       <w:r>
         <w:t>Source-grounded only. Existing Current source wins; missing source values remain blocked/decision-required. This closure supersedes the prior generic 2026-09-21 V1/V3 annex only, not the original domain logic or human visual review gates.</w:t>
@@ -17261,8 +17267,8 @@
         <w:tblLook w:firstColumn="1" w:firstRow="1" w:lastColumn="0" w:lastRow="0" w:noHBand="0" w:noVBand="1" w:val="04A0"/>
       </w:tblPr>
       <w:tblGrid>
-        <w:gridCol w:w="7416"/>
-        <w:gridCol w:w="7416"/>
+        <w:gridCol w:w="5616"/>
+        <w:gridCol w:w="5616"/>
       </w:tblGrid>
       <w:tr>
         <w:trPr>
@@ -17270,7 +17276,7 @@
         </w:trPr>
         <w:tc>
           <w:tcPr>
-            <w:tcW w:type="dxa" w:w="7416"/>
+            <w:tcW w:type="dxa" w:w="5616"/>
             <w:shd w:fill="EDE9FE"/>
           </w:tcPr>
           <w:p>
@@ -17284,7 +17290,7 @@
         </w:tc>
         <w:tc>
           <w:tcPr>
-            <w:tcW w:type="dxa" w:w="7416"/>
+            <w:tcW w:type="dxa" w:w="5616"/>
             <w:shd w:fill="EDE9FE"/>
           </w:tcPr>
           <w:p>
@@ -17300,7 +17306,7 @@
       <w:tr>
         <w:tc>
           <w:tcPr>
-            <w:tcW w:type="dxa" w:w="7416"/>
+            <w:tcW w:type="dxa" w:w="5616"/>
           </w:tcPr>
           <w:p>
             <w:r>
@@ -17313,7 +17319,7 @@
         </w:tc>
         <w:tc>
           <w:tcPr>
-            <w:tcW w:type="dxa" w:w="7416"/>
+            <w:tcW w:type="dxa" w:w="5616"/>
           </w:tcPr>
           <w:p>
             <w:r>
@@ -17328,7 +17334,7 @@
       <w:tr>
         <w:tc>
           <w:tcPr>
-            <w:tcW w:type="dxa" w:w="7416"/>
+            <w:tcW w:type="dxa" w:w="5616"/>
           </w:tcPr>
           <w:p>
             <w:r>
@@ -17341,7 +17347,7 @@
         </w:tc>
         <w:tc>
           <w:tcPr>
-            <w:tcW w:type="dxa" w:w="7416"/>
+            <w:tcW w:type="dxa" w:w="5616"/>
           </w:tcPr>
           <w:p>
             <w:r>
@@ -17356,7 +17362,7 @@
       <w:tr>
         <w:tc>
           <w:tcPr>
-            <w:tcW w:type="dxa" w:w="7416"/>
+            <w:tcW w:type="dxa" w:w="5616"/>
           </w:tcPr>
           <w:p>
             <w:r>
@@ -17369,7 +17375,7 @@
         </w:tc>
         <w:tc>
           <w:tcPr>
-            <w:tcW w:type="dxa" w:w="7416"/>
+            <w:tcW w:type="dxa" w:w="5616"/>
           </w:tcPr>
           <w:p>
             <w:r>
@@ -17384,7 +17390,7 @@
       <w:tr>
         <w:tc>
           <w:tcPr>
-            <w:tcW w:type="dxa" w:w="7416"/>
+            <w:tcW w:type="dxa" w:w="5616"/>
           </w:tcPr>
           <w:p>
             <w:r>
@@ -17397,7 +17403,7 @@
         </w:tc>
         <w:tc>
           <w:tcPr>
-            <w:tcW w:type="dxa" w:w="7416"/>
+            <w:tcW w:type="dxa" w:w="5616"/>
           </w:tcPr>
           <w:p>
             <w:r>
@@ -17412,7 +17418,7 @@
       <w:tr>
         <w:tc>
           <w:tcPr>
-            <w:tcW w:type="dxa" w:w="7416"/>
+            <w:tcW w:type="dxa" w:w="5616"/>
           </w:tcPr>
           <w:p>
             <w:r>
@@ -17425,7 +17431,7 @@
         </w:tc>
         <w:tc>
           <w:tcPr>
-            <w:tcW w:type="dxa" w:w="7416"/>
+            <w:tcW w:type="dxa" w:w="5616"/>
           </w:tcPr>
           <w:p>
             <w:r>
@@ -17440,7 +17446,7 @@
       <w:tr>
         <w:tc>
           <w:tcPr>
-            <w:tcW w:type="dxa" w:w="7416"/>
+            <w:tcW w:type="dxa" w:w="5616"/>
           </w:tcPr>
           <w:p>
             <w:r>
@@ -17453,7 +17459,7 @@
         </w:tc>
         <w:tc>
           <w:tcPr>
-            <w:tcW w:type="dxa" w:w="7416"/>
+            <w:tcW w:type="dxa" w:w="5616"/>
           </w:tcPr>
           <w:p>
             <w:r>
@@ -17473,19 +17479,19 @@
         <w:tblLook w:firstColumn="1" w:firstRow="1" w:lastColumn="0" w:lastRow="0" w:noHBand="0" w:noVBand="1" w:val="04A0"/>
       </w:tblPr>
       <w:tblGrid>
-        <w:gridCol w:w="1141"/>
-        <w:gridCol w:w="1141"/>
-        <w:gridCol w:w="1141"/>
-        <w:gridCol w:w="1141"/>
-        <w:gridCol w:w="1141"/>
-        <w:gridCol w:w="1141"/>
-        <w:gridCol w:w="1141"/>
-        <w:gridCol w:w="1141"/>
-        <w:gridCol w:w="1141"/>
-        <w:gridCol w:w="1141"/>
-        <w:gridCol w:w="1141"/>
-        <w:gridCol w:w="1141"/>
-        <w:gridCol w:w="1141"/>
+        <w:gridCol w:w="864"/>
+        <w:gridCol w:w="864"/>
+        <w:gridCol w:w="864"/>
+        <w:gridCol w:w="864"/>
+        <w:gridCol w:w="864"/>
+        <w:gridCol w:w="864"/>
+        <w:gridCol w:w="864"/>
+        <w:gridCol w:w="864"/>
+        <w:gridCol w:w="864"/>
+        <w:gridCol w:w="864"/>
+        <w:gridCol w:w="864"/>
+        <w:gridCol w:w="864"/>
+        <w:gridCol w:w="864"/>
       </w:tblGrid>
       <w:tr>
         <w:trPr>
@@ -17493,7 +17499,7 @@
         </w:trPr>
         <w:tc>
           <w:tcPr>
-            <w:tcW w:type="dxa" w:w="1141"/>
+            <w:tcW w:type="dxa" w:w="864"/>
             <w:shd w:fill="EDE9FE"/>
           </w:tcPr>
           <w:p>
@@ -17507,7 +17513,7 @@
         </w:tc>
         <w:tc>
           <w:tcPr>
-            <w:tcW w:type="dxa" w:w="1141"/>
+            <w:tcW w:type="dxa" w:w="864"/>
             <w:shd w:fill="EDE9FE"/>
           </w:tcPr>
           <w:p>
@@ -17521,7 +17527,7 @@
         </w:tc>
         <w:tc>
           <w:tcPr>
-            <w:tcW w:type="dxa" w:w="1141"/>
+            <w:tcW w:type="dxa" w:w="864"/>
             <w:shd w:fill="EDE9FE"/>
           </w:tcPr>
           <w:p>
@@ -17535,7 +17541,7 @@
         </w:tc>
         <w:tc>
           <w:tcPr>
-            <w:tcW w:type="dxa" w:w="1141"/>
+            <w:tcW w:type="dxa" w:w="864"/>
             <w:shd w:fill="EDE9FE"/>
           </w:tcPr>
           <w:p>
@@ -17549,7 +17555,7 @@
         </w:tc>
         <w:tc>
           <w:tcPr>
-            <w:tcW w:type="dxa" w:w="1141"/>
+            <w:tcW w:type="dxa" w:w="864"/>
             <w:shd w:fill="EDE9FE"/>
           </w:tcPr>
           <w:p>
@@ -17563,7 +17569,7 @@
         </w:tc>
         <w:tc>
           <w:tcPr>
-            <w:tcW w:type="dxa" w:w="1141"/>
+            <w:tcW w:type="dxa" w:w="864"/>
             <w:shd w:fill="EDE9FE"/>
           </w:tcPr>
           <w:p>
@@ -17577,7 +17583,7 @@
         </w:tc>
         <w:tc>
           <w:tcPr>
-            <w:tcW w:type="dxa" w:w="1141"/>
+            <w:tcW w:type="dxa" w:w="864"/>
             <w:shd w:fill="EDE9FE"/>
           </w:tcPr>
           <w:p>
@@ -17591,7 +17597,7 @@
         </w:tc>
         <w:tc>
           <w:tcPr>
-            <w:tcW w:type="dxa" w:w="1141"/>
+            <w:tcW w:type="dxa" w:w="864"/>
             <w:shd w:fill="EDE9FE"/>
           </w:tcPr>
           <w:p>
@@ -17605,7 +17611,7 @@
         </w:tc>
         <w:tc>
           <w:tcPr>
-            <w:tcW w:type="dxa" w:w="1141"/>
+            <w:tcW w:type="dxa" w:w="864"/>
             <w:shd w:fill="EDE9FE"/>
           </w:tcPr>
           <w:p>
@@ -17619,7 +17625,7 @@
         </w:tc>
         <w:tc>
           <w:tcPr>
-            <w:tcW w:type="dxa" w:w="1141"/>
+            <w:tcW w:type="dxa" w:w="864"/>
             <w:shd w:fill="EDE9FE"/>
           </w:tcPr>
           <w:p>
@@ -17633,7 +17639,7 @@
         </w:tc>
         <w:tc>
           <w:tcPr>
-            <w:tcW w:type="dxa" w:w="1141"/>
+            <w:tcW w:type="dxa" w:w="864"/>
             <w:shd w:fill="EDE9FE"/>
           </w:tcPr>
           <w:p>
@@ -17647,7 +17653,7 @@
         </w:tc>
         <w:tc>
           <w:tcPr>
-            <w:tcW w:type="dxa" w:w="1141"/>
+            <w:tcW w:type="dxa" w:w="864"/>
             <w:shd w:fill="EDE9FE"/>
           </w:tcPr>
           <w:p>
@@ -17661,7 +17667,7 @@
         </w:tc>
         <w:tc>
           <w:tcPr>
-            <w:tcW w:type="dxa" w:w="1141"/>
+            <w:tcW w:type="dxa" w:w="864"/>
             <w:shd w:fill="EDE9FE"/>
           </w:tcPr>
           <w:p>
@@ -17677,7 +17683,7 @@
       <w:tr>
         <w:tc>
           <w:tcPr>
-            <w:tcW w:type="dxa" w:w="1141"/>
+            <w:tcW w:type="dxa" w:w="864"/>
           </w:tcPr>
           <w:p>
             <w:r>
@@ -17690,7 +17696,7 @@
         </w:tc>
         <w:tc>
           <w:tcPr>
-            <w:tcW w:type="dxa" w:w="1141"/>
+            <w:tcW w:type="dxa" w:w="864"/>
           </w:tcPr>
           <w:p>
             <w:r>
@@ -17703,7 +17709,7 @@
         </w:tc>
         <w:tc>
           <w:tcPr>
-            <w:tcW w:type="dxa" w:w="1141"/>
+            <w:tcW w:type="dxa" w:w="864"/>
           </w:tcPr>
           <w:p>
             <w:r>
@@ -17716,7 +17722,7 @@
         </w:tc>
         <w:tc>
           <w:tcPr>
-            <w:tcW w:type="dxa" w:w="1141"/>
+            <w:tcW w:type="dxa" w:w="864"/>
           </w:tcPr>
           <w:p>
             <w:r>
@@ -17729,7 +17735,7 @@
         </w:tc>
         <w:tc>
           <w:tcPr>
-            <w:tcW w:type="dxa" w:w="1141"/>
+            <w:tcW w:type="dxa" w:w="864"/>
           </w:tcPr>
           <w:p>
             <w:r>
@@ -17742,7 +17748,7 @@
         </w:tc>
         <w:tc>
           <w:tcPr>
-            <w:tcW w:type="dxa" w:w="1141"/>
+            <w:tcW w:type="dxa" w:w="864"/>
           </w:tcPr>
           <w:p>
             <w:r>
@@ -17755,7 +17761,7 @@
         </w:tc>
         <w:tc>
           <w:tcPr>
-            <w:tcW w:type="dxa" w:w="1141"/>
+            <w:tcW w:type="dxa" w:w="864"/>
           </w:tcPr>
           <w:p>
             <w:r>
@@ -17768,7 +17774,7 @@
         </w:tc>
         <w:tc>
           <w:tcPr>
-            <w:tcW w:type="dxa" w:w="1141"/>
+            <w:tcW w:type="dxa" w:w="864"/>
           </w:tcPr>
           <w:p>
             <w:r>
@@ -17781,7 +17787,7 @@
         </w:tc>
         <w:tc>
           <w:tcPr>
-            <w:tcW w:type="dxa" w:w="1141"/>
+            <w:tcW w:type="dxa" w:w="864"/>
           </w:tcPr>
           <w:p>
             <w:r>
@@ -17794,7 +17800,7 @@
         </w:tc>
         <w:tc>
           <w:tcPr>
-            <w:tcW w:type="dxa" w:w="1141"/>
+            <w:tcW w:type="dxa" w:w="864"/>
           </w:tcPr>
           <w:p>
             <w:r>
@@ -17807,7 +17813,7 @@
         </w:tc>
         <w:tc>
           <w:tcPr>
-            <w:tcW w:type="dxa" w:w="1141"/>
+            <w:tcW w:type="dxa" w:w="864"/>
           </w:tcPr>
           <w:p>
             <w:r>
@@ -17820,7 +17826,7 @@
         </w:tc>
         <w:tc>
           <w:tcPr>
-            <w:tcW w:type="dxa" w:w="1141"/>
+            <w:tcW w:type="dxa" w:w="864"/>
           </w:tcPr>
           <w:p>
             <w:r>
@@ -17833,7 +17839,7 @@
         </w:tc>
         <w:tc>
           <w:tcPr>
-            <w:tcW w:type="dxa" w:w="1141"/>
+            <w:tcW w:type="dxa" w:w="864"/>
           </w:tcPr>
           <w:p>
             <w:r>
@@ -17848,7 +17854,7 @@
       <w:tr>
         <w:tc>
           <w:tcPr>
-            <w:tcW w:type="dxa" w:w="1141"/>
+            <w:tcW w:type="dxa" w:w="864"/>
           </w:tcPr>
           <w:p>
             <w:r>
@@ -17861,7 +17867,7 @@
         </w:tc>
         <w:tc>
           <w:tcPr>
-            <w:tcW w:type="dxa" w:w="1141"/>
+            <w:tcW w:type="dxa" w:w="864"/>
           </w:tcPr>
           <w:p>
             <w:r>
@@ -17874,7 +17880,7 @@
         </w:tc>
         <w:tc>
           <w:tcPr>
-            <w:tcW w:type="dxa" w:w="1141"/>
+            <w:tcW w:type="dxa" w:w="864"/>
           </w:tcPr>
           <w:p>
             <w:r>
@@ -17887,7 +17893,7 @@
         </w:tc>
         <w:tc>
           <w:tcPr>
-            <w:tcW w:type="dxa" w:w="1141"/>
+            <w:tcW w:type="dxa" w:w="864"/>
           </w:tcPr>
           <w:p>
             <w:r>
@@ -17900,7 +17906,7 @@
         </w:tc>
         <w:tc>
           <w:tcPr>
-            <w:tcW w:type="dxa" w:w="1141"/>
+            <w:tcW w:type="dxa" w:w="864"/>
           </w:tcPr>
           <w:p>
             <w:r>
@@ -17913,7 +17919,7 @@
         </w:tc>
         <w:tc>
           <w:tcPr>
-            <w:tcW w:type="dxa" w:w="1141"/>
+            <w:tcW w:type="dxa" w:w="864"/>
           </w:tcPr>
           <w:p>
             <w:r>
@@ -17926,7 +17932,7 @@
         </w:tc>
         <w:tc>
           <w:tcPr>
-            <w:tcW w:type="dxa" w:w="1141"/>
+            <w:tcW w:type="dxa" w:w="864"/>
           </w:tcPr>
           <w:p>
             <w:r>
@@ -17939,7 +17945,7 @@
         </w:tc>
         <w:tc>
           <w:tcPr>
-            <w:tcW w:type="dxa" w:w="1141"/>
+            <w:tcW w:type="dxa" w:w="864"/>
           </w:tcPr>
           <w:p>
             <w:r>
@@ -17952,7 +17958,7 @@
         </w:tc>
         <w:tc>
           <w:tcPr>
-            <w:tcW w:type="dxa" w:w="1141"/>
+            <w:tcW w:type="dxa" w:w="864"/>
           </w:tcPr>
           <w:p>
             <w:r>
@@ -17965,7 +17971,7 @@
         </w:tc>
         <w:tc>
           <w:tcPr>
-            <w:tcW w:type="dxa" w:w="1141"/>
+            <w:tcW w:type="dxa" w:w="864"/>
           </w:tcPr>
           <w:p>
             <w:r>
@@ -17978,7 +17984,7 @@
         </w:tc>
         <w:tc>
           <w:tcPr>
-            <w:tcW w:type="dxa" w:w="1141"/>
+            <w:tcW w:type="dxa" w:w="864"/>
           </w:tcPr>
           <w:p>
             <w:r>
@@ -17991,7 +17997,7 @@
         </w:tc>
         <w:tc>
           <w:tcPr>
-            <w:tcW w:type="dxa" w:w="1141"/>
+            <w:tcW w:type="dxa" w:w="864"/>
           </w:tcPr>
           <w:p>
             <w:r>
@@ -18004,7 +18010,7 @@
         </w:tc>
         <w:tc>
           <w:tcPr>
-            <w:tcW w:type="dxa" w:w="1141"/>
+            <w:tcW w:type="dxa" w:w="864"/>
           </w:tcPr>
           <w:p>
             <w:r>
@@ -18019,7 +18025,7 @@
       <w:tr>
         <w:tc>
           <w:tcPr>
-            <w:tcW w:type="dxa" w:w="1141"/>
+            <w:tcW w:type="dxa" w:w="864"/>
           </w:tcPr>
           <w:p>
             <w:r>
@@ -18032,7 +18038,7 @@
         </w:tc>
         <w:tc>
           <w:tcPr>
-            <w:tcW w:type="dxa" w:w="1141"/>
+            <w:tcW w:type="dxa" w:w="864"/>
           </w:tcPr>
           <w:p>
             <w:r>
@@ -18045,7 +18051,7 @@
         </w:tc>
         <w:tc>
           <w:tcPr>
-            <w:tcW w:type="dxa" w:w="1141"/>
+            <w:tcW w:type="dxa" w:w="864"/>
           </w:tcPr>
           <w:p>
             <w:r>
@@ -18058,7 +18064,7 @@
         </w:tc>
         <w:tc>
           <w:tcPr>
-            <w:tcW w:type="dxa" w:w="1141"/>
+            <w:tcW w:type="dxa" w:w="864"/>
           </w:tcPr>
           <w:p>
             <w:r>
@@ -18071,7 +18077,7 @@
         </w:tc>
         <w:tc>
           <w:tcPr>
-            <w:tcW w:type="dxa" w:w="1141"/>
+            <w:tcW w:type="dxa" w:w="864"/>
           </w:tcPr>
           <w:p>
             <w:r>
@@ -18084,7 +18090,7 @@
         </w:tc>
         <w:tc>
           <w:tcPr>
-            <w:tcW w:type="dxa" w:w="1141"/>
+            <w:tcW w:type="dxa" w:w="864"/>
           </w:tcPr>
           <w:p>
             <w:r>
@@ -18097,7 +18103,7 @@
         </w:tc>
         <w:tc>
           <w:tcPr>
-            <w:tcW w:type="dxa" w:w="1141"/>
+            <w:tcW w:type="dxa" w:w="864"/>
           </w:tcPr>
           <w:p>
             <w:r>
@@ -18110,7 +18116,7 @@
         </w:tc>
         <w:tc>
           <w:tcPr>
-            <w:tcW w:type="dxa" w:w="1141"/>
+            <w:tcW w:type="dxa" w:w="864"/>
           </w:tcPr>
           <w:p>
             <w:r>
@@ -18123,7 +18129,7 @@
         </w:tc>
         <w:tc>
           <w:tcPr>
-            <w:tcW w:type="dxa" w:w="1141"/>
+            <w:tcW w:type="dxa" w:w="864"/>
           </w:tcPr>
           <w:p>
             <w:r>
@@ -18136,7 +18142,7 @@
         </w:tc>
         <w:tc>
           <w:tcPr>
-            <w:tcW w:type="dxa" w:w="1141"/>
+            <w:tcW w:type="dxa" w:w="864"/>
           </w:tcPr>
           <w:p>
             <w:r>
@@ -18149,7 +18155,7 @@
         </w:tc>
         <w:tc>
           <w:tcPr>
-            <w:tcW w:type="dxa" w:w="1141"/>
+            <w:tcW w:type="dxa" w:w="864"/>
           </w:tcPr>
           <w:p>
             <w:r>
@@ -18162,7 +18168,7 @@
         </w:tc>
         <w:tc>
           <w:tcPr>
-            <w:tcW w:type="dxa" w:w="1141"/>
+            <w:tcW w:type="dxa" w:w="864"/>
           </w:tcPr>
           <w:p>
             <w:r>
@@ -18175,7 +18181,7 @@
         </w:tc>
         <w:tc>
           <w:tcPr>
-            <w:tcW w:type="dxa" w:w="1141"/>
+            <w:tcW w:type="dxa" w:w="864"/>
           </w:tcPr>
           <w:p>
             <w:r>
@@ -18190,7 +18196,7 @@
       <w:tr>
         <w:tc>
           <w:tcPr>
-            <w:tcW w:type="dxa" w:w="1141"/>
+            <w:tcW w:type="dxa" w:w="864"/>
           </w:tcPr>
           <w:p>
             <w:r>
@@ -18203,7 +18209,7 @@
         </w:tc>
         <w:tc>
           <w:tcPr>
-            <w:tcW w:type="dxa" w:w="1141"/>
+            <w:tcW w:type="dxa" w:w="864"/>
           </w:tcPr>
           <w:p>
             <w:r>
@@ -18216,7 +18222,7 @@
         </w:tc>
         <w:tc>
           <w:tcPr>
-            <w:tcW w:type="dxa" w:w="1141"/>
+            <w:tcW w:type="dxa" w:w="864"/>
           </w:tcPr>
           <w:p>
             <w:r>
@@ -18229,7 +18235,7 @@
         </w:tc>
         <w:tc>
           <w:tcPr>
-            <w:tcW w:type="dxa" w:w="1141"/>
+            <w:tcW w:type="dxa" w:w="864"/>
           </w:tcPr>
           <w:p>
             <w:r>
@@ -18242,7 +18248,7 @@
         </w:tc>
         <w:tc>
           <w:tcPr>
-            <w:tcW w:type="dxa" w:w="1141"/>
+            <w:tcW w:type="dxa" w:w="864"/>
           </w:tcPr>
           <w:p>
             <w:r>
@@ -18255,7 +18261,7 @@
         </w:tc>
         <w:tc>
           <w:tcPr>
-            <w:tcW w:type="dxa" w:w="1141"/>
+            <w:tcW w:type="dxa" w:w="864"/>
           </w:tcPr>
           <w:p>
             <w:r>
@@ -18268,7 +18274,7 @@
         </w:tc>
         <w:tc>
           <w:tcPr>
-            <w:tcW w:type="dxa" w:w="1141"/>
+            <w:tcW w:type="dxa" w:w="864"/>
           </w:tcPr>
           <w:p>
             <w:r>
@@ -18281,7 +18287,7 @@
         </w:tc>
         <w:tc>
           <w:tcPr>
-            <w:tcW w:type="dxa" w:w="1141"/>
+            <w:tcW w:type="dxa" w:w="864"/>
           </w:tcPr>
           <w:p>
             <w:r>
@@ -18294,7 +18300,7 @@
         </w:tc>
         <w:tc>
           <w:tcPr>
-            <w:tcW w:type="dxa" w:w="1141"/>
+            <w:tcW w:type="dxa" w:w="864"/>
           </w:tcPr>
           <w:p>
             <w:r>
@@ -18307,7 +18313,7 @@
         </w:tc>
         <w:tc>
           <w:tcPr>
-            <w:tcW w:type="dxa" w:w="1141"/>
+            <w:tcW w:type="dxa" w:w="864"/>
           </w:tcPr>
           <w:p>
             <w:r>
@@ -18320,7 +18326,7 @@
         </w:tc>
         <w:tc>
           <w:tcPr>
-            <w:tcW w:type="dxa" w:w="1141"/>
+            <w:tcW w:type="dxa" w:w="864"/>
           </w:tcPr>
           <w:p>
             <w:r>
@@ -18333,7 +18339,7 @@
         </w:tc>
         <w:tc>
           <w:tcPr>
-            <w:tcW w:type="dxa" w:w="1141"/>
+            <w:tcW w:type="dxa" w:w="864"/>
           </w:tcPr>
           <w:p>
             <w:r>
@@ -18346,7 +18352,7 @@
         </w:tc>
         <w:tc>
           <w:tcPr>
-            <w:tcW w:type="dxa" w:w="1141"/>
+            <w:tcW w:type="dxa" w:w="864"/>
           </w:tcPr>
           <w:p>
             <w:r>
@@ -18361,7 +18367,7 @@
       <w:tr>
         <w:tc>
           <w:tcPr>
-            <w:tcW w:type="dxa" w:w="1141"/>
+            <w:tcW w:type="dxa" w:w="864"/>
           </w:tcPr>
           <w:p>
             <w:r>
@@ -18374,7 +18380,7 @@
         </w:tc>
         <w:tc>
           <w:tcPr>
-            <w:tcW w:type="dxa" w:w="1141"/>
+            <w:tcW w:type="dxa" w:w="864"/>
           </w:tcPr>
           <w:p>
             <w:r>
@@ -18387,7 +18393,7 @@
         </w:tc>
         <w:tc>
           <w:tcPr>
-            <w:tcW w:type="dxa" w:w="1141"/>
+            <w:tcW w:type="dxa" w:w="864"/>
           </w:tcPr>
           <w:p>
             <w:r>
@@ -18400,7 +18406,7 @@
         </w:tc>
         <w:tc>
           <w:tcPr>
-            <w:tcW w:type="dxa" w:w="1141"/>
+            <w:tcW w:type="dxa" w:w="864"/>
           </w:tcPr>
           <w:p>
             <w:r>
@@ -18413,7 +18419,7 @@
         </w:tc>
         <w:tc>
           <w:tcPr>
-            <w:tcW w:type="dxa" w:w="1141"/>
+            <w:tcW w:type="dxa" w:w="864"/>
           </w:tcPr>
           <w:p>
             <w:r>
@@ -18426,7 +18432,7 @@
         </w:tc>
         <w:tc>
           <w:tcPr>
-            <w:tcW w:type="dxa" w:w="1141"/>
+            <w:tcW w:type="dxa" w:w="864"/>
           </w:tcPr>
           <w:p>
             <w:r>
@@ -18439,7 +18445,7 @@
         </w:tc>
         <w:tc>
           <w:tcPr>
-            <w:tcW w:type="dxa" w:w="1141"/>
+            <w:tcW w:type="dxa" w:w="864"/>
           </w:tcPr>
           <w:p>
             <w:r>
@@ -18452,7 +18458,7 @@
         </w:tc>
         <w:tc>
           <w:tcPr>
-            <w:tcW w:type="dxa" w:w="1141"/>
+            <w:tcW w:type="dxa" w:w="864"/>
           </w:tcPr>
           <w:p>
             <w:r>
@@ -18465,7 +18471,7 @@
         </w:tc>
         <w:tc>
           <w:tcPr>
-            <w:tcW w:type="dxa" w:w="1141"/>
+            <w:tcW w:type="dxa" w:w="864"/>
           </w:tcPr>
           <w:p>
             <w:r>
@@ -18478,7 +18484,7 @@
         </w:tc>
         <w:tc>
           <w:tcPr>
-            <w:tcW w:type="dxa" w:w="1141"/>
+            <w:tcW w:type="dxa" w:w="864"/>
           </w:tcPr>
           <w:p>
             <w:r>
@@ -18491,7 +18497,7 @@
         </w:tc>
         <w:tc>
           <w:tcPr>
-            <w:tcW w:type="dxa" w:w="1141"/>
+            <w:tcW w:type="dxa" w:w="864"/>
           </w:tcPr>
           <w:p>
             <w:r>
@@ -18504,7 +18510,7 @@
         </w:tc>
         <w:tc>
           <w:tcPr>
-            <w:tcW w:type="dxa" w:w="1141"/>
+            <w:tcW w:type="dxa" w:w="864"/>
           </w:tcPr>
           <w:p>
             <w:r>
@@ -18517,7 +18523,7 @@
         </w:tc>
         <w:tc>
           <w:tcPr>
-            <w:tcW w:type="dxa" w:w="1141"/>
+            <w:tcW w:type="dxa" w:w="864"/>
           </w:tcPr>
           <w:p>
             <w:r>
@@ -18532,7 +18538,7 @@
       <w:tr>
         <w:tc>
           <w:tcPr>
-            <w:tcW w:type="dxa" w:w="1141"/>
+            <w:tcW w:type="dxa" w:w="864"/>
           </w:tcPr>
           <w:p>
             <w:r>
@@ -18545,7 +18551,7 @@
         </w:tc>
         <w:tc>
           <w:tcPr>
-            <w:tcW w:type="dxa" w:w="1141"/>
+            <w:tcW w:type="dxa" w:w="864"/>
           </w:tcPr>
           <w:p>
             <w:r>
@@ -18558,7 +18564,7 @@
         </w:tc>
         <w:tc>
           <w:tcPr>
-            <w:tcW w:type="dxa" w:w="1141"/>
+            <w:tcW w:type="dxa" w:w="864"/>
           </w:tcPr>
           <w:p>
             <w:r>
@@ -18571,7 +18577,7 @@
         </w:tc>
         <w:tc>
           <w:tcPr>
-            <w:tcW w:type="dxa" w:w="1141"/>
+            <w:tcW w:type="dxa" w:w="864"/>
           </w:tcPr>
           <w:p>
             <w:r>
@@ -18584,7 +18590,7 @@
         </w:tc>
         <w:tc>
           <w:tcPr>
-            <w:tcW w:type="dxa" w:w="1141"/>
+            <w:tcW w:type="dxa" w:w="864"/>
           </w:tcPr>
           <w:p>
             <w:r>
@@ -18597,7 +18603,7 @@
         </w:tc>
         <w:tc>
           <w:tcPr>
-            <w:tcW w:type="dxa" w:w="1141"/>
+            <w:tcW w:type="dxa" w:w="864"/>
           </w:tcPr>
           <w:p>
             <w:r>
@@ -18610,7 +18616,7 @@
         </w:tc>
         <w:tc>
           <w:tcPr>
-            <w:tcW w:type="dxa" w:w="1141"/>
+            <w:tcW w:type="dxa" w:w="864"/>
           </w:tcPr>
           <w:p>
             <w:r>
@@ -18623,7 +18629,7 @@
         </w:tc>
         <w:tc>
           <w:tcPr>
-            <w:tcW w:type="dxa" w:w="1141"/>
+            <w:tcW w:type="dxa" w:w="864"/>
           </w:tcPr>
           <w:p>
             <w:r>
@@ -18636,7 +18642,7 @@
         </w:tc>
         <w:tc>
           <w:tcPr>
-            <w:tcW w:type="dxa" w:w="1141"/>
+            <w:tcW w:type="dxa" w:w="864"/>
           </w:tcPr>
           <w:p>
             <w:r>
@@ -18649,7 +18655,7 @@
         </w:tc>
         <w:tc>
           <w:tcPr>
-            <w:tcW w:type="dxa" w:w="1141"/>
+            <w:tcW w:type="dxa" w:w="864"/>
           </w:tcPr>
           <w:p>
             <w:r>
@@ -18662,7 +18668,7 @@
         </w:tc>
         <w:tc>
           <w:tcPr>
-            <w:tcW w:type="dxa" w:w="1141"/>
+            <w:tcW w:type="dxa" w:w="864"/>
           </w:tcPr>
           <w:p>
             <w:r>
@@ -18675,7 +18681,7 @@
         </w:tc>
         <w:tc>
           <w:tcPr>
-            <w:tcW w:type="dxa" w:w="1141"/>
+            <w:tcW w:type="dxa" w:w="864"/>
           </w:tcPr>
           <w:p>
             <w:r>
@@ -18688,7 +18694,7 @@
         </w:tc>
         <w:tc>
           <w:tcPr>
-            <w:tcW w:type="dxa" w:w="1141"/>
+            <w:tcW w:type="dxa" w:w="864"/>
           </w:tcPr>
           <w:p>
             <w:r>
@@ -18703,7 +18709,7 @@
       <w:tr>
         <w:tc>
           <w:tcPr>
-            <w:tcW w:type="dxa" w:w="1141"/>
+            <w:tcW w:type="dxa" w:w="864"/>
           </w:tcPr>
           <w:p>
             <w:r>
@@ -18716,7 +18722,7 @@
         </w:tc>
         <w:tc>
           <w:tcPr>
-            <w:tcW w:type="dxa" w:w="1141"/>
+            <w:tcW w:type="dxa" w:w="864"/>
           </w:tcPr>
           <w:p>
             <w:r>
@@ -18729,7 +18735,7 @@
         </w:tc>
         <w:tc>
           <w:tcPr>
-            <w:tcW w:type="dxa" w:w="1141"/>
+            <w:tcW w:type="dxa" w:w="864"/>
           </w:tcPr>
           <w:p>
             <w:r>
@@ -18742,7 +18748,7 @@
         </w:tc>
         <w:tc>
           <w:tcPr>
-            <w:tcW w:type="dxa" w:w="1141"/>
+            <w:tcW w:type="dxa" w:w="864"/>
           </w:tcPr>
           <w:p>
             <w:r>
@@ -18755,7 +18761,7 @@
         </w:tc>
         <w:tc>
           <w:tcPr>
-            <w:tcW w:type="dxa" w:w="1141"/>
+            <w:tcW w:type="dxa" w:w="864"/>
           </w:tcPr>
           <w:p>
             <w:r>
@@ -18768,7 +18774,7 @@
         </w:tc>
         <w:tc>
           <w:tcPr>
-            <w:tcW w:type="dxa" w:w="1141"/>
+            <w:tcW w:type="dxa" w:w="864"/>
           </w:tcPr>
           <w:p>
             <w:r>
@@ -18781,7 +18787,7 @@
         </w:tc>
         <w:tc>
           <w:tcPr>
-            <w:tcW w:type="dxa" w:w="1141"/>
+            <w:tcW w:type="dxa" w:w="864"/>
           </w:tcPr>
           <w:p>
             <w:r>
@@ -18794,7 +18800,7 @@
         </w:tc>
         <w:tc>
           <w:tcPr>
-            <w:tcW w:type="dxa" w:w="1141"/>
+            <w:tcW w:type="dxa" w:w="864"/>
           </w:tcPr>
           <w:p>
             <w:r>
@@ -18807,7 +18813,7 @@
         </w:tc>
         <w:tc>
           <w:tcPr>
-            <w:tcW w:type="dxa" w:w="1141"/>
+            <w:tcW w:type="dxa" w:w="864"/>
           </w:tcPr>
           <w:p>
             <w:r>
@@ -18820,7 +18826,7 @@
         </w:tc>
         <w:tc>
           <w:tcPr>
-            <w:tcW w:type="dxa" w:w="1141"/>
+            <w:tcW w:type="dxa" w:w="864"/>
           </w:tcPr>
           <w:p>
             <w:r>
@@ -18833,7 +18839,7 @@
         </w:tc>
         <w:tc>
           <w:tcPr>
-            <w:tcW w:type="dxa" w:w="1141"/>
+            <w:tcW w:type="dxa" w:w="864"/>
           </w:tcPr>
           <w:p>
             <w:r>
@@ -18846,7 +18852,7 @@
         </w:tc>
         <w:tc>
           <w:tcPr>
-            <w:tcW w:type="dxa" w:w="1141"/>
+            <w:tcW w:type="dxa" w:w="864"/>
           </w:tcPr>
           <w:p>
             <w:r>
@@ -18859,7 +18865,7 @@
         </w:tc>
         <w:tc>
           <w:tcPr>
-            <w:tcW w:type="dxa" w:w="1141"/>
+            <w:tcW w:type="dxa" w:w="864"/>
           </w:tcPr>
           <w:p>
             <w:r>
@@ -18874,7 +18880,7 @@
       <w:tr>
         <w:tc>
           <w:tcPr>
-            <w:tcW w:type="dxa" w:w="1141"/>
+            <w:tcW w:type="dxa" w:w="864"/>
           </w:tcPr>
           <w:p>
             <w:r>
@@ -18887,7 +18893,7 @@
         </w:tc>
         <w:tc>
           <w:tcPr>
-            <w:tcW w:type="dxa" w:w="1141"/>
+            <w:tcW w:type="dxa" w:w="864"/>
           </w:tcPr>
           <w:p>
             <w:r>
@@ -18900,7 +18906,7 @@
         </w:tc>
         <w:tc>
           <w:tcPr>
-            <w:tcW w:type="dxa" w:w="1141"/>
+            <w:tcW w:type="dxa" w:w="864"/>
           </w:tcPr>
           <w:p>
             <w:r>
@@ -18913,7 +18919,7 @@
         </w:tc>
         <w:tc>
           <w:tcPr>
-            <w:tcW w:type="dxa" w:w="1141"/>
+            <w:tcW w:type="dxa" w:w="864"/>
           </w:tcPr>
           <w:p>
             <w:r>
@@ -18926,7 +18932,7 @@
         </w:tc>
         <w:tc>
           <w:tcPr>
-            <w:tcW w:type="dxa" w:w="1141"/>
+            <w:tcW w:type="dxa" w:w="864"/>
           </w:tcPr>
           <w:p>
             <w:r>
@@ -18939,7 +18945,7 @@
         </w:tc>
         <w:tc>
           <w:tcPr>
-            <w:tcW w:type="dxa" w:w="1141"/>
+            <w:tcW w:type="dxa" w:w="864"/>
           </w:tcPr>
           <w:p>
             <w:r>
@@ -18952,7 +18958,7 @@
         </w:tc>
         <w:tc>
           <w:tcPr>
-            <w:tcW w:type="dxa" w:w="1141"/>
+            <w:tcW w:type="dxa" w:w="864"/>
           </w:tcPr>
           <w:p>
             <w:r>
@@ -18965,7 +18971,7 @@
         </w:tc>
         <w:tc>
           <w:tcPr>
-            <w:tcW w:type="dxa" w:w="1141"/>
+            <w:tcW w:type="dxa" w:w="864"/>
           </w:tcPr>
           <w:p>
             <w:r>
@@ -18978,7 +18984,7 @@
         </w:tc>
         <w:tc>
           <w:tcPr>
-            <w:tcW w:type="dxa" w:w="1141"/>
+            <w:tcW w:type="dxa" w:w="864"/>
           </w:tcPr>
           <w:p>
             <w:r>
@@ -18991,7 +18997,7 @@
         </w:tc>
         <w:tc>
           <w:tcPr>
-            <w:tcW w:type="dxa" w:w="1141"/>
+            <w:tcW w:type="dxa" w:w="864"/>
           </w:tcPr>
           <w:p>
             <w:r>
@@ -19004,7 +19010,7 @@
         </w:tc>
         <w:tc>
           <w:tcPr>
-            <w:tcW w:type="dxa" w:w="1141"/>
+            <w:tcW w:type="dxa" w:w="864"/>
           </w:tcPr>
           <w:p>
             <w:r>
@@ -19017,7 +19023,7 @@
         </w:tc>
         <w:tc>
           <w:tcPr>
-            <w:tcW w:type="dxa" w:w="1141"/>
+            <w:tcW w:type="dxa" w:w="864"/>
           </w:tcPr>
           <w:p>
             <w:r>
@@ -19030,7 +19036,7 @@
         </w:tc>
         <w:tc>
           <w:tcPr>
-            <w:tcW w:type="dxa" w:w="1141"/>
+            <w:tcW w:type="dxa" w:w="864"/>
           </w:tcPr>
           <w:p>
             <w:r>
@@ -19045,7 +19051,7 @@
       <w:tr>
         <w:tc>
           <w:tcPr>
-            <w:tcW w:type="dxa" w:w="1141"/>
+            <w:tcW w:type="dxa" w:w="864"/>
           </w:tcPr>
           <w:p>
             <w:r>
@@ -19058,7 +19064,7 @@
         </w:tc>
         <w:tc>
           <w:tcPr>
-            <w:tcW w:type="dxa" w:w="1141"/>
+            <w:tcW w:type="dxa" w:w="864"/>
           </w:tcPr>
           <w:p>
             <w:r>
@@ -19071,7 +19077,7 @@
         </w:tc>
         <w:tc>
           <w:tcPr>
-            <w:tcW w:type="dxa" w:w="1141"/>
+            <w:tcW w:type="dxa" w:w="864"/>
           </w:tcPr>
           <w:p>
             <w:r>
@@ -19084,7 +19090,7 @@
         </w:tc>
         <w:tc>
           <w:tcPr>
-            <w:tcW w:type="dxa" w:w="1141"/>
+            <w:tcW w:type="dxa" w:w="864"/>
           </w:tcPr>
           <w:p>
             <w:r>
@@ -19097,7 +19103,7 @@
         </w:tc>
         <w:tc>
           <w:tcPr>
-            <w:tcW w:type="dxa" w:w="1141"/>
+            <w:tcW w:type="dxa" w:w="864"/>
           </w:tcPr>
           <w:p>
             <w:r>
@@ -19110,7 +19116,7 @@
         </w:tc>
         <w:tc>
           <w:tcPr>
-            <w:tcW w:type="dxa" w:w="1141"/>
+            <w:tcW w:type="dxa" w:w="864"/>
           </w:tcPr>
           <w:p>
             <w:r>
@@ -19123,7 +19129,7 @@
         </w:tc>
         <w:tc>
           <w:tcPr>
-            <w:tcW w:type="dxa" w:w="1141"/>
+            <w:tcW w:type="dxa" w:w="864"/>
           </w:tcPr>
           <w:p>
             <w:r>
@@ -19136,7 +19142,7 @@
         </w:tc>
         <w:tc>
           <w:tcPr>
-            <w:tcW w:type="dxa" w:w="1141"/>
+            <w:tcW w:type="dxa" w:w="864"/>
           </w:tcPr>
           <w:p>
             <w:r>
@@ -19149,7 +19155,7 @@
         </w:tc>
         <w:tc>
           <w:tcPr>
-            <w:tcW w:type="dxa" w:w="1141"/>
+            <w:tcW w:type="dxa" w:w="864"/>
           </w:tcPr>
           <w:p>
             <w:r>
@@ -19162,7 +19168,7 @@
         </w:tc>
         <w:tc>
           <w:tcPr>
-            <w:tcW w:type="dxa" w:w="1141"/>
+            <w:tcW w:type="dxa" w:w="864"/>
           </w:tcPr>
           <w:p>
             <w:r>
@@ -19175,7 +19181,7 @@
         </w:tc>
         <w:tc>
           <w:tcPr>
-            <w:tcW w:type="dxa" w:w="1141"/>
+            <w:tcW w:type="dxa" w:w="864"/>
           </w:tcPr>
           <w:p>
             <w:r>
@@ -19188,7 +19194,7 @@
         </w:tc>
         <w:tc>
           <w:tcPr>
-            <w:tcW w:type="dxa" w:w="1141"/>
+            <w:tcW w:type="dxa" w:w="864"/>
           </w:tcPr>
           <w:p>
             <w:r>
@@ -19201,7 +19207,7 @@
         </w:tc>
         <w:tc>
           <w:tcPr>
-            <w:tcW w:type="dxa" w:w="1141"/>
+            <w:tcW w:type="dxa" w:w="864"/>
           </w:tcPr>
           <w:p>
             <w:r>
@@ -19216,7 +19222,7 @@
       <w:tr>
         <w:tc>
           <w:tcPr>
-            <w:tcW w:type="dxa" w:w="1141"/>
+            <w:tcW w:type="dxa" w:w="864"/>
           </w:tcPr>
           <w:p>
             <w:r>
@@ -19229,7 +19235,7 @@
         </w:tc>
         <w:tc>
           <w:tcPr>
-            <w:tcW w:type="dxa" w:w="1141"/>
+            <w:tcW w:type="dxa" w:w="864"/>
           </w:tcPr>
           <w:p>
             <w:r>
@@ -19242,7 +19248,7 @@
         </w:tc>
         <w:tc>
           <w:tcPr>
-            <w:tcW w:type="dxa" w:w="1141"/>
+            <w:tcW w:type="dxa" w:w="864"/>
           </w:tcPr>
           <w:p>
             <w:r>
@@ -19255,7 +19261,7 @@
         </w:tc>
         <w:tc>
           <w:tcPr>
-            <w:tcW w:type="dxa" w:w="1141"/>
+            <w:tcW w:type="dxa" w:w="864"/>
           </w:tcPr>
           <w:p>
             <w:r>
@@ -19268,7 +19274,7 @@
         </w:tc>
         <w:tc>
           <w:tcPr>
-            <w:tcW w:type="dxa" w:w="1141"/>
+            <w:tcW w:type="dxa" w:w="864"/>
           </w:tcPr>
           <w:p>
             <w:r>
@@ -19281,7 +19287,7 @@
         </w:tc>
         <w:tc>
           <w:tcPr>
-            <w:tcW w:type="dxa" w:w="1141"/>
+            <w:tcW w:type="dxa" w:w="864"/>
           </w:tcPr>
           <w:p>
             <w:r>
@@ -19294,7 +19300,7 @@
         </w:tc>
         <w:tc>
           <w:tcPr>
-            <w:tcW w:type="dxa" w:w="1141"/>
+            <w:tcW w:type="dxa" w:w="864"/>
           </w:tcPr>
           <w:p>
             <w:r>
@@ -19307,7 +19313,7 @@
         </w:tc>
         <w:tc>
           <w:tcPr>
-            <w:tcW w:type="dxa" w:w="1141"/>
+            <w:tcW w:type="dxa" w:w="864"/>
           </w:tcPr>
           <w:p>
             <w:r>
@@ -19320,7 +19326,7 @@
         </w:tc>
         <w:tc>
           <w:tcPr>
-            <w:tcW w:type="dxa" w:w="1141"/>
+            <w:tcW w:type="dxa" w:w="864"/>
           </w:tcPr>
           <w:p>
             <w:r>
@@ -19333,7 +19339,7 @@
         </w:tc>
         <w:tc>
           <w:tcPr>
-            <w:tcW w:type="dxa" w:w="1141"/>
+            <w:tcW w:type="dxa" w:w="864"/>
           </w:tcPr>
           <w:p>
             <w:r>
@@ -19346,7 +19352,7 @@
         </w:tc>
         <w:tc>
           <w:tcPr>
-            <w:tcW w:type="dxa" w:w="1141"/>
+            <w:tcW w:type="dxa" w:w="864"/>
           </w:tcPr>
           <w:p>
             <w:r>
@@ -19359,7 +19365,7 @@
         </w:tc>
         <w:tc>
           <w:tcPr>
-            <w:tcW w:type="dxa" w:w="1141"/>
+            <w:tcW w:type="dxa" w:w="864"/>
           </w:tcPr>
           <w:p>
             <w:r>
@@ -19372,7 +19378,7 @@
         </w:tc>
         <w:tc>
           <w:tcPr>
-            <w:tcW w:type="dxa" w:w="1141"/>
+            <w:tcW w:type="dxa" w:w="864"/>
           </w:tcPr>
           <w:p>
             <w:r>
@@ -19387,7 +19393,7 @@
       <w:tr>
         <w:tc>
           <w:tcPr>
-            <w:tcW w:type="dxa" w:w="1141"/>
+            <w:tcW w:type="dxa" w:w="864"/>
           </w:tcPr>
           <w:p>
             <w:r>
@@ -19400,7 +19406,7 @@
         </w:tc>
         <w:tc>
           <w:tcPr>
-            <w:tcW w:type="dxa" w:w="1141"/>
+            <w:tcW w:type="dxa" w:w="864"/>
           </w:tcPr>
           <w:p>
             <w:r>
@@ -19413,7 +19419,7 @@
         </w:tc>
         <w:tc>
           <w:tcPr>
-            <w:tcW w:type="dxa" w:w="1141"/>
+            <w:tcW w:type="dxa" w:w="864"/>
           </w:tcPr>
           <w:p>
             <w:r>
@@ -19426,7 +19432,7 @@
         </w:tc>
         <w:tc>
           <w:tcPr>
-            <w:tcW w:type="dxa" w:w="1141"/>
+            <w:tcW w:type="dxa" w:w="864"/>
           </w:tcPr>
           <w:p>
             <w:r>
@@ -19439,7 +19445,7 @@
         </w:tc>
         <w:tc>
           <w:tcPr>
-            <w:tcW w:type="dxa" w:w="1141"/>
+            <w:tcW w:type="dxa" w:w="864"/>
           </w:tcPr>
           <w:p>
             <w:r>
@@ -19452,7 +19458,7 @@
         </w:tc>
         <w:tc>
           <w:tcPr>
-            <w:tcW w:type="dxa" w:w="1141"/>
+            <w:tcW w:type="dxa" w:w="864"/>
           </w:tcPr>
           <w:p>
             <w:r>
@@ -19465,7 +19471,7 @@
         </w:tc>
         <w:tc>
           <w:tcPr>
-            <w:tcW w:type="dxa" w:w="1141"/>
+            <w:tcW w:type="dxa" w:w="864"/>
           </w:tcPr>
           <w:p>
             <w:r>
@@ -19478,7 +19484,7 @@
         </w:tc>
         <w:tc>
           <w:tcPr>
-            <w:tcW w:type="dxa" w:w="1141"/>
+            <w:tcW w:type="dxa" w:w="864"/>
           </w:tcPr>
           <w:p>
             <w:r>
@@ -19491,7 +19497,7 @@
         </w:tc>
         <w:tc>
           <w:tcPr>
-            <w:tcW w:type="dxa" w:w="1141"/>
+            <w:tcW w:type="dxa" w:w="864"/>
           </w:tcPr>
           <w:p>
             <w:r>
@@ -19504,7 +19510,7 @@
         </w:tc>
         <w:tc>
           <w:tcPr>
-            <w:tcW w:type="dxa" w:w="1141"/>
+            <w:tcW w:type="dxa" w:w="864"/>
           </w:tcPr>
           <w:p>
             <w:r>
@@ -19517,7 +19523,7 @@
         </w:tc>
         <w:tc>
           <w:tcPr>
-            <w:tcW w:type="dxa" w:w="1141"/>
+            <w:tcW w:type="dxa" w:w="864"/>
           </w:tcPr>
           <w:p>
             <w:r>
@@ -19530,7 +19536,7 @@
         </w:tc>
         <w:tc>
           <w:tcPr>
-            <w:tcW w:type="dxa" w:w="1141"/>
+            <w:tcW w:type="dxa" w:w="864"/>
           </w:tcPr>
           <w:p>
             <w:r>
@@ -19543,7 +19549,7 @@
         </w:tc>
         <w:tc>
           <w:tcPr>
-            <w:tcW w:type="dxa" w:w="1141"/>
+            <w:tcW w:type="dxa" w:w="864"/>
           </w:tcPr>
           <w:p>
             <w:r>
@@ -19558,7 +19564,7 @@
       <w:tr>
         <w:tc>
           <w:tcPr>
-            <w:tcW w:type="dxa" w:w="1141"/>
+            <w:tcW w:type="dxa" w:w="864"/>
           </w:tcPr>
           <w:p>
             <w:r>
@@ -19571,7 +19577,7 @@
         </w:tc>
         <w:tc>
           <w:tcPr>
-            <w:tcW w:type="dxa" w:w="1141"/>
+            <w:tcW w:type="dxa" w:w="864"/>
           </w:tcPr>
           <w:p>
             <w:r>
@@ -19584,7 +19590,7 @@
         </w:tc>
         <w:tc>
           <w:tcPr>
-            <w:tcW w:type="dxa" w:w="1141"/>
+            <w:tcW w:type="dxa" w:w="864"/>
           </w:tcPr>
           <w:p>
             <w:r>
@@ -19597,7 +19603,7 @@
         </w:tc>
         <w:tc>
           <w:tcPr>
-            <w:tcW w:type="dxa" w:w="1141"/>
+            <w:tcW w:type="dxa" w:w="864"/>
           </w:tcPr>
           <w:p>
             <w:r>
@@ -19610,7 +19616,7 @@
         </w:tc>
         <w:tc>
           <w:tcPr>
-            <w:tcW w:type="dxa" w:w="1141"/>
+            <w:tcW w:type="dxa" w:w="864"/>
           </w:tcPr>
           <w:p>
             <w:r>
@@ -19623,7 +19629,7 @@
         </w:tc>
         <w:tc>
           <w:tcPr>
-            <w:tcW w:type="dxa" w:w="1141"/>
+            <w:tcW w:type="dxa" w:w="864"/>
           </w:tcPr>
           <w:p>
             <w:r>
@@ -19636,7 +19642,7 @@
         </w:tc>
         <w:tc>
           <w:tcPr>
-            <w:tcW w:type="dxa" w:w="1141"/>
+            <w:tcW w:type="dxa" w:w="864"/>
           </w:tcPr>
           <w:p>
             <w:r>
@@ -19649,7 +19655,7 @@
         </w:tc>
         <w:tc>
           <w:tcPr>
-            <w:tcW w:type="dxa" w:w="1141"/>
+            <w:tcW w:type="dxa" w:w="864"/>
           </w:tcPr>
           <w:p>
             <w:r>
@@ -19662,7 +19668,7 @@
         </w:tc>
         <w:tc>
           <w:tcPr>
-            <w:tcW w:type="dxa" w:w="1141"/>
+            <w:tcW w:type="dxa" w:w="864"/>
           </w:tcPr>
           <w:p>
             <w:r>
@@ -19675,7 +19681,7 @@
         </w:tc>
         <w:tc>
           <w:tcPr>
-            <w:tcW w:type="dxa" w:w="1141"/>
+            <w:tcW w:type="dxa" w:w="864"/>
           </w:tcPr>
           <w:p>
             <w:r>
@@ -19688,7 +19694,7 @@
         </w:tc>
         <w:tc>
           <w:tcPr>
-            <w:tcW w:type="dxa" w:w="1141"/>
+            <w:tcW w:type="dxa" w:w="864"/>
           </w:tcPr>
           <w:p>
             <w:r>
@@ -19701,7 +19707,7 @@
         </w:tc>
         <w:tc>
           <w:tcPr>
-            <w:tcW w:type="dxa" w:w="1141"/>
+            <w:tcW w:type="dxa" w:w="864"/>
           </w:tcPr>
           <w:p>
             <w:r>
@@ -19714,7 +19720,7 @@
         </w:tc>
         <w:tc>
           <w:tcPr>
-            <w:tcW w:type="dxa" w:w="1141"/>
+            <w:tcW w:type="dxa" w:w="864"/>
           </w:tcPr>
           <w:p>
             <w:r>
@@ -19729,7 +19735,7 @@
       <w:tr>
         <w:tc>
           <w:tcPr>
-            <w:tcW w:type="dxa" w:w="1141"/>
+            <w:tcW w:type="dxa" w:w="864"/>
           </w:tcPr>
           <w:p>
             <w:r>
@@ -19742,7 +19748,7 @@
         </w:tc>
         <w:tc>
           <w:tcPr>
-            <w:tcW w:type="dxa" w:w="1141"/>
+            <w:tcW w:type="dxa" w:w="864"/>
           </w:tcPr>
           <w:p>
             <w:r>
@@ -19755,7 +19761,7 @@
         </w:tc>
         <w:tc>
           <w:tcPr>
-            <w:tcW w:type="dxa" w:w="1141"/>
+            <w:tcW w:type="dxa" w:w="864"/>
           </w:tcPr>
           <w:p>
             <w:r>
@@ -19768,7 +19774,7 @@
         </w:tc>
         <w:tc>
           <w:tcPr>
-            <w:tcW w:type="dxa" w:w="1141"/>
+            <w:tcW w:type="dxa" w:w="864"/>
           </w:tcPr>
           <w:p>
             <w:r>
@@ -19781,7 +19787,7 @@
         </w:tc>
         <w:tc>
           <w:tcPr>
-            <w:tcW w:type="dxa" w:w="1141"/>
+            <w:tcW w:type="dxa" w:w="864"/>
           </w:tcPr>
           <w:p>
             <w:r>
@@ -19794,7 +19800,7 @@
         </w:tc>
         <w:tc>
           <w:tcPr>
-            <w:tcW w:type="dxa" w:w="1141"/>
+            <w:tcW w:type="dxa" w:w="864"/>
           </w:tcPr>
           <w:p>
             <w:r>
@@ -19807,7 +19813,7 @@
         </w:tc>
         <w:tc>
           <w:tcPr>
-            <w:tcW w:type="dxa" w:w="1141"/>
+            <w:tcW w:type="dxa" w:w="864"/>
           </w:tcPr>
           <w:p>
             <w:r>
@@ -19820,7 +19826,7 @@
         </w:tc>
         <w:tc>
           <w:tcPr>
-            <w:tcW w:type="dxa" w:w="1141"/>
+            <w:tcW w:type="dxa" w:w="864"/>
           </w:tcPr>
           <w:p>
             <w:r>
@@ -19833,7 +19839,7 @@
         </w:tc>
         <w:tc>
           <w:tcPr>
-            <w:tcW w:type="dxa" w:w="1141"/>
+            <w:tcW w:type="dxa" w:w="864"/>
           </w:tcPr>
           <w:p>
             <w:r>
@@ -19846,7 +19852,7 @@
         </w:tc>
         <w:tc>
           <w:tcPr>
-            <w:tcW w:type="dxa" w:w="1141"/>
+            <w:tcW w:type="dxa" w:w="864"/>
           </w:tcPr>
           <w:p>
             <w:r>
@@ -19859,7 +19865,7 @@
         </w:tc>
         <w:tc>
           <w:tcPr>
-            <w:tcW w:type="dxa" w:w="1141"/>
+            <w:tcW w:type="dxa" w:w="864"/>
           </w:tcPr>
           <w:p>
             <w:r>
@@ -19872,7 +19878,7 @@
         </w:tc>
         <w:tc>
           <w:tcPr>
-            <w:tcW w:type="dxa" w:w="1141"/>
+            <w:tcW w:type="dxa" w:w="864"/>
           </w:tcPr>
           <w:p>
             <w:r>
@@ -19885,7 +19891,7 @@
         </w:tc>
         <w:tc>
           <w:tcPr>
-            <w:tcW w:type="dxa" w:w="1141"/>
+            <w:tcW w:type="dxa" w:w="864"/>
           </w:tcPr>
           <w:p>
             <w:r>
@@ -19900,7 +19906,7 @@
       <w:tr>
         <w:tc>
           <w:tcPr>
-            <w:tcW w:type="dxa" w:w="1141"/>
+            <w:tcW w:type="dxa" w:w="864"/>
           </w:tcPr>
           <w:p>
             <w:r>
@@ -19913,7 +19919,7 @@
         </w:tc>
         <w:tc>
           <w:tcPr>
-            <w:tcW w:type="dxa" w:w="1141"/>
+            <w:tcW w:type="dxa" w:w="864"/>
           </w:tcPr>
           <w:p>
             <w:r>
@@ -19926,7 +19932,7 @@
         </w:tc>
         <w:tc>
           <w:tcPr>
-            <w:tcW w:type="dxa" w:w="1141"/>
+            <w:tcW w:type="dxa" w:w="864"/>
           </w:tcPr>
           <w:p>
             <w:r>
@@ -19939,7 +19945,7 @@
         </w:tc>
         <w:tc>
           <w:tcPr>
-            <w:tcW w:type="dxa" w:w="1141"/>
+            <w:tcW w:type="dxa" w:w="864"/>
           </w:tcPr>
           <w:p>
             <w:r>
@@ -19952,7 +19958,7 @@
         </w:tc>
         <w:tc>
           <w:tcPr>
-            <w:tcW w:type="dxa" w:w="1141"/>
+            <w:tcW w:type="dxa" w:w="864"/>
           </w:tcPr>
           <w:p>
             <w:r>
@@ -19965,7 +19971,7 @@
         </w:tc>
         <w:tc>
           <w:tcPr>
-            <w:tcW w:type="dxa" w:w="1141"/>
+            <w:tcW w:type="dxa" w:w="864"/>
           </w:tcPr>
           <w:p>
             <w:r>
@@ -19978,7 +19984,7 @@
         </w:tc>
         <w:tc>
           <w:tcPr>
-            <w:tcW w:type="dxa" w:w="1141"/>
+            <w:tcW w:type="dxa" w:w="864"/>
           </w:tcPr>
           <w:p>
             <w:r>
@@ -19991,7 +19997,7 @@
         </w:tc>
         <w:tc>
           <w:tcPr>
-            <w:tcW w:type="dxa" w:w="1141"/>
+            <w:tcW w:type="dxa" w:w="864"/>
           </w:tcPr>
           <w:p>
             <w:r>
@@ -20004,7 +20010,7 @@
         </w:tc>
         <w:tc>
           <w:tcPr>
-            <w:tcW w:type="dxa" w:w="1141"/>
+            <w:tcW w:type="dxa" w:w="864"/>
           </w:tcPr>
           <w:p>
             <w:r>
@@ -20017,7 +20023,7 @@
         </w:tc>
         <w:tc>
           <w:tcPr>
-            <w:tcW w:type="dxa" w:w="1141"/>
+            <w:tcW w:type="dxa" w:w="864"/>
           </w:tcPr>
           <w:p>
             <w:r>
@@ -20030,7 +20036,7 @@
         </w:tc>
         <w:tc>
           <w:tcPr>
-            <w:tcW w:type="dxa" w:w="1141"/>
+            <w:tcW w:type="dxa" w:w="864"/>
           </w:tcPr>
           <w:p>
             <w:r>
@@ -20043,7 +20049,7 @@
         </w:tc>
         <w:tc>
           <w:tcPr>
-            <w:tcW w:type="dxa" w:w="1141"/>
+            <w:tcW w:type="dxa" w:w="864"/>
           </w:tcPr>
           <w:p>
             <w:r>
@@ -20056,7 +20062,7 @@
         </w:tc>
         <w:tc>
           <w:tcPr>
-            <w:tcW w:type="dxa" w:w="1141"/>
+            <w:tcW w:type="dxa" w:w="864"/>
           </w:tcPr>
           <w:p>
             <w:r>
@@ -20071,7 +20077,7 @@
       <w:tr>
         <w:tc>
           <w:tcPr>
-            <w:tcW w:type="dxa" w:w="1141"/>
+            <w:tcW w:type="dxa" w:w="864"/>
           </w:tcPr>
           <w:p>
             <w:r>
@@ -20084,7 +20090,7 @@
         </w:tc>
         <w:tc>
           <w:tcPr>
-            <w:tcW w:type="dxa" w:w="1141"/>
+            <w:tcW w:type="dxa" w:w="864"/>
           </w:tcPr>
           <w:p>
             <w:r>
@@ -20097,7 +20103,7 @@
         </w:tc>
         <w:tc>
           <w:tcPr>
-            <w:tcW w:type="dxa" w:w="1141"/>
+            <w:tcW w:type="dxa" w:w="864"/>
           </w:tcPr>
           <w:p>
             <w:r>
@@ -20110,7 +20116,7 @@
         </w:tc>
         <w:tc>
           <w:tcPr>
-            <w:tcW w:type="dxa" w:w="1141"/>
+            <w:tcW w:type="dxa" w:w="864"/>
           </w:tcPr>
           <w:p>
             <w:r>
@@ -20123,7 +20129,7 @@
         </w:tc>
         <w:tc>
           <w:tcPr>
-            <w:tcW w:type="dxa" w:w="1141"/>
+            <w:tcW w:type="dxa" w:w="864"/>
           </w:tcPr>
           <w:p>
             <w:r>
@@ -20136,7 +20142,7 @@
         </w:tc>
         <w:tc>
           <w:tcPr>
-            <w:tcW w:type="dxa" w:w="1141"/>
+            <w:tcW w:type="dxa" w:w="864"/>
           </w:tcPr>
           <w:p>
             <w:r>
@@ -20149,7 +20155,7 @@
         </w:tc>
         <w:tc>
           <w:tcPr>
-            <w:tcW w:type="dxa" w:w="1141"/>
+            <w:tcW w:type="dxa" w:w="864"/>
           </w:tcPr>
           <w:p>
             <w:r>
@@ -20162,7 +20168,7 @@
         </w:tc>
         <w:tc>
           <w:tcPr>
-            <w:tcW w:type="dxa" w:w="1141"/>
+            <w:tcW w:type="dxa" w:w="864"/>
           </w:tcPr>
           <w:p>
             <w:r>
@@ -20175,7 +20181,7 @@
         </w:tc>
         <w:tc>
           <w:tcPr>
-            <w:tcW w:type="dxa" w:w="1141"/>
+            <w:tcW w:type="dxa" w:w="864"/>
           </w:tcPr>
           <w:p>
             <w:r>
@@ -20188,7 +20194,7 @@
         </w:tc>
         <w:tc>
           <w:tcPr>
-            <w:tcW w:type="dxa" w:w="1141"/>
+            <w:tcW w:type="dxa" w:w="864"/>
           </w:tcPr>
           <w:p>
             <w:r>
@@ -20201,7 +20207,7 @@
         </w:tc>
         <w:tc>
           <w:tcPr>
-            <w:tcW w:type="dxa" w:w="1141"/>
+            <w:tcW w:type="dxa" w:w="864"/>
           </w:tcPr>
           <w:p>
             <w:r>
@@ -20214,7 +20220,7 @@
         </w:tc>
         <w:tc>
           <w:tcPr>
-            <w:tcW w:type="dxa" w:w="1141"/>
+            <w:tcW w:type="dxa" w:w="864"/>
           </w:tcPr>
           <w:p>
             <w:r>
@@ -20227,7 +20233,7 @@
         </w:tc>
         <w:tc>
           <w:tcPr>
-            <w:tcW w:type="dxa" w:w="1141"/>
+            <w:tcW w:type="dxa" w:w="864"/>
           </w:tcPr>
           <w:p>
             <w:r>
@@ -20242,7 +20248,7 @@
       <w:tr>
         <w:tc>
           <w:tcPr>
-            <w:tcW w:type="dxa" w:w="1141"/>
+            <w:tcW w:type="dxa" w:w="864"/>
           </w:tcPr>
           <w:p>
             <w:r>
@@ -20255,7 +20261,7 @@
         </w:tc>
         <w:tc>
           <w:tcPr>
-            <w:tcW w:type="dxa" w:w="1141"/>
+            <w:tcW w:type="dxa" w:w="864"/>
           </w:tcPr>
           <w:p>
             <w:r>
@@ -20268,7 +20274,7 @@
         </w:tc>
         <w:tc>
           <w:tcPr>
-            <w:tcW w:type="dxa" w:w="1141"/>
+            <w:tcW w:type="dxa" w:w="864"/>
           </w:tcPr>
           <w:p>
             <w:r>
@@ -20281,7 +20287,7 @@
         </w:tc>
         <w:tc>
           <w:tcPr>
-            <w:tcW w:type="dxa" w:w="1141"/>
+            <w:tcW w:type="dxa" w:w="864"/>
           </w:tcPr>
           <w:p>
             <w:r>
@@ -20294,7 +20300,7 @@
         </w:tc>
         <w:tc>
           <w:tcPr>
-            <w:tcW w:type="dxa" w:w="1141"/>
+            <w:tcW w:type="dxa" w:w="864"/>
           </w:tcPr>
           <w:p>
             <w:r>
@@ -20307,7 +20313,7 @@
         </w:tc>
         <w:tc>
           <w:tcPr>
-            <w:tcW w:type="dxa" w:w="1141"/>
+            <w:tcW w:type="dxa" w:w="864"/>
           </w:tcPr>
           <w:p>
             <w:r>
@@ -20320,7 +20326,7 @@
         </w:tc>
         <w:tc>
           <w:tcPr>
-            <w:tcW w:type="dxa" w:w="1141"/>
+            <w:tcW w:type="dxa" w:w="864"/>
           </w:tcPr>
           <w:p>
             <w:r>
@@ -20333,7 +20339,7 @@
         </w:tc>
         <w:tc>
           <w:tcPr>
-            <w:tcW w:type="dxa" w:w="1141"/>
+            <w:tcW w:type="dxa" w:w="864"/>
           </w:tcPr>
           <w:p>
             <w:r>
@@ -20346,7 +20352,7 @@
         </w:tc>
         <w:tc>
           <w:tcPr>
-            <w:tcW w:type="dxa" w:w="1141"/>
+            <w:tcW w:type="dxa" w:w="864"/>
           </w:tcPr>
           <w:p>
             <w:r>
@@ -20359,7 +20365,7 @@
         </w:tc>
         <w:tc>
           <w:tcPr>
-            <w:tcW w:type="dxa" w:w="1141"/>
+            <w:tcW w:type="dxa" w:w="864"/>
           </w:tcPr>
           <w:p>
             <w:r>
@@ -20372,7 +20378,7 @@
         </w:tc>
         <w:tc>
           <w:tcPr>
-            <w:tcW w:type="dxa" w:w="1141"/>
+            <w:tcW w:type="dxa" w:w="864"/>
           </w:tcPr>
           <w:p>
             <w:r>
@@ -20385,7 +20391,7 @@
         </w:tc>
         <w:tc>
           <w:tcPr>
-            <w:tcW w:type="dxa" w:w="1141"/>
+            <w:tcW w:type="dxa" w:w="864"/>
           </w:tcPr>
           <w:p>
             <w:r>
@@ -20398,7 +20404,7 @@
         </w:tc>
         <w:tc>
           <w:tcPr>
-            <w:tcW w:type="dxa" w:w="1141"/>
+            <w:tcW w:type="dxa" w:w="864"/>
           </w:tcPr>
           <w:p>
             <w:r>
@@ -20413,7 +20419,7 @@
       <w:tr>
         <w:tc>
           <w:tcPr>
-            <w:tcW w:type="dxa" w:w="1141"/>
+            <w:tcW w:type="dxa" w:w="864"/>
           </w:tcPr>
           <w:p>
             <w:r>
@@ -20426,7 +20432,7 @@
         </w:tc>
         <w:tc>
           <w:tcPr>
-            <w:tcW w:type="dxa" w:w="1141"/>
+            <w:tcW w:type="dxa" w:w="864"/>
           </w:tcPr>
           <w:p>
             <w:r>
@@ -20439,7 +20445,7 @@
         </w:tc>
         <w:tc>
           <w:tcPr>
-            <w:tcW w:type="dxa" w:w="1141"/>
+            <w:tcW w:type="dxa" w:w="864"/>
           </w:tcPr>
           <w:p>
             <w:r>
@@ -20452,7 +20458,7 @@
         </w:tc>
         <w:tc>
           <w:tcPr>
-            <w:tcW w:type="dxa" w:w="1141"/>
+            <w:tcW w:type="dxa" w:w="864"/>
           </w:tcPr>
           <w:p>
             <w:r>
@@ -20465,7 +20471,7 @@
         </w:tc>
         <w:tc>
           <w:tcPr>
-            <w:tcW w:type="dxa" w:w="1141"/>
+            <w:tcW w:type="dxa" w:w="864"/>
           </w:tcPr>
           <w:p>
             <w:r>
@@ -20478,7 +20484,7 @@
         </w:tc>
         <w:tc>
           <w:tcPr>
-            <w:tcW w:type="dxa" w:w="1141"/>
+            <w:tcW w:type="dxa" w:w="864"/>
           </w:tcPr>
           <w:p>
             <w:r>
@@ -20491,7 +20497,7 @@
         </w:tc>
         <w:tc>
           <w:tcPr>
-            <w:tcW w:type="dxa" w:w="1141"/>
+            <w:tcW w:type="dxa" w:w="864"/>
           </w:tcPr>
           <w:p>
             <w:r>
@@ -20504,7 +20510,7 @@
         </w:tc>
         <w:tc>
           <w:tcPr>
-            <w:tcW w:type="dxa" w:w="1141"/>
+            <w:tcW w:type="dxa" w:w="864"/>
           </w:tcPr>
           <w:p>
             <w:r>
@@ -20517,7 +20523,7 @@
         </w:tc>
         <w:tc>
           <w:tcPr>
-            <w:tcW w:type="dxa" w:w="1141"/>
+            <w:tcW w:type="dxa" w:w="864"/>
           </w:tcPr>
           <w:p>
             <w:r>
@@ -20530,7 +20536,7 @@
         </w:tc>
         <w:tc>
           <w:tcPr>
-            <w:tcW w:type="dxa" w:w="1141"/>
+            <w:tcW w:type="dxa" w:w="864"/>
           </w:tcPr>
           <w:p>
             <w:r>
@@ -20543,7 +20549,7 @@
         </w:tc>
         <w:tc>
           <w:tcPr>
-            <w:tcW w:type="dxa" w:w="1141"/>
+            <w:tcW w:type="dxa" w:w="864"/>
           </w:tcPr>
           <w:p>
             <w:r>
@@ -20556,7 +20562,7 @@
         </w:tc>
         <w:tc>
           <w:tcPr>
-            <w:tcW w:type="dxa" w:w="1141"/>
+            <w:tcW w:type="dxa" w:w="864"/>
           </w:tcPr>
           <w:p>
             <w:r>
@@ -20569,7 +20575,7 @@
         </w:tc>
         <w:tc>
           <w:tcPr>
-            <w:tcW w:type="dxa" w:w="1141"/>
+            <w:tcW w:type="dxa" w:w="864"/>
           </w:tcPr>
           <w:p>
             <w:r>
@@ -20584,7 +20590,7 @@
       <w:tr>
         <w:tc>
           <w:tcPr>
-            <w:tcW w:type="dxa" w:w="1141"/>
+            <w:tcW w:type="dxa" w:w="864"/>
           </w:tcPr>
           <w:p>
             <w:r>
@@ -20597,7 +20603,7 @@
         </w:tc>
         <w:tc>
           <w:tcPr>
-            <w:tcW w:type="dxa" w:w="1141"/>
+            <w:tcW w:type="dxa" w:w="864"/>
           </w:tcPr>
           <w:p>
             <w:r>
@@ -20610,7 +20616,7 @@
         </w:tc>
         <w:tc>
           <w:tcPr>
-            <w:tcW w:type="dxa" w:w="1141"/>
+            <w:tcW w:type="dxa" w:w="864"/>
           </w:tcPr>
           <w:p>
             <w:r>
@@ -20623,7 +20629,7 @@
         </w:tc>
         <w:tc>
           <w:tcPr>
-            <w:tcW w:type="dxa" w:w="1141"/>
+            <w:tcW w:type="dxa" w:w="864"/>
           </w:tcPr>
           <w:p>
             <w:r>
@@ -20636,7 +20642,7 @@
         </w:tc>
         <w:tc>
           <w:tcPr>
-            <w:tcW w:type="dxa" w:w="1141"/>
+            <w:tcW w:type="dxa" w:w="864"/>
           </w:tcPr>
           <w:p>
             <w:r>
@@ -20649,7 +20655,7 @@
         </w:tc>
         <w:tc>
           <w:tcPr>
-            <w:tcW w:type="dxa" w:w="1141"/>
+            <w:tcW w:type="dxa" w:w="864"/>
           </w:tcPr>
           <w:p>
             <w:r>
@@ -20662,7 +20668,7 @@
         </w:tc>
         <w:tc>
           <w:tcPr>
-            <w:tcW w:type="dxa" w:w="1141"/>
+            <w:tcW w:type="dxa" w:w="864"/>
           </w:tcPr>
           <w:p>
             <w:r>
@@ -20675,7 +20681,7 @@
         </w:tc>
         <w:tc>
           <w:tcPr>
-            <w:tcW w:type="dxa" w:w="1141"/>
+            <w:tcW w:type="dxa" w:w="864"/>
           </w:tcPr>
           <w:p>
             <w:r>
@@ -20688,7 +20694,7 @@
         </w:tc>
         <w:tc>
           <w:tcPr>
-            <w:tcW w:type="dxa" w:w="1141"/>
+            <w:tcW w:type="dxa" w:w="864"/>
           </w:tcPr>
           <w:p>
             <w:r>
@@ -20701,7 +20707,7 @@
         </w:tc>
         <w:tc>
           <w:tcPr>
-            <w:tcW w:type="dxa" w:w="1141"/>
+            <w:tcW w:type="dxa" w:w="864"/>
           </w:tcPr>
           <w:p>
             <w:r>
@@ -20714,7 +20720,7 @@
         </w:tc>
         <w:tc>
           <w:tcPr>
-            <w:tcW w:type="dxa" w:w="1141"/>
+            <w:tcW w:type="dxa" w:w="864"/>
           </w:tcPr>
           <w:p>
             <w:r>
@@ -20727,7 +20733,7 @@
         </w:tc>
         <w:tc>
           <w:tcPr>
-            <w:tcW w:type="dxa" w:w="1141"/>
+            <w:tcW w:type="dxa" w:w="864"/>
           </w:tcPr>
           <w:p>
             <w:r>
@@ -20740,7 +20746,7 @@
         </w:tc>
         <w:tc>
           <w:tcPr>
-            <w:tcW w:type="dxa" w:w="1141"/>
+            <w:tcW w:type="dxa" w:w="864"/>
           </w:tcPr>
           <w:p>
             <w:r>
@@ -20755,7 +20761,7 @@
       <w:tr>
         <w:tc>
           <w:tcPr>
-            <w:tcW w:type="dxa" w:w="1141"/>
+            <w:tcW w:type="dxa" w:w="864"/>
           </w:tcPr>
           <w:p>
             <w:r>
@@ -20768,7 +20774,7 @@
         </w:tc>
         <w:tc>
           <w:tcPr>
-            <w:tcW w:type="dxa" w:w="1141"/>
+            <w:tcW w:type="dxa" w:w="864"/>
           </w:tcPr>
           <w:p>
             <w:r>
@@ -20781,7 +20787,7 @@
         </w:tc>
         <w:tc>
           <w:tcPr>
-            <w:tcW w:type="dxa" w:w="1141"/>
+            <w:tcW w:type="dxa" w:w="864"/>
           </w:tcPr>
           <w:p>
             <w:r>
@@ -20794,7 +20800,7 @@
         </w:tc>
         <w:tc>
           <w:tcPr>
-            <w:tcW w:type="dxa" w:w="1141"/>
+            <w:tcW w:type="dxa" w:w="864"/>
           </w:tcPr>
           <w:p>
             <w:r>
@@ -20807,7 +20813,7 @@
         </w:tc>
         <w:tc>
           <w:tcPr>
-            <w:tcW w:type="dxa" w:w="1141"/>
+            <w:tcW w:type="dxa" w:w="864"/>
           </w:tcPr>
           <w:p>
             <w:r>
@@ -20820,7 +20826,7 @@
         </w:tc>
         <w:tc>
           <w:tcPr>
-            <w:tcW w:type="dxa" w:w="1141"/>
+            <w:tcW w:type="dxa" w:w="864"/>
           </w:tcPr>
           <w:p>
             <w:r>
@@ -20833,7 +20839,7 @@
         </w:tc>
         <w:tc>
           <w:tcPr>
-            <w:tcW w:type="dxa" w:w="1141"/>
+            <w:tcW w:type="dxa" w:w="864"/>
           </w:tcPr>
           <w:p>
             <w:r>
@@ -20846,7 +20852,7 @@
         </w:tc>
         <w:tc>
           <w:tcPr>
-            <w:tcW w:type="dxa" w:w="1141"/>
+            <w:tcW w:type="dxa" w:w="864"/>
           </w:tcPr>
           <w:p>
             <w:r>
@@ -20859,7 +20865,7 @@
         </w:tc>
         <w:tc>
           <w:tcPr>
-            <w:tcW w:type="dxa" w:w="1141"/>
+            <w:tcW w:type="dxa" w:w="864"/>
           </w:tcPr>
           <w:p>
             <w:r>
@@ -20872,7 +20878,7 @@
         </w:tc>
         <w:tc>
           <w:tcPr>
-            <w:tcW w:type="dxa" w:w="1141"/>
+            <w:tcW w:type="dxa" w:w="864"/>
           </w:tcPr>
           <w:p>
             <w:r>
@@ -20885,7 +20891,7 @@
         </w:tc>
         <w:tc>
           <w:tcPr>
-            <w:tcW w:type="dxa" w:w="1141"/>
+            <w:tcW w:type="dxa" w:w="864"/>
           </w:tcPr>
           <w:p>
             <w:r>
@@ -20898,7 +20904,7 @@
         </w:tc>
         <w:tc>
           <w:tcPr>
-            <w:tcW w:type="dxa" w:w="1141"/>
+            <w:tcW w:type="dxa" w:w="864"/>
           </w:tcPr>
           <w:p>
             <w:r>
@@ -20911,7 +20917,7 @@
         </w:tc>
         <w:tc>
           <w:tcPr>
-            <w:tcW w:type="dxa" w:w="1141"/>
+            <w:tcW w:type="dxa" w:w="864"/>
           </w:tcPr>
           <w:p>
             <w:r>
@@ -20939,8 +20945,8 @@
         <w:tblLook w:firstColumn="1" w:firstRow="1" w:lastColumn="0" w:lastRow="0" w:noHBand="0" w:noVBand="1" w:val="04A0"/>
       </w:tblPr>
       <w:tblGrid>
-        <w:gridCol w:w="7416"/>
-        <w:gridCol w:w="7416"/>
+        <w:gridCol w:w="5616"/>
+        <w:gridCol w:w="5616"/>
       </w:tblGrid>
       <w:tr>
         <w:trPr>
@@ -20948,7 +20954,7 @@
         </w:trPr>
         <w:tc>
           <w:tcPr>
-            <w:tcW w:type="dxa" w:w="7416"/>
+            <w:tcW w:type="dxa" w:w="5616"/>
             <w:shd w:fill="EDE9FE"/>
           </w:tcPr>
           <w:p>
@@ -20962,7 +20968,7 @@
         </w:tc>
         <w:tc>
           <w:tcPr>
-            <w:tcW w:type="dxa" w:w="7416"/>
+            <w:tcW w:type="dxa" w:w="5616"/>
             <w:shd w:fill="EDE9FE"/>
           </w:tcPr>
           <w:p>
@@ -20978,7 +20984,7 @@
       <w:tr>
         <w:tc>
           <w:tcPr>
-            <w:tcW w:type="dxa" w:w="7416"/>
+            <w:tcW w:type="dxa" w:w="5616"/>
           </w:tcPr>
           <w:p>
             <w:r>
@@ -20991,7 +20997,7 @@
         </w:tc>
         <w:tc>
           <w:tcPr>
-            <w:tcW w:type="dxa" w:w="7416"/>
+            <w:tcW w:type="dxa" w:w="5616"/>
           </w:tcPr>
           <w:p>
             <w:r>
@@ -21006,7 +21012,7 @@
       <w:tr>
         <w:tc>
           <w:tcPr>
-            <w:tcW w:type="dxa" w:w="7416"/>
+            <w:tcW w:type="dxa" w:w="5616"/>
           </w:tcPr>
           <w:p>
             <w:r>
@@ -21019,7 +21025,7 @@
         </w:tc>
         <w:tc>
           <w:tcPr>
-            <w:tcW w:type="dxa" w:w="7416"/>
+            <w:tcW w:type="dxa" w:w="5616"/>
           </w:tcPr>
           <w:p>
             <w:r>
@@ -21034,7 +21040,7 @@
       <w:tr>
         <w:tc>
           <w:tcPr>
-            <w:tcW w:type="dxa" w:w="7416"/>
+            <w:tcW w:type="dxa" w:w="5616"/>
           </w:tcPr>
           <w:p>
             <w:r>
@@ -21047,7 +21053,7 @@
         </w:tc>
         <w:tc>
           <w:tcPr>
-            <w:tcW w:type="dxa" w:w="7416"/>
+            <w:tcW w:type="dxa" w:w="5616"/>
           </w:tcPr>
           <w:p>
             <w:r>
@@ -21062,7 +21068,7 @@
       <w:tr>
         <w:tc>
           <w:tcPr>
-            <w:tcW w:type="dxa" w:w="7416"/>
+            <w:tcW w:type="dxa" w:w="5616"/>
           </w:tcPr>
           <w:p>
             <w:r>
@@ -21075,7 +21081,7 @@
         </w:tc>
         <w:tc>
           <w:tcPr>
-            <w:tcW w:type="dxa" w:w="7416"/>
+            <w:tcW w:type="dxa" w:w="5616"/>
           </w:tcPr>
           <w:p>
             <w:r>
@@ -21090,7 +21096,7 @@
       <w:tr>
         <w:tc>
           <w:tcPr>
-            <w:tcW w:type="dxa" w:w="7416"/>
+            <w:tcW w:type="dxa" w:w="5616"/>
           </w:tcPr>
           <w:p>
             <w:r>
@@ -21103,7 +21109,7 @@
         </w:tc>
         <w:tc>
           <w:tcPr>
-            <w:tcW w:type="dxa" w:w="7416"/>
+            <w:tcW w:type="dxa" w:w="5616"/>
           </w:tcPr>
           <w:p>
             <w:r>
@@ -21118,7 +21124,7 @@
       <w:tr>
         <w:tc>
           <w:tcPr>
-            <w:tcW w:type="dxa" w:w="7416"/>
+            <w:tcW w:type="dxa" w:w="5616"/>
           </w:tcPr>
           <w:p>
             <w:r>
@@ -21131,7 +21137,7 @@
         </w:tc>
         <w:tc>
           <w:tcPr>
-            <w:tcW w:type="dxa" w:w="7416"/>
+            <w:tcW w:type="dxa" w:w="5616"/>
           </w:tcPr>
           <w:p>
             <w:r>
@@ -21146,7 +21152,7 @@
       <w:tr>
         <w:tc>
           <w:tcPr>
-            <w:tcW w:type="dxa" w:w="7416"/>
+            <w:tcW w:type="dxa" w:w="5616"/>
           </w:tcPr>
           <w:p>
             <w:r>
@@ -21159,7 +21165,7 @@
         </w:tc>
         <w:tc>
           <w:tcPr>
-            <w:tcW w:type="dxa" w:w="7416"/>
+            <w:tcW w:type="dxa" w:w="5616"/>
           </w:tcPr>
           <w:p>
             <w:r>
@@ -21199,7 +21205,7 @@
       </w:r>
     </w:p>
     <w:sectPr>
-      <w:pgSz w:w="15840" w:h="12240" w:orient="landscape"/>
+      <w:pgSz w:w="12240" w:h="15840" w:orient="landscape"/>
       <w:pgMar w:top="576" w:right="504" w:bottom="576" w:left="504" w:header="317" w:footer="317" w:gutter="0"/>
       <w:cols w:space="720"/>
       <w:docGrid w:linePitch="360"/>

--- a/ACPOS_admin_STR-01_戰略中心後台_Mother_Basic_Design_OPTIMIZED.docx
+++ b/ACPOS_admin_STR-01_戰略中心後台_Mother_Basic_Design_OPTIMIZED.docx
@@ -17217,16 +17217,8 @@
     </w:p>
     <w:p>
       <w:pPr>
-        <w:pStyle w:val="Heading1"/>
-      </w:pPr>
-      <w:r>
-        <w:t>2026-09-21 Machine Authority Construction Closure / 機器權威施工綁定封板</w:t>
-      </w:r>
-    </w:p>
-    <w:p>
-      <w:pPr>
         <w:sectPr>
-          <w:pgSz w:w="15840" w:h="12240" w:orient="landscape"/>
+          <w:pgSz w:w="12240" w:h="15840" w:orient="landscape"/>
           <w:pgMar w:top="576" w:right="504" w:bottom="576" w:left="504" w:header="317" w:footer="317" w:gutter="0"/>
           <w:cols w:space="720"/>
           <w:docGrid w:linePitch="360"/>
@@ -17267,8 +17259,8 @@
         <w:tblLook w:firstColumn="1" w:firstRow="1" w:lastColumn="0" w:lastRow="0" w:noHBand="0" w:noVBand="1" w:val="04A0"/>
       </w:tblPr>
       <w:tblGrid>
-        <w:gridCol w:w="5616"/>
-        <w:gridCol w:w="5616"/>
+        <w:gridCol w:w="7416"/>
+        <w:gridCol w:w="7416"/>
       </w:tblGrid>
       <w:tr>
         <w:trPr>
@@ -17276,7 +17268,7 @@
         </w:trPr>
         <w:tc>
           <w:tcPr>
-            <w:tcW w:type="dxa" w:w="5616"/>
+            <w:tcW w:type="dxa" w:w="7416"/>
             <w:shd w:fill="EDE9FE"/>
           </w:tcPr>
           <w:p>
@@ -17290,7 +17282,7 @@
         </w:tc>
         <w:tc>
           <w:tcPr>
-            <w:tcW w:type="dxa" w:w="5616"/>
+            <w:tcW w:type="dxa" w:w="7416"/>
             <w:shd w:fill="EDE9FE"/>
           </w:tcPr>
           <w:p>
@@ -17306,7 +17298,7 @@
       <w:tr>
         <w:tc>
           <w:tcPr>
-            <w:tcW w:type="dxa" w:w="5616"/>
+            <w:tcW w:type="dxa" w:w="7416"/>
           </w:tcPr>
           <w:p>
             <w:r>
@@ -17319,7 +17311,7 @@
         </w:tc>
         <w:tc>
           <w:tcPr>
-            <w:tcW w:type="dxa" w:w="5616"/>
+            <w:tcW w:type="dxa" w:w="7416"/>
           </w:tcPr>
           <w:p>
             <w:r>
@@ -17334,7 +17326,7 @@
       <w:tr>
         <w:tc>
           <w:tcPr>
-            <w:tcW w:type="dxa" w:w="5616"/>
+            <w:tcW w:type="dxa" w:w="7416"/>
           </w:tcPr>
           <w:p>
             <w:r>
@@ -17347,7 +17339,7 @@
         </w:tc>
         <w:tc>
           <w:tcPr>
-            <w:tcW w:type="dxa" w:w="5616"/>
+            <w:tcW w:type="dxa" w:w="7416"/>
           </w:tcPr>
           <w:p>
             <w:r>
@@ -17362,7 +17354,7 @@
       <w:tr>
         <w:tc>
           <w:tcPr>
-            <w:tcW w:type="dxa" w:w="5616"/>
+            <w:tcW w:type="dxa" w:w="7416"/>
           </w:tcPr>
           <w:p>
             <w:r>
@@ -17375,7 +17367,7 @@
         </w:tc>
         <w:tc>
           <w:tcPr>
-            <w:tcW w:type="dxa" w:w="5616"/>
+            <w:tcW w:type="dxa" w:w="7416"/>
           </w:tcPr>
           <w:p>
             <w:r>
@@ -17390,7 +17382,7 @@
       <w:tr>
         <w:tc>
           <w:tcPr>
-            <w:tcW w:type="dxa" w:w="5616"/>
+            <w:tcW w:type="dxa" w:w="7416"/>
           </w:tcPr>
           <w:p>
             <w:r>
@@ -17403,7 +17395,7 @@
         </w:tc>
         <w:tc>
           <w:tcPr>
-            <w:tcW w:type="dxa" w:w="5616"/>
+            <w:tcW w:type="dxa" w:w="7416"/>
           </w:tcPr>
           <w:p>
             <w:r>
@@ -17418,7 +17410,7 @@
       <w:tr>
         <w:tc>
           <w:tcPr>
-            <w:tcW w:type="dxa" w:w="5616"/>
+            <w:tcW w:type="dxa" w:w="7416"/>
           </w:tcPr>
           <w:p>
             <w:r>
@@ -17431,7 +17423,7 @@
         </w:tc>
         <w:tc>
           <w:tcPr>
-            <w:tcW w:type="dxa" w:w="5616"/>
+            <w:tcW w:type="dxa" w:w="7416"/>
           </w:tcPr>
           <w:p>
             <w:r>
@@ -17446,7 +17438,7 @@
       <w:tr>
         <w:tc>
           <w:tcPr>
-            <w:tcW w:type="dxa" w:w="5616"/>
+            <w:tcW w:type="dxa" w:w="7416"/>
           </w:tcPr>
           <w:p>
             <w:r>
@@ -17459,7 +17451,7 @@
         </w:tc>
         <w:tc>
           <w:tcPr>
-            <w:tcW w:type="dxa" w:w="5616"/>
+            <w:tcW w:type="dxa" w:w="7416"/>
           </w:tcPr>
           <w:p>
             <w:r>
@@ -17479,19 +17471,19 @@
         <w:tblLook w:firstColumn="1" w:firstRow="1" w:lastColumn="0" w:lastRow="0" w:noHBand="0" w:noVBand="1" w:val="04A0"/>
       </w:tblPr>
       <w:tblGrid>
-        <w:gridCol w:w="864"/>
-        <w:gridCol w:w="864"/>
-        <w:gridCol w:w="864"/>
-        <w:gridCol w:w="864"/>
-        <w:gridCol w:w="864"/>
-        <w:gridCol w:w="864"/>
-        <w:gridCol w:w="864"/>
-        <w:gridCol w:w="864"/>
-        <w:gridCol w:w="864"/>
-        <w:gridCol w:w="864"/>
-        <w:gridCol w:w="864"/>
-        <w:gridCol w:w="864"/>
-        <w:gridCol w:w="864"/>
+        <w:gridCol w:w="1141"/>
+        <w:gridCol w:w="1141"/>
+        <w:gridCol w:w="1141"/>
+        <w:gridCol w:w="1141"/>
+        <w:gridCol w:w="1141"/>
+        <w:gridCol w:w="1141"/>
+        <w:gridCol w:w="1141"/>
+        <w:gridCol w:w="1141"/>
+        <w:gridCol w:w="1141"/>
+        <w:gridCol w:w="1141"/>
+        <w:gridCol w:w="1141"/>
+        <w:gridCol w:w="1141"/>
+        <w:gridCol w:w="1141"/>
       </w:tblGrid>
       <w:tr>
         <w:trPr>
@@ -17499,7 +17491,7 @@
         </w:trPr>
         <w:tc>
           <w:tcPr>
-            <w:tcW w:type="dxa" w:w="864"/>
+            <w:tcW w:type="dxa" w:w="1141"/>
             <w:shd w:fill="EDE9FE"/>
           </w:tcPr>
           <w:p>
@@ -17513,7 +17505,7 @@
         </w:tc>
         <w:tc>
           <w:tcPr>
-            <w:tcW w:type="dxa" w:w="864"/>
+            <w:tcW w:type="dxa" w:w="1141"/>
             <w:shd w:fill="EDE9FE"/>
           </w:tcPr>
           <w:p>
@@ -17527,7 +17519,7 @@
         </w:tc>
         <w:tc>
           <w:tcPr>
-            <w:tcW w:type="dxa" w:w="864"/>
+            <w:tcW w:type="dxa" w:w="1141"/>
             <w:shd w:fill="EDE9FE"/>
           </w:tcPr>
           <w:p>
@@ -17541,7 +17533,7 @@
         </w:tc>
         <w:tc>
           <w:tcPr>
-            <w:tcW w:type="dxa" w:w="864"/>
+            <w:tcW w:type="dxa" w:w="1141"/>
             <w:shd w:fill="EDE9FE"/>
           </w:tcPr>
           <w:p>
@@ -17555,7 +17547,7 @@
         </w:tc>
         <w:tc>
           <w:tcPr>
-            <w:tcW w:type="dxa" w:w="864"/>
+            <w:tcW w:type="dxa" w:w="1141"/>
             <w:shd w:fill="EDE9FE"/>
           </w:tcPr>
           <w:p>
@@ -17569,7 +17561,7 @@
         </w:tc>
         <w:tc>
           <w:tcPr>
-            <w:tcW w:type="dxa" w:w="864"/>
+            <w:tcW w:type="dxa" w:w="1141"/>
             <w:shd w:fill="EDE9FE"/>
           </w:tcPr>
           <w:p>
@@ -17583,7 +17575,7 @@
         </w:tc>
         <w:tc>
           <w:tcPr>
-            <w:tcW w:type="dxa" w:w="864"/>
+            <w:tcW w:type="dxa" w:w="1141"/>
             <w:shd w:fill="EDE9FE"/>
           </w:tcPr>
           <w:p>
@@ -17597,7 +17589,7 @@
         </w:tc>
         <w:tc>
           <w:tcPr>
-            <w:tcW w:type="dxa" w:w="864"/>
+            <w:tcW w:type="dxa" w:w="1141"/>
             <w:shd w:fill="EDE9FE"/>
           </w:tcPr>
           <w:p>
@@ -17611,7 +17603,7 @@
         </w:tc>
         <w:tc>
           <w:tcPr>
-            <w:tcW w:type="dxa" w:w="864"/>
+            <w:tcW w:type="dxa" w:w="1141"/>
             <w:shd w:fill="EDE9FE"/>
           </w:tcPr>
           <w:p>
@@ -17625,7 +17617,7 @@
         </w:tc>
         <w:tc>
           <w:tcPr>
-            <w:tcW w:type="dxa" w:w="864"/>
+            <w:tcW w:type="dxa" w:w="1141"/>
             <w:shd w:fill="EDE9FE"/>
           </w:tcPr>
           <w:p>
@@ -17639,7 +17631,7 @@
         </w:tc>
         <w:tc>
           <w:tcPr>
-            <w:tcW w:type="dxa" w:w="864"/>
+            <w:tcW w:type="dxa" w:w="1141"/>
             <w:shd w:fill="EDE9FE"/>
           </w:tcPr>
           <w:p>
@@ -17653,7 +17645,7 @@
         </w:tc>
         <w:tc>
           <w:tcPr>
-            <w:tcW w:type="dxa" w:w="864"/>
+            <w:tcW w:type="dxa" w:w="1141"/>
             <w:shd w:fill="EDE9FE"/>
           </w:tcPr>
           <w:p>
@@ -17667,7 +17659,7 @@
         </w:tc>
         <w:tc>
           <w:tcPr>
-            <w:tcW w:type="dxa" w:w="864"/>
+            <w:tcW w:type="dxa" w:w="1141"/>
             <w:shd w:fill="EDE9FE"/>
           </w:tcPr>
           <w:p>
@@ -17683,7 +17675,7 @@
       <w:tr>
         <w:tc>
           <w:tcPr>
-            <w:tcW w:type="dxa" w:w="864"/>
+            <w:tcW w:type="dxa" w:w="1141"/>
           </w:tcPr>
           <w:p>
             <w:r>
@@ -17696,7 +17688,7 @@
         </w:tc>
         <w:tc>
           <w:tcPr>
-            <w:tcW w:type="dxa" w:w="864"/>
+            <w:tcW w:type="dxa" w:w="1141"/>
           </w:tcPr>
           <w:p>
             <w:r>
@@ -17709,7 +17701,7 @@
         </w:tc>
         <w:tc>
           <w:tcPr>
-            <w:tcW w:type="dxa" w:w="864"/>
+            <w:tcW w:type="dxa" w:w="1141"/>
           </w:tcPr>
           <w:p>
             <w:r>
@@ -17722,7 +17714,7 @@
         </w:tc>
         <w:tc>
           <w:tcPr>
-            <w:tcW w:type="dxa" w:w="864"/>
+            <w:tcW w:type="dxa" w:w="1141"/>
           </w:tcPr>
           <w:p>
             <w:r>
@@ -17735,7 +17727,7 @@
         </w:tc>
         <w:tc>
           <w:tcPr>
-            <w:tcW w:type="dxa" w:w="864"/>
+            <w:tcW w:type="dxa" w:w="1141"/>
           </w:tcPr>
           <w:p>
             <w:r>
@@ -17748,7 +17740,7 @@
         </w:tc>
         <w:tc>
           <w:tcPr>
-            <w:tcW w:type="dxa" w:w="864"/>
+            <w:tcW w:type="dxa" w:w="1141"/>
           </w:tcPr>
           <w:p>
             <w:r>
@@ -17761,7 +17753,7 @@
         </w:tc>
         <w:tc>
           <w:tcPr>
-            <w:tcW w:type="dxa" w:w="864"/>
+            <w:tcW w:type="dxa" w:w="1141"/>
           </w:tcPr>
           <w:p>
             <w:r>
@@ -17774,7 +17766,7 @@
         </w:tc>
         <w:tc>
           <w:tcPr>
-            <w:tcW w:type="dxa" w:w="864"/>
+            <w:tcW w:type="dxa" w:w="1141"/>
           </w:tcPr>
           <w:p>
             <w:r>
@@ -17787,7 +17779,7 @@
         </w:tc>
         <w:tc>
           <w:tcPr>
-            <w:tcW w:type="dxa" w:w="864"/>
+            <w:tcW w:type="dxa" w:w="1141"/>
           </w:tcPr>
           <w:p>
             <w:r>
@@ -17800,7 +17792,7 @@
         </w:tc>
         <w:tc>
           <w:tcPr>
-            <w:tcW w:type="dxa" w:w="864"/>
+            <w:tcW w:type="dxa" w:w="1141"/>
           </w:tcPr>
           <w:p>
             <w:r>
@@ -17813,7 +17805,7 @@
         </w:tc>
         <w:tc>
           <w:tcPr>
-            <w:tcW w:type="dxa" w:w="864"/>
+            <w:tcW w:type="dxa" w:w="1141"/>
           </w:tcPr>
           <w:p>
             <w:r>
@@ -17826,7 +17818,7 @@
         </w:tc>
         <w:tc>
           <w:tcPr>
-            <w:tcW w:type="dxa" w:w="864"/>
+            <w:tcW w:type="dxa" w:w="1141"/>
           </w:tcPr>
           <w:p>
             <w:r>
@@ -17839,7 +17831,7 @@
         </w:tc>
         <w:tc>
           <w:tcPr>
-            <w:tcW w:type="dxa" w:w="864"/>
+            <w:tcW w:type="dxa" w:w="1141"/>
           </w:tcPr>
           <w:p>
             <w:r>
@@ -17854,7 +17846,7 @@
       <w:tr>
         <w:tc>
           <w:tcPr>
-            <w:tcW w:type="dxa" w:w="864"/>
+            <w:tcW w:type="dxa" w:w="1141"/>
           </w:tcPr>
           <w:p>
             <w:r>
@@ -17867,7 +17859,7 @@
         </w:tc>
         <w:tc>
           <w:tcPr>
-            <w:tcW w:type="dxa" w:w="864"/>
+            <w:tcW w:type="dxa" w:w="1141"/>
           </w:tcPr>
           <w:p>
             <w:r>
@@ -17880,7 +17872,7 @@
         </w:tc>
         <w:tc>
           <w:tcPr>
-            <w:tcW w:type="dxa" w:w="864"/>
+            <w:tcW w:type="dxa" w:w="1141"/>
           </w:tcPr>
           <w:p>
             <w:r>
@@ -17893,7 +17885,7 @@
         </w:tc>
         <w:tc>
           <w:tcPr>
-            <w:tcW w:type="dxa" w:w="864"/>
+            <w:tcW w:type="dxa" w:w="1141"/>
           </w:tcPr>
           <w:p>
             <w:r>
@@ -17906,7 +17898,7 @@
         </w:tc>
         <w:tc>
           <w:tcPr>
-            <w:tcW w:type="dxa" w:w="864"/>
+            <w:tcW w:type="dxa" w:w="1141"/>
           </w:tcPr>
           <w:p>
             <w:r>
@@ -17919,7 +17911,7 @@
         </w:tc>
         <w:tc>
           <w:tcPr>
-            <w:tcW w:type="dxa" w:w="864"/>
+            <w:tcW w:type="dxa" w:w="1141"/>
           </w:tcPr>
           <w:p>
             <w:r>
@@ -17932,7 +17924,7 @@
         </w:tc>
         <w:tc>
           <w:tcPr>
-            <w:tcW w:type="dxa" w:w="864"/>
+            <w:tcW w:type="dxa" w:w="1141"/>
           </w:tcPr>
           <w:p>
             <w:r>
@@ -17945,7 +17937,7 @@
         </w:tc>
         <w:tc>
           <w:tcPr>
-            <w:tcW w:type="dxa" w:w="864"/>
+            <w:tcW w:type="dxa" w:w="1141"/>
           </w:tcPr>
           <w:p>
             <w:r>
@@ -17958,7 +17950,7 @@
         </w:tc>
         <w:tc>
           <w:tcPr>
-            <w:tcW w:type="dxa" w:w="864"/>
+            <w:tcW w:type="dxa" w:w="1141"/>
           </w:tcPr>
           <w:p>
             <w:r>
@@ -17971,7 +17963,7 @@
         </w:tc>
         <w:tc>
           <w:tcPr>
-            <w:tcW w:type="dxa" w:w="864"/>
+            <w:tcW w:type="dxa" w:w="1141"/>
           </w:tcPr>
           <w:p>
             <w:r>
@@ -17984,7 +17976,7 @@
         </w:tc>
         <w:tc>
           <w:tcPr>
-            <w:tcW w:type="dxa" w:w="864"/>
+            <w:tcW w:type="dxa" w:w="1141"/>
           </w:tcPr>
           <w:p>
             <w:r>
@@ -17997,7 +17989,7 @@
         </w:tc>
         <w:tc>
           <w:tcPr>
-            <w:tcW w:type="dxa" w:w="864"/>
+            <w:tcW w:type="dxa" w:w="1141"/>
           </w:tcPr>
           <w:p>
             <w:r>
@@ -18010,7 +18002,7 @@
         </w:tc>
         <w:tc>
           <w:tcPr>
-            <w:tcW w:type="dxa" w:w="864"/>
+            <w:tcW w:type="dxa" w:w="1141"/>
           </w:tcPr>
           <w:p>
             <w:r>
@@ -18025,7 +18017,7 @@
       <w:tr>
         <w:tc>
           <w:tcPr>
-            <w:tcW w:type="dxa" w:w="864"/>
+            <w:tcW w:type="dxa" w:w="1141"/>
           </w:tcPr>
           <w:p>
             <w:r>
@@ -18038,7 +18030,7 @@
         </w:tc>
         <w:tc>
           <w:tcPr>
-            <w:tcW w:type="dxa" w:w="864"/>
+            <w:tcW w:type="dxa" w:w="1141"/>
           </w:tcPr>
           <w:p>
             <w:r>
@@ -18051,7 +18043,7 @@
         </w:tc>
         <w:tc>
           <w:tcPr>
-            <w:tcW w:type="dxa" w:w="864"/>
+            <w:tcW w:type="dxa" w:w="1141"/>
           </w:tcPr>
           <w:p>
             <w:r>
@@ -18064,7 +18056,7 @@
         </w:tc>
         <w:tc>
           <w:tcPr>
-            <w:tcW w:type="dxa" w:w="864"/>
+            <w:tcW w:type="dxa" w:w="1141"/>
           </w:tcPr>
           <w:p>
             <w:r>
@@ -18077,7 +18069,7 @@
         </w:tc>
         <w:tc>
           <w:tcPr>
-            <w:tcW w:type="dxa" w:w="864"/>
+            <w:tcW w:type="dxa" w:w="1141"/>
           </w:tcPr>
           <w:p>
             <w:r>
@@ -18090,7 +18082,7 @@
         </w:tc>
         <w:tc>
           <w:tcPr>
-            <w:tcW w:type="dxa" w:w="864"/>
+            <w:tcW w:type="dxa" w:w="1141"/>
           </w:tcPr>
           <w:p>
             <w:r>
@@ -18103,7 +18095,7 @@
         </w:tc>
         <w:tc>
           <w:tcPr>
-            <w:tcW w:type="dxa" w:w="864"/>
+            <w:tcW w:type="dxa" w:w="1141"/>
           </w:tcPr>
           <w:p>
             <w:r>
@@ -18116,7 +18108,7 @@
         </w:tc>
         <w:tc>
           <w:tcPr>
-            <w:tcW w:type="dxa" w:w="864"/>
+            <w:tcW w:type="dxa" w:w="1141"/>
           </w:tcPr>
           <w:p>
             <w:r>
@@ -18129,7 +18121,7 @@
         </w:tc>
         <w:tc>
           <w:tcPr>
-            <w:tcW w:type="dxa" w:w="864"/>
+            <w:tcW w:type="dxa" w:w="1141"/>
           </w:tcPr>
           <w:p>
             <w:r>
@@ -18142,7 +18134,7 @@
         </w:tc>
         <w:tc>
           <w:tcPr>
-            <w:tcW w:type="dxa" w:w="864"/>
+            <w:tcW w:type="dxa" w:w="1141"/>
           </w:tcPr>
           <w:p>
             <w:r>
@@ -18155,7 +18147,7 @@
         </w:tc>
         <w:tc>
           <w:tcPr>
-            <w:tcW w:type="dxa" w:w="864"/>
+            <w:tcW w:type="dxa" w:w="1141"/>
           </w:tcPr>
           <w:p>
             <w:r>
@@ -18168,7 +18160,7 @@
         </w:tc>
         <w:tc>
           <w:tcPr>
-            <w:tcW w:type="dxa" w:w="864"/>
+            <w:tcW w:type="dxa" w:w="1141"/>
           </w:tcPr>
           <w:p>
             <w:r>
@@ -18181,7 +18173,7 @@
         </w:tc>
         <w:tc>
           <w:tcPr>
-            <w:tcW w:type="dxa" w:w="864"/>
+            <w:tcW w:type="dxa" w:w="1141"/>
           </w:tcPr>
           <w:p>
             <w:r>
@@ -18196,7 +18188,7 @@
       <w:tr>
         <w:tc>
           <w:tcPr>
-            <w:tcW w:type="dxa" w:w="864"/>
+            <w:tcW w:type="dxa" w:w="1141"/>
           </w:tcPr>
           <w:p>
             <w:r>
@@ -18209,7 +18201,7 @@
         </w:tc>
         <w:tc>
           <w:tcPr>
-            <w:tcW w:type="dxa" w:w="864"/>
+            <w:tcW w:type="dxa" w:w="1141"/>
           </w:tcPr>
           <w:p>
             <w:r>
@@ -18222,7 +18214,7 @@
         </w:tc>
         <w:tc>
           <w:tcPr>
-            <w:tcW w:type="dxa" w:w="864"/>
+            <w:tcW w:type="dxa" w:w="1141"/>
           </w:tcPr>
           <w:p>
             <w:r>
@@ -18235,7 +18227,7 @@
         </w:tc>
         <w:tc>
           <w:tcPr>
-            <w:tcW w:type="dxa" w:w="864"/>
+            <w:tcW w:type="dxa" w:w="1141"/>
           </w:tcPr>
           <w:p>
             <w:r>
@@ -18248,7 +18240,7 @@
         </w:tc>
         <w:tc>
           <w:tcPr>
-            <w:tcW w:type="dxa" w:w="864"/>
+            <w:tcW w:type="dxa" w:w="1141"/>
           </w:tcPr>
           <w:p>
             <w:r>
@@ -18261,7 +18253,7 @@
         </w:tc>
         <w:tc>
           <w:tcPr>
-            <w:tcW w:type="dxa" w:w="864"/>
+            <w:tcW w:type="dxa" w:w="1141"/>
           </w:tcPr>
           <w:p>
             <w:r>
@@ -18274,7 +18266,7 @@
         </w:tc>
         <w:tc>
           <w:tcPr>
-            <w:tcW w:type="dxa" w:w="864"/>
+            <w:tcW w:type="dxa" w:w="1141"/>
           </w:tcPr>
           <w:p>
             <w:r>
@@ -18287,7 +18279,7 @@
         </w:tc>
         <w:tc>
           <w:tcPr>
-            <w:tcW w:type="dxa" w:w="864"/>
+            <w:tcW w:type="dxa" w:w="1141"/>
           </w:tcPr>
           <w:p>
             <w:r>
@@ -18300,7 +18292,7 @@
         </w:tc>
         <w:tc>
           <w:tcPr>
-            <w:tcW w:type="dxa" w:w="864"/>
+            <w:tcW w:type="dxa" w:w="1141"/>
           </w:tcPr>
           <w:p>
             <w:r>
@@ -18313,7 +18305,7 @@
         </w:tc>
         <w:tc>
           <w:tcPr>
-            <w:tcW w:type="dxa" w:w="864"/>
+            <w:tcW w:type="dxa" w:w="1141"/>
           </w:tcPr>
           <w:p>
             <w:r>
@@ -18326,7 +18318,7 @@
         </w:tc>
         <w:tc>
           <w:tcPr>
-            <w:tcW w:type="dxa" w:w="864"/>
+            <w:tcW w:type="dxa" w:w="1141"/>
           </w:tcPr>
           <w:p>
             <w:r>
@@ -18339,7 +18331,7 @@
         </w:tc>
         <w:tc>
           <w:tcPr>
-            <w:tcW w:type="dxa" w:w="864"/>
+            <w:tcW w:type="dxa" w:w="1141"/>
           </w:tcPr>
           <w:p>
             <w:r>
@@ -18352,7 +18344,7 @@
         </w:tc>
         <w:tc>
           <w:tcPr>
-            <w:tcW w:type="dxa" w:w="864"/>
+            <w:tcW w:type="dxa" w:w="1141"/>
           </w:tcPr>
           <w:p>
             <w:r>
@@ -18367,7 +18359,7 @@
       <w:tr>
         <w:tc>
           <w:tcPr>
-            <w:tcW w:type="dxa" w:w="864"/>
+            <w:tcW w:type="dxa" w:w="1141"/>
           </w:tcPr>
           <w:p>
             <w:r>
@@ -18380,7 +18372,7 @@
         </w:tc>
         <w:tc>
           <w:tcPr>
-            <w:tcW w:type="dxa" w:w="864"/>
+            <w:tcW w:type="dxa" w:w="1141"/>
           </w:tcPr>
           <w:p>
             <w:r>
@@ -18393,7 +18385,7 @@
         </w:tc>
         <w:tc>
           <w:tcPr>
-            <w:tcW w:type="dxa" w:w="864"/>
+            <w:tcW w:type="dxa" w:w="1141"/>
           </w:tcPr>
           <w:p>
             <w:r>
@@ -18406,7 +18398,7 @@
         </w:tc>
         <w:tc>
           <w:tcPr>
-            <w:tcW w:type="dxa" w:w="864"/>
+            <w:tcW w:type="dxa" w:w="1141"/>
           </w:tcPr>
           <w:p>
             <w:r>
@@ -18419,7 +18411,7 @@
         </w:tc>
         <w:tc>
           <w:tcPr>
-            <w:tcW w:type="dxa" w:w="864"/>
+            <w:tcW w:type="dxa" w:w="1141"/>
           </w:tcPr>
           <w:p>
             <w:r>
@@ -18432,7 +18424,7 @@
         </w:tc>
         <w:tc>
           <w:tcPr>
-            <w:tcW w:type="dxa" w:w="864"/>
+            <w:tcW w:type="dxa" w:w="1141"/>
           </w:tcPr>
           <w:p>
             <w:r>
@@ -18445,7 +18437,7 @@
         </w:tc>
         <w:tc>
           <w:tcPr>
-            <w:tcW w:type="dxa" w:w="864"/>
+            <w:tcW w:type="dxa" w:w="1141"/>
           </w:tcPr>
           <w:p>
             <w:r>
@@ -18458,7 +18450,7 @@
         </w:tc>
         <w:tc>
           <w:tcPr>
-            <w:tcW w:type="dxa" w:w="864"/>
+            <w:tcW w:type="dxa" w:w="1141"/>
           </w:tcPr>
           <w:p>
             <w:r>
@@ -18471,7 +18463,7 @@
         </w:tc>
         <w:tc>
           <w:tcPr>
-            <w:tcW w:type="dxa" w:w="864"/>
+            <w:tcW w:type="dxa" w:w="1141"/>
           </w:tcPr>
           <w:p>
             <w:r>
@@ -18484,7 +18476,7 @@
         </w:tc>
         <w:tc>
           <w:tcPr>
-            <w:tcW w:type="dxa" w:w="864"/>
+            <w:tcW w:type="dxa" w:w="1141"/>
           </w:tcPr>
           <w:p>
             <w:r>
@@ -18497,7 +18489,7 @@
         </w:tc>
         <w:tc>
           <w:tcPr>
-            <w:tcW w:type="dxa" w:w="864"/>
+            <w:tcW w:type="dxa" w:w="1141"/>
           </w:tcPr>
           <w:p>
             <w:r>
@@ -18510,7 +18502,7 @@
         </w:tc>
         <w:tc>
           <w:tcPr>
-            <w:tcW w:type="dxa" w:w="864"/>
+            <w:tcW w:type="dxa" w:w="1141"/>
           </w:tcPr>
           <w:p>
             <w:r>
@@ -18523,7 +18515,7 @@
         </w:tc>
         <w:tc>
           <w:tcPr>
-            <w:tcW w:type="dxa" w:w="864"/>
+            <w:tcW w:type="dxa" w:w="1141"/>
           </w:tcPr>
           <w:p>
             <w:r>
@@ -18538,7 +18530,7 @@
       <w:tr>
         <w:tc>
           <w:tcPr>
-            <w:tcW w:type="dxa" w:w="864"/>
+            <w:tcW w:type="dxa" w:w="1141"/>
           </w:tcPr>
           <w:p>
             <w:r>
@@ -18551,7 +18543,7 @@
         </w:tc>
         <w:tc>
           <w:tcPr>
-            <w:tcW w:type="dxa" w:w="864"/>
+            <w:tcW w:type="dxa" w:w="1141"/>
           </w:tcPr>
           <w:p>
             <w:r>
@@ -18564,7 +18556,7 @@
         </w:tc>
         <w:tc>
           <w:tcPr>
-            <w:tcW w:type="dxa" w:w="864"/>
+            <w:tcW w:type="dxa" w:w="1141"/>
           </w:tcPr>
           <w:p>
             <w:r>
@@ -18577,7 +18569,7 @@
         </w:tc>
         <w:tc>
           <w:tcPr>
-            <w:tcW w:type="dxa" w:w="864"/>
+            <w:tcW w:type="dxa" w:w="1141"/>
           </w:tcPr>
           <w:p>
             <w:r>
@@ -18590,7 +18582,7 @@
         </w:tc>
         <w:tc>
           <w:tcPr>
-            <w:tcW w:type="dxa" w:w="864"/>
+            <w:tcW w:type="dxa" w:w="1141"/>
           </w:tcPr>
           <w:p>
             <w:r>
@@ -18603,7 +18595,7 @@
         </w:tc>
         <w:tc>
           <w:tcPr>
-            <w:tcW w:type="dxa" w:w="864"/>
+            <w:tcW w:type="dxa" w:w="1141"/>
           </w:tcPr>
           <w:p>
             <w:r>
@@ -18616,7 +18608,7 @@
         </w:tc>
         <w:tc>
           <w:tcPr>
-            <w:tcW w:type="dxa" w:w="864"/>
+            <w:tcW w:type="dxa" w:w="1141"/>
           </w:tcPr>
           <w:p>
             <w:r>
@@ -18629,7 +18621,7 @@
         </w:tc>
         <w:tc>
           <w:tcPr>
-            <w:tcW w:type="dxa" w:w="864"/>
+            <w:tcW w:type="dxa" w:w="1141"/>
           </w:tcPr>
           <w:p>
             <w:r>
@@ -18642,7 +18634,7 @@
         </w:tc>
         <w:tc>
           <w:tcPr>
-            <w:tcW w:type="dxa" w:w="864"/>
+            <w:tcW w:type="dxa" w:w="1141"/>
           </w:tcPr>
           <w:p>
             <w:r>
@@ -18655,7 +18647,7 @@
         </w:tc>
         <w:tc>
           <w:tcPr>
-            <w:tcW w:type="dxa" w:w="864"/>
+            <w:tcW w:type="dxa" w:w="1141"/>
           </w:tcPr>
           <w:p>
             <w:r>
@@ -18668,7 +18660,7 @@
         </w:tc>
         <w:tc>
           <w:tcPr>
-            <w:tcW w:type="dxa" w:w="864"/>
+            <w:tcW w:type="dxa" w:w="1141"/>
           </w:tcPr>
           <w:p>
             <w:r>
@@ -18681,7 +18673,7 @@
         </w:tc>
         <w:tc>
           <w:tcPr>
-            <w:tcW w:type="dxa" w:w="864"/>
+            <w:tcW w:type="dxa" w:w="1141"/>
           </w:tcPr>
           <w:p>
             <w:r>
@@ -18694,7 +18686,7 @@
         </w:tc>
         <w:tc>
           <w:tcPr>
-            <w:tcW w:type="dxa" w:w="864"/>
+            <w:tcW w:type="dxa" w:w="1141"/>
           </w:tcPr>
           <w:p>
             <w:r>
@@ -18709,7 +18701,7 @@
       <w:tr>
         <w:tc>
           <w:tcPr>
-            <w:tcW w:type="dxa" w:w="864"/>
+            <w:tcW w:type="dxa" w:w="1141"/>
           </w:tcPr>
           <w:p>
             <w:r>
@@ -18722,7 +18714,7 @@
         </w:tc>
         <w:tc>
           <w:tcPr>
-            <w:tcW w:type="dxa" w:w="864"/>
+            <w:tcW w:type="dxa" w:w="1141"/>
           </w:tcPr>
           <w:p>
             <w:r>
@@ -18735,7 +18727,7 @@
         </w:tc>
         <w:tc>
           <w:tcPr>
-            <w:tcW w:type="dxa" w:w="864"/>
+            <w:tcW w:type="dxa" w:w="1141"/>
           </w:tcPr>
           <w:p>
             <w:r>
@@ -18748,7 +18740,7 @@
         </w:tc>
         <w:tc>
           <w:tcPr>
-            <w:tcW w:type="dxa" w:w="864"/>
+            <w:tcW w:type="dxa" w:w="1141"/>
           </w:tcPr>
           <w:p>
             <w:r>
@@ -18761,7 +18753,7 @@
         </w:tc>
         <w:tc>
           <w:tcPr>
-            <w:tcW w:type="dxa" w:w="864"/>
+            <w:tcW w:type="dxa" w:w="1141"/>
           </w:tcPr>
           <w:p>
             <w:r>
@@ -18774,7 +18766,7 @@
         </w:tc>
         <w:tc>
           <w:tcPr>
-            <w:tcW w:type="dxa" w:w="864"/>
+            <w:tcW w:type="dxa" w:w="1141"/>
           </w:tcPr>
           <w:p>
             <w:r>
@@ -18787,7 +18779,7 @@
         </w:tc>
         <w:tc>
           <w:tcPr>
-            <w:tcW w:type="dxa" w:w="864"/>
+            <w:tcW w:type="dxa" w:w="1141"/>
           </w:tcPr>
           <w:p>
             <w:r>
@@ -18800,7 +18792,7 @@
         </w:tc>
         <w:tc>
           <w:tcPr>
-            <w:tcW w:type="dxa" w:w="864"/>
+            <w:tcW w:type="dxa" w:w="1141"/>
           </w:tcPr>
           <w:p>
             <w:r>
@@ -18813,7 +18805,7 @@
         </w:tc>
         <w:tc>
           <w:tcPr>
-            <w:tcW w:type="dxa" w:w="864"/>
+            <w:tcW w:type="dxa" w:w="1141"/>
           </w:tcPr>
           <w:p>
             <w:r>
@@ -18826,7 +18818,7 @@
         </w:tc>
         <w:tc>
           <w:tcPr>
-            <w:tcW w:type="dxa" w:w="864"/>
+            <w:tcW w:type="dxa" w:w="1141"/>
           </w:tcPr>
           <w:p>
             <w:r>
@@ -18839,7 +18831,7 @@
         </w:tc>
         <w:tc>
           <w:tcPr>
-            <w:tcW w:type="dxa" w:w="864"/>
+            <w:tcW w:type="dxa" w:w="1141"/>
           </w:tcPr>
           <w:p>
             <w:r>
@@ -18852,7 +18844,7 @@
         </w:tc>
         <w:tc>
           <w:tcPr>
-            <w:tcW w:type="dxa" w:w="864"/>
+            <w:tcW w:type="dxa" w:w="1141"/>
           </w:tcPr>
           <w:p>
             <w:r>
@@ -18865,7 +18857,7 @@
         </w:tc>
         <w:tc>
           <w:tcPr>
-            <w:tcW w:type="dxa" w:w="864"/>
+            <w:tcW w:type="dxa" w:w="1141"/>
           </w:tcPr>
           <w:p>
             <w:r>
@@ -18880,7 +18872,7 @@
       <w:tr>
         <w:tc>
           <w:tcPr>
-            <w:tcW w:type="dxa" w:w="864"/>
+            <w:tcW w:type="dxa" w:w="1141"/>
           </w:tcPr>
           <w:p>
             <w:r>
@@ -18893,7 +18885,7 @@
         </w:tc>
         <w:tc>
           <w:tcPr>
-            <w:tcW w:type="dxa" w:w="864"/>
+            <w:tcW w:type="dxa" w:w="1141"/>
           </w:tcPr>
           <w:p>
             <w:r>
@@ -18906,7 +18898,7 @@
         </w:tc>
         <w:tc>
           <w:tcPr>
-            <w:tcW w:type="dxa" w:w="864"/>
+            <w:tcW w:type="dxa" w:w="1141"/>
           </w:tcPr>
           <w:p>
             <w:r>
@@ -18919,7 +18911,7 @@
         </w:tc>
         <w:tc>
           <w:tcPr>
-            <w:tcW w:type="dxa" w:w="864"/>
+            <w:tcW w:type="dxa" w:w="1141"/>
           </w:tcPr>
           <w:p>
             <w:r>
@@ -18932,7 +18924,7 @@
         </w:tc>
         <w:tc>
           <w:tcPr>
-            <w:tcW w:type="dxa" w:w="864"/>
+            <w:tcW w:type="dxa" w:w="1141"/>
           </w:tcPr>
           <w:p>
             <w:r>
@@ -18945,7 +18937,7 @@
         </w:tc>
         <w:tc>
           <w:tcPr>
-            <w:tcW w:type="dxa" w:w="864"/>
+            <w:tcW w:type="dxa" w:w="1141"/>
           </w:tcPr>
           <w:p>
             <w:r>
@@ -18958,7 +18950,7 @@
         </w:tc>
         <w:tc>
           <w:tcPr>
-            <w:tcW w:type="dxa" w:w="864"/>
+            <w:tcW w:type="dxa" w:w="1141"/>
           </w:tcPr>
           <w:p>
             <w:r>
@@ -18971,7 +18963,7 @@
         </w:tc>
         <w:tc>
           <w:tcPr>
-            <w:tcW w:type="dxa" w:w="864"/>
+            <w:tcW w:type="dxa" w:w="1141"/>
           </w:tcPr>
           <w:p>
             <w:r>
@@ -18984,7 +18976,7 @@
         </w:tc>
         <w:tc>
           <w:tcPr>
-            <w:tcW w:type="dxa" w:w="864"/>
+            <w:tcW w:type="dxa" w:w="1141"/>
           </w:tcPr>
           <w:p>
             <w:r>
@@ -18997,7 +18989,7 @@
         </w:tc>
         <w:tc>
           <w:tcPr>
-            <w:tcW w:type="dxa" w:w="864"/>
+            <w:tcW w:type="dxa" w:w="1141"/>
           </w:tcPr>
           <w:p>
             <w:r>
@@ -19010,7 +19002,7 @@
         </w:tc>
         <w:tc>
           <w:tcPr>
-            <w:tcW w:type="dxa" w:w="864"/>
+            <w:tcW w:type="dxa" w:w="1141"/>
           </w:tcPr>
           <w:p>
             <w:r>
@@ -19023,7 +19015,7 @@
         </w:tc>
         <w:tc>
           <w:tcPr>
-            <w:tcW w:type="dxa" w:w="864"/>
+            <w:tcW w:type="dxa" w:w="1141"/>
           </w:tcPr>
           <w:p>
             <w:r>
@@ -19036,7 +19028,7 @@
         </w:tc>
         <w:tc>
           <w:tcPr>
-            <w:tcW w:type="dxa" w:w="864"/>
+            <w:tcW w:type="dxa" w:w="1141"/>
           </w:tcPr>
           <w:p>
             <w:r>
@@ -19051,7 +19043,7 @@
       <w:tr>
         <w:tc>
           <w:tcPr>
-            <w:tcW w:type="dxa" w:w="864"/>
+            <w:tcW w:type="dxa" w:w="1141"/>
           </w:tcPr>
           <w:p>
             <w:r>
@@ -19064,7 +19056,7 @@
         </w:tc>
         <w:tc>
           <w:tcPr>
-            <w:tcW w:type="dxa" w:w="864"/>
+            <w:tcW w:type="dxa" w:w="1141"/>
           </w:tcPr>
           <w:p>
             <w:r>
@@ -19077,7 +19069,7 @@
         </w:tc>
         <w:tc>
           <w:tcPr>
-            <w:tcW w:type="dxa" w:w="864"/>
+            <w:tcW w:type="dxa" w:w="1141"/>
           </w:tcPr>
           <w:p>
             <w:r>
@@ -19090,7 +19082,7 @@
         </w:tc>
         <w:tc>
           <w:tcPr>
-            <w:tcW w:type="dxa" w:w="864"/>
+            <w:tcW w:type="dxa" w:w="1141"/>
           </w:tcPr>
           <w:p>
             <w:r>
@@ -19103,7 +19095,7 @@
         </w:tc>
         <w:tc>
           <w:tcPr>
-            <w:tcW w:type="dxa" w:w="864"/>
+            <w:tcW w:type="dxa" w:w="1141"/>
           </w:tcPr>
           <w:p>
             <w:r>
@@ -19116,7 +19108,7 @@
         </w:tc>
         <w:tc>
           <w:tcPr>
-            <w:tcW w:type="dxa" w:w="864"/>
+            <w:tcW w:type="dxa" w:w="1141"/>
           </w:tcPr>
           <w:p>
             <w:r>
@@ -19129,7 +19121,7 @@
         </w:tc>
         <w:tc>
           <w:tcPr>
-            <w:tcW w:type="dxa" w:w="864"/>
+            <w:tcW w:type="dxa" w:w="1141"/>
           </w:tcPr>
           <w:p>
             <w:r>
@@ -19142,7 +19134,7 @@
         </w:tc>
         <w:tc>
           <w:tcPr>
-            <w:tcW w:type="dxa" w:w="864"/>
+            <w:tcW w:type="dxa" w:w="1141"/>
           </w:tcPr>
           <w:p>
             <w:r>
@@ -19155,7 +19147,7 @@
         </w:tc>
         <w:tc>
           <w:tcPr>
-            <w:tcW w:type="dxa" w:w="864"/>
+            <w:tcW w:type="dxa" w:w="1141"/>
           </w:tcPr>
           <w:p>
             <w:r>
@@ -19168,7 +19160,7 @@
         </w:tc>
         <w:tc>
           <w:tcPr>
-            <w:tcW w:type="dxa" w:w="864"/>
+            <w:tcW w:type="dxa" w:w="1141"/>
           </w:tcPr>
           <w:p>
             <w:r>
@@ -19181,7 +19173,7 @@
         </w:tc>
         <w:tc>
           <w:tcPr>
-            <w:tcW w:type="dxa" w:w="864"/>
+            <w:tcW w:type="dxa" w:w="1141"/>
           </w:tcPr>
           <w:p>
             <w:r>
@@ -19194,7 +19186,7 @@
         </w:tc>
         <w:tc>
           <w:tcPr>
-            <w:tcW w:type="dxa" w:w="864"/>
+            <w:tcW w:type="dxa" w:w="1141"/>
           </w:tcPr>
           <w:p>
             <w:r>
@@ -19207,7 +19199,7 @@
         </w:tc>
         <w:tc>
           <w:tcPr>
-            <w:tcW w:type="dxa" w:w="864"/>
+            <w:tcW w:type="dxa" w:w="1141"/>
           </w:tcPr>
           <w:p>
             <w:r>
@@ -19222,7 +19214,7 @@
       <w:tr>
         <w:tc>
           <w:tcPr>
-            <w:tcW w:type="dxa" w:w="864"/>
+            <w:tcW w:type="dxa" w:w="1141"/>
           </w:tcPr>
           <w:p>
             <w:r>
@@ -19235,7 +19227,7 @@
         </w:tc>
         <w:tc>
           <w:tcPr>
-            <w:tcW w:type="dxa" w:w="864"/>
+            <w:tcW w:type="dxa" w:w="1141"/>
           </w:tcPr>
           <w:p>
             <w:r>
@@ -19248,7 +19240,7 @@
         </w:tc>
         <w:tc>
           <w:tcPr>
-            <w:tcW w:type="dxa" w:w="864"/>
+            <w:tcW w:type="dxa" w:w="1141"/>
           </w:tcPr>
           <w:p>
             <w:r>
@@ -19261,7 +19253,7 @@
         </w:tc>
         <w:tc>
           <w:tcPr>
-            <w:tcW w:type="dxa" w:w="864"/>
+            <w:tcW w:type="dxa" w:w="1141"/>
           </w:tcPr>
           <w:p>
             <w:r>
@@ -19274,7 +19266,7 @@
         </w:tc>
         <w:tc>
           <w:tcPr>
-            <w:tcW w:type="dxa" w:w="864"/>
+            <w:tcW w:type="dxa" w:w="1141"/>
           </w:tcPr>
           <w:p>
             <w:r>
@@ -19287,7 +19279,7 @@
         </w:tc>
         <w:tc>
           <w:tcPr>
-            <w:tcW w:type="dxa" w:w="864"/>
+            <w:tcW w:type="dxa" w:w="1141"/>
           </w:tcPr>
           <w:p>
             <w:r>
@@ -19300,7 +19292,7 @@
         </w:tc>
         <w:tc>
           <w:tcPr>
-            <w:tcW w:type="dxa" w:w="864"/>
+            <w:tcW w:type="dxa" w:w="1141"/>
           </w:tcPr>
           <w:p>
             <w:r>
@@ -19313,7 +19305,7 @@
         </w:tc>
         <w:tc>
           <w:tcPr>
-            <w:tcW w:type="dxa" w:w="864"/>
+            <w:tcW w:type="dxa" w:w="1141"/>
           </w:tcPr>
           <w:p>
             <w:r>
@@ -19326,7 +19318,7 @@
         </w:tc>
         <w:tc>
           <w:tcPr>
-            <w:tcW w:type="dxa" w:w="864"/>
+            <w:tcW w:type="dxa" w:w="1141"/>
           </w:tcPr>
           <w:p>
             <w:r>
@@ -19339,7 +19331,7 @@
         </w:tc>
         <w:tc>
           <w:tcPr>
-            <w:tcW w:type="dxa" w:w="864"/>
+            <w:tcW w:type="dxa" w:w="1141"/>
           </w:tcPr>
           <w:p>
             <w:r>
@@ -19352,7 +19344,7 @@
         </w:tc>
         <w:tc>
           <w:tcPr>
-            <w:tcW w:type="dxa" w:w="864"/>
+            <w:tcW w:type="dxa" w:w="1141"/>
           </w:tcPr>
           <w:p>
             <w:r>
@@ -19365,7 +19357,7 @@
         </w:tc>
         <w:tc>
           <w:tcPr>
-            <w:tcW w:type="dxa" w:w="864"/>
+            <w:tcW w:type="dxa" w:w="1141"/>
           </w:tcPr>
           <w:p>
             <w:r>
@@ -19378,7 +19370,7 @@
         </w:tc>
         <w:tc>
           <w:tcPr>
-            <w:tcW w:type="dxa" w:w="864"/>
+            <w:tcW w:type="dxa" w:w="1141"/>
           </w:tcPr>
           <w:p>
             <w:r>
@@ -19393,7 +19385,7 @@
       <w:tr>
         <w:tc>
           <w:tcPr>
-            <w:tcW w:type="dxa" w:w="864"/>
+            <w:tcW w:type="dxa" w:w="1141"/>
           </w:tcPr>
           <w:p>
             <w:r>
@@ -19406,7 +19398,7 @@
         </w:tc>
         <w:tc>
           <w:tcPr>
-            <w:tcW w:type="dxa" w:w="864"/>
+            <w:tcW w:type="dxa" w:w="1141"/>
           </w:tcPr>
           <w:p>
             <w:r>
@@ -19419,7 +19411,7 @@
         </w:tc>
         <w:tc>
           <w:tcPr>
-            <w:tcW w:type="dxa" w:w="864"/>
+            <w:tcW w:type="dxa" w:w="1141"/>
           </w:tcPr>
           <w:p>
             <w:r>
@@ -19432,7 +19424,7 @@
         </w:tc>
         <w:tc>
           <w:tcPr>
-            <w:tcW w:type="dxa" w:w="864"/>
+            <w:tcW w:type="dxa" w:w="1141"/>
           </w:tcPr>
           <w:p>
             <w:r>
@@ -19445,7 +19437,7 @@
         </w:tc>
         <w:tc>
           <w:tcPr>
-            <w:tcW w:type="dxa" w:w="864"/>
+            <w:tcW w:type="dxa" w:w="1141"/>
           </w:tcPr>
           <w:p>
             <w:r>
@@ -19458,7 +19450,7 @@
         </w:tc>
         <w:tc>
           <w:tcPr>
-            <w:tcW w:type="dxa" w:w="864"/>
+            <w:tcW w:type="dxa" w:w="1141"/>
           </w:tcPr>
           <w:p>
             <w:r>
@@ -19471,7 +19463,7 @@
         </w:tc>
         <w:tc>
           <w:tcPr>
-            <w:tcW w:type="dxa" w:w="864"/>
+            <w:tcW w:type="dxa" w:w="1141"/>
           </w:tcPr>
           <w:p>
             <w:r>
@@ -19484,7 +19476,7 @@
         </w:tc>
         <w:tc>
           <w:tcPr>
-            <w:tcW w:type="dxa" w:w="864"/>
+            <w:tcW w:type="dxa" w:w="1141"/>
           </w:tcPr>
           <w:p>
             <w:r>
@@ -19497,7 +19489,7 @@
         </w:tc>
         <w:tc>
           <w:tcPr>
-            <w:tcW w:type="dxa" w:w="864"/>
+            <w:tcW w:type="dxa" w:w="1141"/>
           </w:tcPr>
           <w:p>
             <w:r>
@@ -19510,7 +19502,7 @@
         </w:tc>
         <w:tc>
           <w:tcPr>
-            <w:tcW w:type="dxa" w:w="864"/>
+            <w:tcW w:type="dxa" w:w="1141"/>
           </w:tcPr>
           <w:p>
             <w:r>
@@ -19523,7 +19515,7 @@
         </w:tc>
         <w:tc>
           <w:tcPr>
-            <w:tcW w:type="dxa" w:w="864"/>
+            <w:tcW w:type="dxa" w:w="1141"/>
           </w:tcPr>
           <w:p>
             <w:r>
@@ -19536,7 +19528,7 @@
         </w:tc>
         <w:tc>
           <w:tcPr>
-            <w:tcW w:type="dxa" w:w="864"/>
+            <w:tcW w:type="dxa" w:w="1141"/>
           </w:tcPr>
           <w:p>
             <w:r>
@@ -19549,7 +19541,7 @@
         </w:tc>
         <w:tc>
           <w:tcPr>
-            <w:tcW w:type="dxa" w:w="864"/>
+            <w:tcW w:type="dxa" w:w="1141"/>
           </w:tcPr>
           <w:p>
             <w:r>
@@ -19564,7 +19556,7 @@
       <w:tr>
         <w:tc>
           <w:tcPr>
-            <w:tcW w:type="dxa" w:w="864"/>
+            <w:tcW w:type="dxa" w:w="1141"/>
           </w:tcPr>
           <w:p>
             <w:r>
@@ -19577,7 +19569,7 @@
         </w:tc>
         <w:tc>
           <w:tcPr>
-            <w:tcW w:type="dxa" w:w="864"/>
+            <w:tcW w:type="dxa" w:w="1141"/>
           </w:tcPr>
           <w:p>
             <w:r>
@@ -19590,7 +19582,7 @@
         </w:tc>
         <w:tc>
           <w:tcPr>
-            <w:tcW w:type="dxa" w:w="864"/>
+            <w:tcW w:type="dxa" w:w="1141"/>
           </w:tcPr>
           <w:p>
             <w:r>
@@ -19603,7 +19595,7 @@
         </w:tc>
         <w:tc>
           <w:tcPr>
-            <w:tcW w:type="dxa" w:w="864"/>
+            <w:tcW w:type="dxa" w:w="1141"/>
           </w:tcPr>
           <w:p>
             <w:r>
@@ -19616,7 +19608,7 @@
         </w:tc>
         <w:tc>
           <w:tcPr>
-            <w:tcW w:type="dxa" w:w="864"/>
+            <w:tcW w:type="dxa" w:w="1141"/>
           </w:tcPr>
           <w:p>
             <w:r>
@@ -19629,7 +19621,7 @@
         </w:tc>
         <w:tc>
           <w:tcPr>
-            <w:tcW w:type="dxa" w:w="864"/>
+            <w:tcW w:type="dxa" w:w="1141"/>
           </w:tcPr>
           <w:p>
             <w:r>
@@ -19642,7 +19634,7 @@
         </w:tc>
         <w:tc>
           <w:tcPr>
-            <w:tcW w:type="dxa" w:w="864"/>
+            <w:tcW w:type="dxa" w:w="1141"/>
           </w:tcPr>
           <w:p>
             <w:r>
@@ -19655,7 +19647,7 @@
         </w:tc>
         <w:tc>
           <w:tcPr>
-            <w:tcW w:type="dxa" w:w="864"/>
+            <w:tcW w:type="dxa" w:w="1141"/>
           </w:tcPr>
           <w:p>
             <w:r>
@@ -19668,7 +19660,7 @@
         </w:tc>
         <w:tc>
           <w:tcPr>
-            <w:tcW w:type="dxa" w:w="864"/>
+            <w:tcW w:type="dxa" w:w="1141"/>
           </w:tcPr>
           <w:p>
             <w:r>
@@ -19681,7 +19673,7 @@
         </w:tc>
         <w:tc>
           <w:tcPr>
-            <w:tcW w:type="dxa" w:w="864"/>
+            <w:tcW w:type="dxa" w:w="1141"/>
           </w:tcPr>
           <w:p>
             <w:r>
@@ -19694,7 +19686,7 @@
         </w:tc>
         <w:tc>
           <w:tcPr>
-            <w:tcW w:type="dxa" w:w="864"/>
+            <w:tcW w:type="dxa" w:w="1141"/>
           </w:tcPr>
           <w:p>
             <w:r>
@@ -19707,7 +19699,7 @@
         </w:tc>
         <w:tc>
           <w:tcPr>
-            <w:tcW w:type="dxa" w:w="864"/>
+            <w:tcW w:type="dxa" w:w="1141"/>
           </w:tcPr>
           <w:p>
             <w:r>
@@ -19720,7 +19712,7 @@
         </w:tc>
         <w:tc>
           <w:tcPr>
-            <w:tcW w:type="dxa" w:w="864"/>
+            <w:tcW w:type="dxa" w:w="1141"/>
           </w:tcPr>
           <w:p>
             <w:r>
@@ -19735,7 +19727,7 @@
       <w:tr>
         <w:tc>
           <w:tcPr>
-            <w:tcW w:type="dxa" w:w="864"/>
+            <w:tcW w:type="dxa" w:w="1141"/>
           </w:tcPr>
           <w:p>
             <w:r>
@@ -19748,7 +19740,7 @@
         </w:tc>
         <w:tc>
           <w:tcPr>
-            <w:tcW w:type="dxa" w:w="864"/>
+            <w:tcW w:type="dxa" w:w="1141"/>
           </w:tcPr>
           <w:p>
             <w:r>
@@ -19761,7 +19753,7 @@
         </w:tc>
         <w:tc>
           <w:tcPr>
-            <w:tcW w:type="dxa" w:w="864"/>
+            <w:tcW w:type="dxa" w:w="1141"/>
           </w:tcPr>
           <w:p>
             <w:r>
@@ -19774,7 +19766,7 @@
         </w:tc>
         <w:tc>
           <w:tcPr>
-            <w:tcW w:type="dxa" w:w="864"/>
+            <w:tcW w:type="dxa" w:w="1141"/>
           </w:tcPr>
           <w:p>
             <w:r>
@@ -19787,7 +19779,7 @@
         </w:tc>
         <w:tc>
           <w:tcPr>
-            <w:tcW w:type="dxa" w:w="864"/>
+            <w:tcW w:type="dxa" w:w="1141"/>
           </w:tcPr>
           <w:p>
             <w:r>
@@ -19800,7 +19792,7 @@
         </w:tc>
         <w:tc>
           <w:tcPr>
-            <w:tcW w:type="dxa" w:w="864"/>
+            <w:tcW w:type="dxa" w:w="1141"/>
           </w:tcPr>
           <w:p>
             <w:r>
@@ -19813,7 +19805,7 @@
         </w:tc>
         <w:tc>
           <w:tcPr>
-            <w:tcW w:type="dxa" w:w="864"/>
+            <w:tcW w:type="dxa" w:w="1141"/>
           </w:tcPr>
           <w:p>
             <w:r>
@@ -19826,7 +19818,7 @@
         </w:tc>
         <w:tc>
           <w:tcPr>
-            <w:tcW w:type="dxa" w:w="864"/>
+            <w:tcW w:type="dxa" w:w="1141"/>
           </w:tcPr>
           <w:p>
             <w:r>
@@ -19839,7 +19831,7 @@
         </w:tc>
         <w:tc>
           <w:tcPr>
-            <w:tcW w:type="dxa" w:w="864"/>
+            <w:tcW w:type="dxa" w:w="1141"/>
           </w:tcPr>
           <w:p>
             <w:r>
@@ -19852,7 +19844,7 @@
         </w:tc>
         <w:tc>
           <w:tcPr>
-            <w:tcW w:type="dxa" w:w="864"/>
+            <w:tcW w:type="dxa" w:w="1141"/>
           </w:tcPr>
           <w:p>
             <w:r>
@@ -19865,7 +19857,7 @@
         </w:tc>
         <w:tc>
           <w:tcPr>
-            <w:tcW w:type="dxa" w:w="864"/>
+            <w:tcW w:type="dxa" w:w="1141"/>
           </w:tcPr>
           <w:p>
             <w:r>
@@ -19878,7 +19870,7 @@
         </w:tc>
         <w:tc>
           <w:tcPr>
-            <w:tcW w:type="dxa" w:w="864"/>
+            <w:tcW w:type="dxa" w:w="1141"/>
           </w:tcPr>
           <w:p>
             <w:r>
@@ -19891,7 +19883,7 @@
         </w:tc>
         <w:tc>
           <w:tcPr>
-            <w:tcW w:type="dxa" w:w="864"/>
+            <w:tcW w:type="dxa" w:w="1141"/>
           </w:tcPr>
           <w:p>
             <w:r>
@@ -19906,7 +19898,7 @@
       <w:tr>
         <w:tc>
           <w:tcPr>
-            <w:tcW w:type="dxa" w:w="864"/>
+            <w:tcW w:type="dxa" w:w="1141"/>
           </w:tcPr>
           <w:p>
             <w:r>
@@ -19919,7 +19911,7 @@
         </w:tc>
         <w:tc>
           <w:tcPr>
-            <w:tcW w:type="dxa" w:w="864"/>
+            <w:tcW w:type="dxa" w:w="1141"/>
           </w:tcPr>
           <w:p>
             <w:r>
@@ -19932,7 +19924,7 @@
         </w:tc>
         <w:tc>
           <w:tcPr>
-            <w:tcW w:type="dxa" w:w="864"/>
+            <w:tcW w:type="dxa" w:w="1141"/>
           </w:tcPr>
           <w:p>
             <w:r>
@@ -19945,7 +19937,7 @@
         </w:tc>
         <w:tc>
           <w:tcPr>
-            <w:tcW w:type="dxa" w:w="864"/>
+            <w:tcW w:type="dxa" w:w="1141"/>
           </w:tcPr>
           <w:p>
             <w:r>
@@ -19958,7 +19950,7 @@
         </w:tc>
         <w:tc>
           <w:tcPr>
-            <w:tcW w:type="dxa" w:w="864"/>
+            <w:tcW w:type="dxa" w:w="1141"/>
           </w:tcPr>
           <w:p>
             <w:r>
@@ -19971,7 +19963,7 @@
         </w:tc>
         <w:tc>
           <w:tcPr>
-            <w:tcW w:type="dxa" w:w="864"/>
+            <w:tcW w:type="dxa" w:w="1141"/>
           </w:tcPr>
           <w:p>
             <w:r>
@@ -19984,7 +19976,7 @@
         </w:tc>
         <w:tc>
           <w:tcPr>
-            <w:tcW w:type="dxa" w:w="864"/>
+            <w:tcW w:type="dxa" w:w="1141"/>
           </w:tcPr>
           <w:p>
             <w:r>
@@ -19997,7 +19989,7 @@
         </w:tc>
         <w:tc>
           <w:tcPr>
-            <w:tcW w:type="dxa" w:w="864"/>
+            <w:tcW w:type="dxa" w:w="1141"/>
           </w:tcPr>
           <w:p>
             <w:r>
@@ -20010,7 +20002,7 @@
         </w:tc>
         <w:tc>
           <w:tcPr>
-            <w:tcW w:type="dxa" w:w="864"/>
+            <w:tcW w:type="dxa" w:w="1141"/>
           </w:tcPr>
           <w:p>
             <w:r>
@@ -20023,7 +20015,7 @@
         </w:tc>
         <w:tc>
           <w:tcPr>
-            <w:tcW w:type="dxa" w:w="864"/>
+            <w:tcW w:type="dxa" w:w="1141"/>
           </w:tcPr>
           <w:p>
             <w:r>
@@ -20036,7 +20028,7 @@
         </w:tc>
         <w:tc>
           <w:tcPr>
-            <w:tcW w:type="dxa" w:w="864"/>
+            <w:tcW w:type="dxa" w:w="1141"/>
           </w:tcPr>
           <w:p>
             <w:r>
@@ -20049,7 +20041,7 @@
         </w:tc>
         <w:tc>
           <w:tcPr>
-            <w:tcW w:type="dxa" w:w="864"/>
+            <w:tcW w:type="dxa" w:w="1141"/>
           </w:tcPr>
           <w:p>
             <w:r>
@@ -20062,7 +20054,7 @@
         </w:tc>
         <w:tc>
           <w:tcPr>
-            <w:tcW w:type="dxa" w:w="864"/>
+            <w:tcW w:type="dxa" w:w="1141"/>
           </w:tcPr>
           <w:p>
             <w:r>
@@ -20077,7 +20069,7 @@
       <w:tr>
         <w:tc>
           <w:tcPr>
-            <w:tcW w:type="dxa" w:w="864"/>
+            <w:tcW w:type="dxa" w:w="1141"/>
           </w:tcPr>
           <w:p>
             <w:r>
@@ -20090,7 +20082,7 @@
         </w:tc>
         <w:tc>
           <w:tcPr>
-            <w:tcW w:type="dxa" w:w="864"/>
+            <w:tcW w:type="dxa" w:w="1141"/>
           </w:tcPr>
           <w:p>
             <w:r>
@@ -20103,7 +20095,7 @@
         </w:tc>
         <w:tc>
           <w:tcPr>
-            <w:tcW w:type="dxa" w:w="864"/>
+            <w:tcW w:type="dxa" w:w="1141"/>
           </w:tcPr>
           <w:p>
             <w:r>
@@ -20116,7 +20108,7 @@
         </w:tc>
         <w:tc>
           <w:tcPr>
-            <w:tcW w:type="dxa" w:w="864"/>
+            <w:tcW w:type="dxa" w:w="1141"/>
           </w:tcPr>
           <w:p>
             <w:r>
@@ -20129,7 +20121,7 @@
         </w:tc>
         <w:tc>
           <w:tcPr>
-            <w:tcW w:type="dxa" w:w="864"/>
+            <w:tcW w:type="dxa" w:w="1141"/>
           </w:tcPr>
           <w:p>
             <w:r>
@@ -20142,7 +20134,7 @@
         </w:tc>
         <w:tc>
           <w:tcPr>
-            <w:tcW w:type="dxa" w:w="864"/>
+            <w:tcW w:type="dxa" w:w="1141"/>
           </w:tcPr>
           <w:p>
             <w:r>
@@ -20155,7 +20147,7 @@
         </w:tc>
         <w:tc>
           <w:tcPr>
-            <w:tcW w:type="dxa" w:w="864"/>
+            <w:tcW w:type="dxa" w:w="1141"/>
           </w:tcPr>
           <w:p>
             <w:r>
@@ -20168,7 +20160,7 @@
         </w:tc>
         <w:tc>
           <w:tcPr>
-            <w:tcW w:type="dxa" w:w="864"/>
+            <w:tcW w:type="dxa" w:w="1141"/>
           </w:tcPr>
           <w:p>
             <w:r>
@@ -20181,7 +20173,7 @@
         </w:tc>
         <w:tc>
           <w:tcPr>
-            <w:tcW w:type="dxa" w:w="864"/>
+            <w:tcW w:type="dxa" w:w="1141"/>
           </w:tcPr>
           <w:p>
             <w:r>
@@ -20194,7 +20186,7 @@
         </w:tc>
         <w:tc>
           <w:tcPr>
-            <w:tcW w:type="dxa" w:w="864"/>
+            <w:tcW w:type="dxa" w:w="1141"/>
           </w:tcPr>
           <w:p>
             <w:r>
@@ -20207,7 +20199,7 @@
         </w:tc>
         <w:tc>
           <w:tcPr>
-            <w:tcW w:type="dxa" w:w="864"/>
+            <w:tcW w:type="dxa" w:w="1141"/>
           </w:tcPr>
           <w:p>
             <w:r>
@@ -20220,7 +20212,7 @@
         </w:tc>
         <w:tc>
           <w:tcPr>
-            <w:tcW w:type="dxa" w:w="864"/>
+            <w:tcW w:type="dxa" w:w="1141"/>
           </w:tcPr>
           <w:p>
             <w:r>
@@ -20233,7 +20225,7 @@
         </w:tc>
         <w:tc>
           <w:tcPr>
-            <w:tcW w:type="dxa" w:w="864"/>
+            <w:tcW w:type="dxa" w:w="1141"/>
           </w:tcPr>
           <w:p>
             <w:r>
@@ -20248,7 +20240,7 @@
       <w:tr>
         <w:tc>
           <w:tcPr>
-            <w:tcW w:type="dxa" w:w="864"/>
+            <w:tcW w:type="dxa" w:w="1141"/>
           </w:tcPr>
           <w:p>
             <w:r>
@@ -20261,7 +20253,7 @@
         </w:tc>
         <w:tc>
           <w:tcPr>
-            <w:tcW w:type="dxa" w:w="864"/>
+            <w:tcW w:type="dxa" w:w="1141"/>
           </w:tcPr>
           <w:p>
             <w:r>
@@ -20274,7 +20266,7 @@
         </w:tc>
         <w:tc>
           <w:tcPr>
-            <w:tcW w:type="dxa" w:w="864"/>
+            <w:tcW w:type="dxa" w:w="1141"/>
           </w:tcPr>
           <w:p>
             <w:r>
@@ -20287,7 +20279,7 @@
         </w:tc>
         <w:tc>
           <w:tcPr>
-            <w:tcW w:type="dxa" w:w="864"/>
+            <w:tcW w:type="dxa" w:w="1141"/>
           </w:tcPr>
           <w:p>
             <w:r>
@@ -20300,7 +20292,7 @@
         </w:tc>
         <w:tc>
           <w:tcPr>
-            <w:tcW w:type="dxa" w:w="864"/>
+            <w:tcW w:type="dxa" w:w="1141"/>
           </w:tcPr>
           <w:p>
             <w:r>
@@ -20313,7 +20305,7 @@
         </w:tc>
         <w:tc>
           <w:tcPr>
-            <w:tcW w:type="dxa" w:w="864"/>
+            <w:tcW w:type="dxa" w:w="1141"/>
           </w:tcPr>
           <w:p>
             <w:r>
@@ -20326,7 +20318,7 @@
         </w:tc>
         <w:tc>
           <w:tcPr>
-            <w:tcW w:type="dxa" w:w="864"/>
+            <w:tcW w:type="dxa" w:w="1141"/>
           </w:tcPr>
           <w:p>
             <w:r>
@@ -20339,7 +20331,7 @@
         </w:tc>
         <w:tc>
           <w:tcPr>
-            <w:tcW w:type="dxa" w:w="864"/>
+            <w:tcW w:type="dxa" w:w="1141"/>
           </w:tcPr>
           <w:p>
             <w:r>
@@ -20352,7 +20344,7 @@
         </w:tc>
         <w:tc>
           <w:tcPr>
-            <w:tcW w:type="dxa" w:w="864"/>
+            <w:tcW w:type="dxa" w:w="1141"/>
           </w:tcPr>
           <w:p>
             <w:r>
@@ -20365,7 +20357,7 @@
         </w:tc>
         <w:tc>
           <w:tcPr>
-            <w:tcW w:type="dxa" w:w="864"/>
+            <w:tcW w:type="dxa" w:w="1141"/>
           </w:tcPr>
           <w:p>
             <w:r>
@@ -20378,7 +20370,7 @@
         </w:tc>
         <w:tc>
           <w:tcPr>
-            <w:tcW w:type="dxa" w:w="864"/>
+            <w:tcW w:type="dxa" w:w="1141"/>
           </w:tcPr>
           <w:p>
             <w:r>
@@ -20391,7 +20383,7 @@
         </w:tc>
         <w:tc>
           <w:tcPr>
-            <w:tcW w:type="dxa" w:w="864"/>
+            <w:tcW w:type="dxa" w:w="1141"/>
           </w:tcPr>
           <w:p>
             <w:r>
@@ -20404,7 +20396,7 @@
         </w:tc>
         <w:tc>
           <w:tcPr>
-            <w:tcW w:type="dxa" w:w="864"/>
+            <w:tcW w:type="dxa" w:w="1141"/>
           </w:tcPr>
           <w:p>
             <w:r>
@@ -20419,7 +20411,7 @@
       <w:tr>
         <w:tc>
           <w:tcPr>
-            <w:tcW w:type="dxa" w:w="864"/>
+            <w:tcW w:type="dxa" w:w="1141"/>
           </w:tcPr>
           <w:p>
             <w:r>
@@ -20432,7 +20424,7 @@
         </w:tc>
         <w:tc>
           <w:tcPr>
-            <w:tcW w:type="dxa" w:w="864"/>
+            <w:tcW w:type="dxa" w:w="1141"/>
           </w:tcPr>
           <w:p>
             <w:r>
@@ -20445,7 +20437,7 @@
         </w:tc>
         <w:tc>
           <w:tcPr>
-            <w:tcW w:type="dxa" w:w="864"/>
+            <w:tcW w:type="dxa" w:w="1141"/>
           </w:tcPr>
           <w:p>
             <w:r>
@@ -20458,7 +20450,7 @@
         </w:tc>
         <w:tc>
           <w:tcPr>
-            <w:tcW w:type="dxa" w:w="864"/>
+            <w:tcW w:type="dxa" w:w="1141"/>
           </w:tcPr>
           <w:p>
             <w:r>
@@ -20471,7 +20463,7 @@
         </w:tc>
         <w:tc>
           <w:tcPr>
-            <w:tcW w:type="dxa" w:w="864"/>
+            <w:tcW w:type="dxa" w:w="1141"/>
           </w:tcPr>
           <w:p>
             <w:r>
@@ -20484,7 +20476,7 @@
         </w:tc>
         <w:tc>
           <w:tcPr>
-            <w:tcW w:type="dxa" w:w="864"/>
+            <w:tcW w:type="dxa" w:w="1141"/>
           </w:tcPr>
           <w:p>
             <w:r>
@@ -20497,7 +20489,7 @@
         </w:tc>
         <w:tc>
           <w:tcPr>
-            <w:tcW w:type="dxa" w:w="864"/>
+            <w:tcW w:type="dxa" w:w="1141"/>
           </w:tcPr>
           <w:p>
             <w:r>
@@ -20510,7 +20502,7 @@
         </w:tc>
         <w:tc>
           <w:tcPr>
-            <w:tcW w:type="dxa" w:w="864"/>
+            <w:tcW w:type="dxa" w:w="1141"/>
           </w:tcPr>
           <w:p>
             <w:r>
@@ -20523,7 +20515,7 @@
         </w:tc>
         <w:tc>
           <w:tcPr>
-            <w:tcW w:type="dxa" w:w="864"/>
+            <w:tcW w:type="dxa" w:w="1141"/>
           </w:tcPr>
           <w:p>
             <w:r>
@@ -20536,7 +20528,7 @@
         </w:tc>
         <w:tc>
           <w:tcPr>
-            <w:tcW w:type="dxa" w:w="864"/>
+            <w:tcW w:type="dxa" w:w="1141"/>
           </w:tcPr>
           <w:p>
             <w:r>
@@ -20549,7 +20541,7 @@
         </w:tc>
         <w:tc>
           <w:tcPr>
-            <w:tcW w:type="dxa" w:w="864"/>
+            <w:tcW w:type="dxa" w:w="1141"/>
           </w:tcPr>
           <w:p>
             <w:r>
@@ -20562,7 +20554,7 @@
         </w:tc>
         <w:tc>
           <w:tcPr>
-            <w:tcW w:type="dxa" w:w="864"/>
+            <w:tcW w:type="dxa" w:w="1141"/>
           </w:tcPr>
           <w:p>
             <w:r>
@@ -20575,7 +20567,7 @@
         </w:tc>
         <w:tc>
           <w:tcPr>
-            <w:tcW w:type="dxa" w:w="864"/>
+            <w:tcW w:type="dxa" w:w="1141"/>
           </w:tcPr>
           <w:p>
             <w:r>
@@ -20590,7 +20582,7 @@
       <w:tr>
         <w:tc>
           <w:tcPr>
-            <w:tcW w:type="dxa" w:w="864"/>
+            <w:tcW w:type="dxa" w:w="1141"/>
           </w:tcPr>
           <w:p>
             <w:r>
@@ -20603,7 +20595,7 @@
         </w:tc>
         <w:tc>
           <w:tcPr>
-            <w:tcW w:type="dxa" w:w="864"/>
+            <w:tcW w:type="dxa" w:w="1141"/>
           </w:tcPr>
           <w:p>
             <w:r>
@@ -20616,7 +20608,7 @@
         </w:tc>
         <w:tc>
           <w:tcPr>
-            <w:tcW w:type="dxa" w:w="864"/>
+            <w:tcW w:type="dxa" w:w="1141"/>
           </w:tcPr>
           <w:p>
             <w:r>
@@ -20629,7 +20621,7 @@
         </w:tc>
         <w:tc>
           <w:tcPr>
-            <w:tcW w:type="dxa" w:w="864"/>
+            <w:tcW w:type="dxa" w:w="1141"/>
           </w:tcPr>
           <w:p>
             <w:r>
@@ -20642,7 +20634,7 @@
         </w:tc>
         <w:tc>
           <w:tcPr>
-            <w:tcW w:type="dxa" w:w="864"/>
+            <w:tcW w:type="dxa" w:w="1141"/>
           </w:tcPr>
           <w:p>
             <w:r>
@@ -20655,7 +20647,7 @@
         </w:tc>
         <w:tc>
           <w:tcPr>
-            <w:tcW w:type="dxa" w:w="864"/>
+            <w:tcW w:type="dxa" w:w="1141"/>
           </w:tcPr>
           <w:p>
             <w:r>
@@ -20668,7 +20660,7 @@
         </w:tc>
         <w:tc>
           <w:tcPr>
-            <w:tcW w:type="dxa" w:w="864"/>
+            <w:tcW w:type="dxa" w:w="1141"/>
           </w:tcPr>
           <w:p>
             <w:r>
@@ -20681,7 +20673,7 @@
         </w:tc>
         <w:tc>
           <w:tcPr>
-            <w:tcW w:type="dxa" w:w="864"/>
+            <w:tcW w:type="dxa" w:w="1141"/>
           </w:tcPr>
           <w:p>
             <w:r>
@@ -20694,7 +20686,7 @@
         </w:tc>
         <w:tc>
           <w:tcPr>
-            <w:tcW w:type="dxa" w:w="864"/>
+            <w:tcW w:type="dxa" w:w="1141"/>
           </w:tcPr>
           <w:p>
             <w:r>
@@ -20707,7 +20699,7 @@
         </w:tc>
         <w:tc>
           <w:tcPr>
-            <w:tcW w:type="dxa" w:w="864"/>
+            <w:tcW w:type="dxa" w:w="1141"/>
           </w:tcPr>
           <w:p>
             <w:r>
@@ -20720,7 +20712,7 @@
         </w:tc>
         <w:tc>
           <w:tcPr>
-            <w:tcW w:type="dxa" w:w="864"/>
+            <w:tcW w:type="dxa" w:w="1141"/>
           </w:tcPr>
           <w:p>
             <w:r>
@@ -20733,7 +20725,7 @@
         </w:tc>
         <w:tc>
           <w:tcPr>
-            <w:tcW w:type="dxa" w:w="864"/>
+            <w:tcW w:type="dxa" w:w="1141"/>
           </w:tcPr>
           <w:p>
             <w:r>
@@ -20746,7 +20738,7 @@
         </w:tc>
         <w:tc>
           <w:tcPr>
-            <w:tcW w:type="dxa" w:w="864"/>
+            <w:tcW w:type="dxa" w:w="1141"/>
           </w:tcPr>
           <w:p>
             <w:r>
@@ -20761,7 +20753,7 @@
       <w:tr>
         <w:tc>
           <w:tcPr>
-            <w:tcW w:type="dxa" w:w="864"/>
+            <w:tcW w:type="dxa" w:w="1141"/>
           </w:tcPr>
           <w:p>
             <w:r>
@@ -20774,7 +20766,7 @@
         </w:tc>
         <w:tc>
           <w:tcPr>
-            <w:tcW w:type="dxa" w:w="864"/>
+            <w:tcW w:type="dxa" w:w="1141"/>
           </w:tcPr>
           <w:p>
             <w:r>
@@ -20787,7 +20779,7 @@
         </w:tc>
         <w:tc>
           <w:tcPr>
-            <w:tcW w:type="dxa" w:w="864"/>
+            <w:tcW w:type="dxa" w:w="1141"/>
           </w:tcPr>
           <w:p>
             <w:r>
@@ -20800,7 +20792,7 @@
         </w:tc>
         <w:tc>
           <w:tcPr>
-            <w:tcW w:type="dxa" w:w="864"/>
+            <w:tcW w:type="dxa" w:w="1141"/>
           </w:tcPr>
           <w:p>
             <w:r>
@@ -20813,7 +20805,7 @@
         </w:tc>
         <w:tc>
           <w:tcPr>
-            <w:tcW w:type="dxa" w:w="864"/>
+            <w:tcW w:type="dxa" w:w="1141"/>
           </w:tcPr>
           <w:p>
             <w:r>
@@ -20826,7 +20818,7 @@
         </w:tc>
         <w:tc>
           <w:tcPr>
-            <w:tcW w:type="dxa" w:w="864"/>
+            <w:tcW w:type="dxa" w:w="1141"/>
           </w:tcPr>
           <w:p>
             <w:r>
@@ -20839,7 +20831,7 @@
         </w:tc>
         <w:tc>
           <w:tcPr>
-            <w:tcW w:type="dxa" w:w="864"/>
+            <w:tcW w:type="dxa" w:w="1141"/>
           </w:tcPr>
           <w:p>
             <w:r>
@@ -20852,7 +20844,7 @@
         </w:tc>
         <w:tc>
           <w:tcPr>
-            <w:tcW w:type="dxa" w:w="864"/>
+            <w:tcW w:type="dxa" w:w="1141"/>
           </w:tcPr>
           <w:p>
             <w:r>
@@ -20865,7 +20857,7 @@
         </w:tc>
         <w:tc>
           <w:tcPr>
-            <w:tcW w:type="dxa" w:w="864"/>
+            <w:tcW w:type="dxa" w:w="1141"/>
           </w:tcPr>
           <w:p>
             <w:r>
@@ -20878,7 +20870,7 @@
         </w:tc>
         <w:tc>
           <w:tcPr>
-            <w:tcW w:type="dxa" w:w="864"/>
+            <w:tcW w:type="dxa" w:w="1141"/>
           </w:tcPr>
           <w:p>
             <w:r>
@@ -20891,7 +20883,7 @@
         </w:tc>
         <w:tc>
           <w:tcPr>
-            <w:tcW w:type="dxa" w:w="864"/>
+            <w:tcW w:type="dxa" w:w="1141"/>
           </w:tcPr>
           <w:p>
             <w:r>
@@ -20904,7 +20896,7 @@
         </w:tc>
         <w:tc>
           <w:tcPr>
-            <w:tcW w:type="dxa" w:w="864"/>
+            <w:tcW w:type="dxa" w:w="1141"/>
           </w:tcPr>
           <w:p>
             <w:r>
@@ -20917,7 +20909,7 @@
         </w:tc>
         <w:tc>
           <w:tcPr>
-            <w:tcW w:type="dxa" w:w="864"/>
+            <w:tcW w:type="dxa" w:w="1141"/>
           </w:tcPr>
           <w:p>
             <w:r>
@@ -20945,8 +20937,8 @@
         <w:tblLook w:firstColumn="1" w:firstRow="1" w:lastColumn="0" w:lastRow="0" w:noHBand="0" w:noVBand="1" w:val="04A0"/>
       </w:tblPr>
       <w:tblGrid>
-        <w:gridCol w:w="5616"/>
-        <w:gridCol w:w="5616"/>
+        <w:gridCol w:w="7416"/>
+        <w:gridCol w:w="7416"/>
       </w:tblGrid>
       <w:tr>
         <w:trPr>
@@ -20954,7 +20946,7 @@
         </w:trPr>
         <w:tc>
           <w:tcPr>
-            <w:tcW w:type="dxa" w:w="5616"/>
+            <w:tcW w:type="dxa" w:w="7416"/>
             <w:shd w:fill="EDE9FE"/>
           </w:tcPr>
           <w:p>
@@ -20968,7 +20960,7 @@
         </w:tc>
         <w:tc>
           <w:tcPr>
-            <w:tcW w:type="dxa" w:w="5616"/>
+            <w:tcW w:type="dxa" w:w="7416"/>
             <w:shd w:fill="EDE9FE"/>
           </w:tcPr>
           <w:p>
@@ -20984,7 +20976,7 @@
       <w:tr>
         <w:tc>
           <w:tcPr>
-            <w:tcW w:type="dxa" w:w="5616"/>
+            <w:tcW w:type="dxa" w:w="7416"/>
           </w:tcPr>
           <w:p>
             <w:r>
@@ -20997,7 +20989,7 @@
         </w:tc>
         <w:tc>
           <w:tcPr>
-            <w:tcW w:type="dxa" w:w="5616"/>
+            <w:tcW w:type="dxa" w:w="7416"/>
           </w:tcPr>
           <w:p>
             <w:r>
@@ -21012,7 +21004,7 @@
       <w:tr>
         <w:tc>
           <w:tcPr>
-            <w:tcW w:type="dxa" w:w="5616"/>
+            <w:tcW w:type="dxa" w:w="7416"/>
           </w:tcPr>
           <w:p>
             <w:r>
@@ -21025,7 +21017,7 @@
         </w:tc>
         <w:tc>
           <w:tcPr>
-            <w:tcW w:type="dxa" w:w="5616"/>
+            <w:tcW w:type="dxa" w:w="7416"/>
           </w:tcPr>
           <w:p>
             <w:r>
@@ -21040,7 +21032,7 @@
       <w:tr>
         <w:tc>
           <w:tcPr>
-            <w:tcW w:type="dxa" w:w="5616"/>
+            <w:tcW w:type="dxa" w:w="7416"/>
           </w:tcPr>
           <w:p>
             <w:r>
@@ -21053,7 +21045,7 @@
         </w:tc>
         <w:tc>
           <w:tcPr>
-            <w:tcW w:type="dxa" w:w="5616"/>
+            <w:tcW w:type="dxa" w:w="7416"/>
           </w:tcPr>
           <w:p>
             <w:r>
@@ -21068,7 +21060,7 @@
       <w:tr>
         <w:tc>
           <w:tcPr>
-            <w:tcW w:type="dxa" w:w="5616"/>
+            <w:tcW w:type="dxa" w:w="7416"/>
           </w:tcPr>
           <w:p>
             <w:r>
@@ -21081,7 +21073,7 @@
         </w:tc>
         <w:tc>
           <w:tcPr>
-            <w:tcW w:type="dxa" w:w="5616"/>
+            <w:tcW w:type="dxa" w:w="7416"/>
           </w:tcPr>
           <w:p>
             <w:r>
@@ -21096,7 +21088,7 @@
       <w:tr>
         <w:tc>
           <w:tcPr>
-            <w:tcW w:type="dxa" w:w="5616"/>
+            <w:tcW w:type="dxa" w:w="7416"/>
           </w:tcPr>
           <w:p>
             <w:r>
@@ -21109,7 +21101,7 @@
         </w:tc>
         <w:tc>
           <w:tcPr>
-            <w:tcW w:type="dxa" w:w="5616"/>
+            <w:tcW w:type="dxa" w:w="7416"/>
           </w:tcPr>
           <w:p>
             <w:r>
@@ -21124,7 +21116,7 @@
       <w:tr>
         <w:tc>
           <w:tcPr>
-            <w:tcW w:type="dxa" w:w="5616"/>
+            <w:tcW w:type="dxa" w:w="7416"/>
           </w:tcPr>
           <w:p>
             <w:r>
@@ -21137,7 +21129,7 @@
         </w:tc>
         <w:tc>
           <w:tcPr>
-            <w:tcW w:type="dxa" w:w="5616"/>
+            <w:tcW w:type="dxa" w:w="7416"/>
           </w:tcPr>
           <w:p>
             <w:r>
@@ -21152,7 +21144,7 @@
       <w:tr>
         <w:tc>
           <w:tcPr>
-            <w:tcW w:type="dxa" w:w="5616"/>
+            <w:tcW w:type="dxa" w:w="7416"/>
           </w:tcPr>
           <w:p>
             <w:r>
@@ -21165,7 +21157,7 @@
         </w:tc>
         <w:tc>
           <w:tcPr>
-            <w:tcW w:type="dxa" w:w="5616"/>
+            <w:tcW w:type="dxa" w:w="7416"/>
           </w:tcPr>
           <w:p>
             <w:r>
@@ -21205,7 +21197,7 @@
       </w:r>
     </w:p>
     <w:sectPr>
-      <w:pgSz w:w="12240" w:h="15840" w:orient="landscape"/>
+      <w:pgSz w:w="15840" w:h="12240" w:orient="landscape"/>
       <w:pgMar w:top="576" w:right="504" w:bottom="576" w:left="504" w:header="317" w:footer="317" w:gutter="0"/>
       <w:cols w:space="720"/>
       <w:docGrid w:linePitch="360"/>

--- a/ACPOS_admin_STR-01_戰略中心後台_Mother_Basic_Design_OPTIMIZED.docx
+++ b/ACPOS_admin_STR-01_戰略中心後台_Mother_Basic_Design_OPTIMIZED.docx
@@ -21196,8 +21196,1117 @@
         <w:t>The exact control denominator above is the only construction denominator for this page. Components/fields/visual IDs are not counted as additional controls. Existing source UIDs are preserved. A control classified UI_LOCAL_EXACT MUST NOT create a server write. A control classified SPEC_EXACT_RUNTIME_BLOCKED / NOT_EXECUTED MUST remain disabled or fail-closed until its runtime evidence exists.</w:t>
       </w:r>
     </w:p>
+    <w:p>
+      <w:pPr>
+        <w:sectPr>
+          <w:pgSz w:w="15840" w:h="12240" w:orient="landscape"/>
+          <w:pgMar w:top="576" w:right="504" w:bottom="576" w:left="504" w:header="317" w:footer="317" w:gutter="0"/>
+          <w:cols w:space="720"/>
+          <w:docGrid w:linePitch="360"/>
+        </w:sectPr>
+      </w:pPr>
+    </w:p>
+    <w:p>
+      <w:pPr>
+        <w:pStyle w:val="Heading1"/>
+      </w:pPr>
+      <w:r>
+        <w:t>ADMIN STR Runtime / Persistence / Authorization Boundary Closure</w:t>
+      </w:r>
+    </w:p>
+    <w:p>
+      <w:r>
+        <w:rPr>
+          <w:b/>
+        </w:rPr>
+        <w:t xml:space="preserve">[ACPOS-20260921-BATCH-02-CONSUMER-CONTRACT-CLOSURE-V1] </w:t>
+      </w:r>
+      <w:r>
+        <w:t>本節只補齊既有 Current source 已可證明的設計契約。既有 Control / Action / Gate / Permission / Owner / Operation / Route 優先；SOURCE_NOT_DEFINED、NO_PUBLIC_API_ID_IN_CURRENT_AUTHORITY、SPEC_EXACT_RUNTIME_BLOCKED 不得由 Word 自行發明或升格為 Runtime 完成。</w:t>
+      </w:r>
+    </w:p>
+    <w:p>
+      <w:r>
+        <w:t>These six operations already have exact source-preserving control/operation contracts. This closure makes the missing runtime/persistence boundary explicit instead of inventing owners. Existing permission resources are authoritative design inputs, but enablement remains forbidden until the runtime enforcement path is materially implemented and tested.</w:t>
+      </w:r>
+    </w:p>
+    <w:tbl>
+      <w:tblPr>
+        <w:tblStyle w:val="TableGrid"/>
+        <w:tblW w:type="auto" w:w="0"/>
+        <w:tblLook w:firstColumn="1" w:firstRow="1" w:lastColumn="0" w:lastRow="0" w:noHBand="0" w:noVBand="1" w:val="04A0"/>
+      </w:tblPr>
+      <w:tblGrid>
+        <w:gridCol w:w="1248"/>
+        <w:gridCol w:w="1248"/>
+        <w:gridCol w:w="1248"/>
+        <w:gridCol w:w="1248"/>
+        <w:gridCol w:w="1248"/>
+        <w:gridCol w:w="1248"/>
+        <w:gridCol w:w="1248"/>
+        <w:gridCol w:w="1248"/>
+        <w:gridCol w:w="1248"/>
+      </w:tblGrid>
+      <w:tr>
+        <w:trPr>
+          <w:tblHeader w:val="true"/>
+        </w:trPr>
+        <w:tc>
+          <w:tcPr>
+            <w:tcW w:type="dxa" w:w="1248"/>
+            <w:shd w:fill="EDE9FE"/>
+          </w:tcPr>
+          <w:p>
+            <w:r>
+              <w:rPr>
+                <w:sz w:val="9"/>
+              </w:rPr>
+              <w:t>Control UID</w:t>
+            </w:r>
+          </w:p>
+        </w:tc>
+        <w:tc>
+          <w:tcPr>
+            <w:tcW w:type="dxa" w:w="1248"/>
+            <w:shd w:fill="EDE9FE"/>
+          </w:tcPr>
+          <w:p>
+            <w:r>
+              <w:rPr>
+                <w:sz w:val="9"/>
+              </w:rPr>
+              <w:t>Operation</w:t>
+            </w:r>
+          </w:p>
+        </w:tc>
+        <w:tc>
+          <w:tcPr>
+            <w:tcW w:type="dxa" w:w="1248"/>
+            <w:shd w:fill="EDE9FE"/>
+          </w:tcPr>
+          <w:p>
+            <w:r>
+              <w:rPr>
+                <w:sz w:val="9"/>
+              </w:rPr>
+              <w:t>Method / Path</w:t>
+            </w:r>
+          </w:p>
+        </w:tc>
+        <w:tc>
+          <w:tcPr>
+            <w:tcW w:type="dxa" w:w="1248"/>
+            <w:shd w:fill="EDE9FE"/>
+          </w:tcPr>
+          <w:p>
+            <w:r>
+              <w:rPr>
+                <w:sz w:val="9"/>
+              </w:rPr>
+              <w:t>Payload</w:t>
+            </w:r>
+          </w:p>
+        </w:tc>
+        <w:tc>
+          <w:tcPr>
+            <w:tcW w:type="dxa" w:w="1248"/>
+            <w:shd w:fill="EDE9FE"/>
+          </w:tcPr>
+          <w:p>
+            <w:r>
+              <w:rPr>
+                <w:sz w:val="9"/>
+              </w:rPr>
+              <w:t>Permission</w:t>
+            </w:r>
+          </w:p>
+        </w:tc>
+        <w:tc>
+          <w:tcPr>
+            <w:tcW w:type="dxa" w:w="1248"/>
+            <w:shd w:fill="EDE9FE"/>
+          </w:tcPr>
+          <w:p>
+            <w:r>
+              <w:rPr>
+                <w:sz w:val="9"/>
+              </w:rPr>
+              <w:t>Current Runtime Owner</w:t>
+            </w:r>
+          </w:p>
+        </w:tc>
+        <w:tc>
+          <w:tcPr>
+            <w:tcW w:type="dxa" w:w="1248"/>
+            <w:shd w:fill="EDE9FE"/>
+          </w:tcPr>
+          <w:p>
+            <w:r>
+              <w:rPr>
+                <w:sz w:val="9"/>
+              </w:rPr>
+              <w:t>Current Persistence Owner</w:t>
+            </w:r>
+          </w:p>
+        </w:tc>
+        <w:tc>
+          <w:tcPr>
+            <w:tcW w:type="dxa" w:w="1248"/>
+            <w:shd w:fill="EDE9FE"/>
+          </w:tcPr>
+          <w:p>
+            <w:r>
+              <w:rPr>
+                <w:sz w:val="9"/>
+              </w:rPr>
+              <w:t>Required closure before enablement</w:t>
+            </w:r>
+          </w:p>
+        </w:tc>
+        <w:tc>
+          <w:tcPr>
+            <w:tcW w:type="dxa" w:w="1248"/>
+            <w:shd w:fill="EDE9FE"/>
+          </w:tcPr>
+          <w:p>
+            <w:r>
+              <w:rPr>
+                <w:sz w:val="9"/>
+              </w:rPr>
+              <w:t>Current status</w:t>
+            </w:r>
+          </w:p>
+        </w:tc>
+      </w:tr>
+      <w:tr>
+        <w:tc>
+          <w:tcPr>
+            <w:tcW w:type="dxa" w:w="1248"/>
+          </w:tcPr>
+          <w:p>
+            <w:r>
+              <w:rPr>
+                <w:sz w:val="9"/>
+              </w:rPr>
+              <w:t>CTRL-ADMIN-STR-03-ACT-01-ACT-DRAFT-SAVE</w:t>
+            </w:r>
+          </w:p>
+        </w:tc>
+        <w:tc>
+          <w:tcPr>
+            <w:tcW w:type="dxa" w:w="1248"/>
+          </w:tcPr>
+          <w:p>
+            <w:r>
+              <w:rPr>
+                <w:sz w:val="9"/>
+              </w:rPr>
+              <w:t>saveDraft</w:t>
+            </w:r>
+          </w:p>
+        </w:tc>
+        <w:tc>
+          <w:tcPr>
+            <w:tcW w:type="dxa" w:w="1248"/>
+          </w:tcPr>
+          <w:p>
+            <w:r>
+              <w:rPr>
+                <w:sz w:val="9"/>
+              </w:rPr>
+              <w:t>POST /v1/drafts</w:t>
+            </w:r>
+          </w:p>
+        </w:tc>
+        <w:tc>
+          <w:tcPr>
+            <w:tcW w:type="dxa" w:w="1248"/>
+          </w:tcPr>
+          <w:p>
+            <w:r>
+              <w:rPr>
+                <w:sz w:val="9"/>
+              </w:rPr>
+              <w:t>SaveDraftRequest</w:t>
+            </w:r>
+          </w:p>
+        </w:tc>
+        <w:tc>
+          <w:tcPr>
+            <w:tcW w:type="dxa" w:w="1248"/>
+          </w:tcPr>
+          <w:p>
+            <w:r>
+              <w:rPr>
+                <w:sz w:val="9"/>
+              </w:rPr>
+              <w:t>admin:STR-03::ACT-DRAFT-SAVE</w:t>
+            </w:r>
+          </w:p>
+        </w:tc>
+        <w:tc>
+          <w:tcPr>
+            <w:tcW w:type="dxa" w:w="1248"/>
+          </w:tcPr>
+          <w:p>
+            <w:r>
+              <w:rPr>
+                <w:sz w:val="9"/>
+              </w:rPr>
+              <w:t>IAM_RUNTIME</w:t>
+            </w:r>
+          </w:p>
+        </w:tc>
+        <w:tc>
+          <w:tcPr>
+            <w:tcW w:type="dxa" w:w="1248"/>
+          </w:tcPr>
+          <w:p>
+            <w:r>
+              <w:rPr>
+                <w:sz w:val="9"/>
+              </w:rPr>
+              <w:t>SOURCE_NOT_DEFINED</w:t>
+            </w:r>
+          </w:p>
+        </w:tc>
+        <w:tc>
+          <w:tcPr>
+            <w:tcW w:type="dxa" w:w="1248"/>
+          </w:tcPr>
+          <w:p>
+            <w:r>
+              <w:rPr>
+                <w:sz w:val="9"/>
+              </w:rPr>
+              <w:t>Persistence owner must be canonically bound + runtime authorization/persistence tested.</w:t>
+            </w:r>
+          </w:p>
+        </w:tc>
+        <w:tc>
+          <w:tcPr>
+            <w:tcW w:type="dxa" w:w="1248"/>
+          </w:tcPr>
+          <w:p>
+            <w:r>
+              <w:rPr>
+                <w:sz w:val="9"/>
+              </w:rPr>
+              <w:t>SPEC_EXACT_RUNTIME_BLOCKED</w:t>
+            </w:r>
+          </w:p>
+        </w:tc>
+      </w:tr>
+      <w:tr>
+        <w:tc>
+          <w:tcPr>
+            <w:tcW w:type="dxa" w:w="1248"/>
+          </w:tcPr>
+          <w:p>
+            <w:r>
+              <w:rPr>
+                <w:sz w:val="9"/>
+              </w:rPr>
+              <w:t>CTRL-ADMIN-STR-04-ACT-03-ACT-EXPORT</w:t>
+            </w:r>
+          </w:p>
+        </w:tc>
+        <w:tc>
+          <w:tcPr>
+            <w:tcW w:type="dxa" w:w="1248"/>
+          </w:tcPr>
+          <w:p>
+            <w:r>
+              <w:rPr>
+                <w:sz w:val="9"/>
+              </w:rPr>
+              <w:t>exportProjection</w:t>
+            </w:r>
+          </w:p>
+        </w:tc>
+        <w:tc>
+          <w:tcPr>
+            <w:tcW w:type="dxa" w:w="1248"/>
+          </w:tcPr>
+          <w:p>
+            <w:r>
+              <w:rPr>
+                <w:sz w:val="9"/>
+              </w:rPr>
+              <w:t>POST /v1/exports</w:t>
+            </w:r>
+          </w:p>
+        </w:tc>
+        <w:tc>
+          <w:tcPr>
+            <w:tcW w:type="dxa" w:w="1248"/>
+          </w:tcPr>
+          <w:p>
+            <w:r>
+              <w:rPr>
+                <w:sz w:val="9"/>
+              </w:rPr>
+              <w:t>ExportProjectionRequest</w:t>
+            </w:r>
+          </w:p>
+        </w:tc>
+        <w:tc>
+          <w:tcPr>
+            <w:tcW w:type="dxa" w:w="1248"/>
+          </w:tcPr>
+          <w:p>
+            <w:r>
+              <w:rPr>
+                <w:sz w:val="9"/>
+              </w:rPr>
+              <w:t>admin:STR-04::ACT-EXPORT</w:t>
+            </w:r>
+          </w:p>
+        </w:tc>
+        <w:tc>
+          <w:tcPr>
+            <w:tcW w:type="dxa" w:w="1248"/>
+          </w:tcPr>
+          <w:p>
+            <w:r>
+              <w:rPr>
+                <w:sz w:val="9"/>
+              </w:rPr>
+              <w:t>INFO_COMMAND_RUNTIME</w:t>
+            </w:r>
+          </w:p>
+        </w:tc>
+        <w:tc>
+          <w:tcPr>
+            <w:tcW w:type="dxa" w:w="1248"/>
+          </w:tcPr>
+          <w:p>
+            <w:r>
+              <w:rPr>
+                <w:sz w:val="9"/>
+              </w:rPr>
+              <w:t>SOURCE_NOT_DEFINED</w:t>
+            </w:r>
+          </w:p>
+        </w:tc>
+        <w:tc>
+          <w:tcPr>
+            <w:tcW w:type="dxa" w:w="1248"/>
+          </w:tcPr>
+          <w:p>
+            <w:r>
+              <w:rPr>
+                <w:sz w:val="9"/>
+              </w:rPr>
+              <w:t>BLOCKED_NO_CANONICAL_EXPORT_PERSISTENCE_OWNER must be resolved + tested.</w:t>
+            </w:r>
+          </w:p>
+        </w:tc>
+        <w:tc>
+          <w:tcPr>
+            <w:tcW w:type="dxa" w:w="1248"/>
+          </w:tcPr>
+          <w:p>
+            <w:r>
+              <w:rPr>
+                <w:sz w:val="9"/>
+              </w:rPr>
+              <w:t>SPEC_EXACT_RUNTIME_BLOCKED</w:t>
+            </w:r>
+          </w:p>
+        </w:tc>
+      </w:tr>
+      <w:tr>
+        <w:tc>
+          <w:tcPr>
+            <w:tcW w:type="dxa" w:w="1248"/>
+          </w:tcPr>
+          <w:p>
+            <w:r>
+              <w:rPr>
+                <w:sz w:val="9"/>
+              </w:rPr>
+              <w:t>CTRL-ADMIN-STR-05-ACT-01-ACT-CANDIDATE-CREATE</w:t>
+            </w:r>
+          </w:p>
+        </w:tc>
+        <w:tc>
+          <w:tcPr>
+            <w:tcW w:type="dxa" w:w="1248"/>
+          </w:tcPr>
+          <w:p>
+            <w:r>
+              <w:rPr>
+                <w:sz w:val="9"/>
+              </w:rPr>
+              <w:t>createCandidate</w:t>
+            </w:r>
+          </w:p>
+        </w:tc>
+        <w:tc>
+          <w:tcPr>
+            <w:tcW w:type="dxa" w:w="1248"/>
+          </w:tcPr>
+          <w:p>
+            <w:r>
+              <w:rPr>
+                <w:sz w:val="9"/>
+              </w:rPr>
+              <w:t>POST /v1/candidates</w:t>
+            </w:r>
+          </w:p>
+        </w:tc>
+        <w:tc>
+          <w:tcPr>
+            <w:tcW w:type="dxa" w:w="1248"/>
+          </w:tcPr>
+          <w:p>
+            <w:r>
+              <w:rPr>
+                <w:sz w:val="9"/>
+              </w:rPr>
+              <w:t>CreateCandidateRequest</w:t>
+            </w:r>
+          </w:p>
+        </w:tc>
+        <w:tc>
+          <w:tcPr>
+            <w:tcW w:type="dxa" w:w="1248"/>
+          </w:tcPr>
+          <w:p>
+            <w:r>
+              <w:rPr>
+                <w:sz w:val="9"/>
+              </w:rPr>
+              <w:t>admin:STR-05::ACT-CANDIDATE-CREATE</w:t>
+            </w:r>
+          </w:p>
+        </w:tc>
+        <w:tc>
+          <w:tcPr>
+            <w:tcW w:type="dxa" w:w="1248"/>
+          </w:tcPr>
+          <w:p>
+            <w:r>
+              <w:rPr>
+                <w:sz w:val="9"/>
+              </w:rPr>
+              <w:t>SOURCE_NOT_DEFINED</w:t>
+            </w:r>
+          </w:p>
+        </w:tc>
+        <w:tc>
+          <w:tcPr>
+            <w:tcW w:type="dxa" w:w="1248"/>
+          </w:tcPr>
+          <w:p>
+            <w:r>
+              <w:rPr>
+                <w:sz w:val="9"/>
+              </w:rPr>
+              <w:t>SOURCE_NOT_DEFINED</w:t>
+            </w:r>
+          </w:p>
+        </w:tc>
+        <w:tc>
+          <w:tcPr>
+            <w:tcW w:type="dxa" w:w="1248"/>
+          </w:tcPr>
+          <w:p>
+            <w:r>
+              <w:rPr>
+                <w:sz w:val="9"/>
+              </w:rPr>
+              <w:t>Canonical runtime + persistence owner must be resolved; permission must be enforced there.</w:t>
+            </w:r>
+          </w:p>
+        </w:tc>
+        <w:tc>
+          <w:tcPr>
+            <w:tcW w:type="dxa" w:w="1248"/>
+          </w:tcPr>
+          <w:p>
+            <w:r>
+              <w:rPr>
+                <w:sz w:val="9"/>
+              </w:rPr>
+              <w:t>SPEC_EXACT_RUNTIME_BLOCKED</w:t>
+            </w:r>
+          </w:p>
+        </w:tc>
+      </w:tr>
+      <w:tr>
+        <w:tc>
+          <w:tcPr>
+            <w:tcW w:type="dxa" w:w="1248"/>
+          </w:tcPr>
+          <w:p>
+            <w:r>
+              <w:rPr>
+                <w:sz w:val="9"/>
+              </w:rPr>
+              <w:t>CTRL-ADMIN-STR-06-ACT-01-ACT-CANDIDATE-COMPARE</w:t>
+            </w:r>
+          </w:p>
+        </w:tc>
+        <w:tc>
+          <w:tcPr>
+            <w:tcW w:type="dxa" w:w="1248"/>
+          </w:tcPr>
+          <w:p>
+            <w:r>
+              <w:rPr>
+                <w:sz w:val="9"/>
+              </w:rPr>
+              <w:t>compareCandidates</w:t>
+            </w:r>
+          </w:p>
+        </w:tc>
+        <w:tc>
+          <w:tcPr>
+            <w:tcW w:type="dxa" w:w="1248"/>
+          </w:tcPr>
+          <w:p>
+            <w:r>
+              <w:rPr>
+                <w:sz w:val="9"/>
+              </w:rPr>
+              <w:t>GET /v1/candidates/compare</w:t>
+            </w:r>
+          </w:p>
+        </w:tc>
+        <w:tc>
+          <w:tcPr>
+            <w:tcW w:type="dxa" w:w="1248"/>
+          </w:tcPr>
+          <w:p>
+            <w:r>
+              <w:rPr>
+                <w:sz w:val="9"/>
+              </w:rPr>
+              <w:t>No-form read contract</w:t>
+            </w:r>
+          </w:p>
+        </w:tc>
+        <w:tc>
+          <w:tcPr>
+            <w:tcW w:type="dxa" w:w="1248"/>
+          </w:tcPr>
+          <w:p>
+            <w:r>
+              <w:rPr>
+                <w:sz w:val="9"/>
+              </w:rPr>
+              <w:t>admin:STR-06::ACT-CANDIDATE-COMPARE</w:t>
+            </w:r>
+          </w:p>
+        </w:tc>
+        <w:tc>
+          <w:tcPr>
+            <w:tcW w:type="dxa" w:w="1248"/>
+          </w:tcPr>
+          <w:p>
+            <w:r>
+              <w:rPr>
+                <w:sz w:val="9"/>
+              </w:rPr>
+              <w:t>SOURCE_NOT_DEFINED</w:t>
+            </w:r>
+          </w:p>
+        </w:tc>
+        <w:tc>
+          <w:tcPr>
+            <w:tcW w:type="dxa" w:w="1248"/>
+          </w:tcPr>
+          <w:p>
+            <w:r>
+              <w:rPr>
+                <w:sz w:val="9"/>
+              </w:rPr>
+              <w:t>No mutation expected; read/runtime owner still SOURCE_NOT_DEFINED</w:t>
+            </w:r>
+          </w:p>
+        </w:tc>
+        <w:tc>
+          <w:tcPr>
+            <w:tcW w:type="dxa" w:w="1248"/>
+          </w:tcPr>
+          <w:p>
+            <w:r>
+              <w:rPr>
+                <w:sz w:val="9"/>
+              </w:rPr>
+              <w:t>Canonical read/runtime owner + authorization enforcement must be resolved/tested.</w:t>
+            </w:r>
+          </w:p>
+        </w:tc>
+        <w:tc>
+          <w:tcPr>
+            <w:tcW w:type="dxa" w:w="1248"/>
+          </w:tcPr>
+          <w:p>
+            <w:r>
+              <w:rPr>
+                <w:sz w:val="9"/>
+              </w:rPr>
+              <w:t>SPEC_EXACT_RUNTIME_BLOCKED</w:t>
+            </w:r>
+          </w:p>
+        </w:tc>
+      </w:tr>
+      <w:tr>
+        <w:tc>
+          <w:tcPr>
+            <w:tcW w:type="dxa" w:w="1248"/>
+          </w:tcPr>
+          <w:p>
+            <w:r>
+              <w:rPr>
+                <w:sz w:val="9"/>
+              </w:rPr>
+              <w:t>CTRL-ADMIN-STR-06-ACT-02-ACT-CANDIDATE-DECIDE</w:t>
+            </w:r>
+          </w:p>
+        </w:tc>
+        <w:tc>
+          <w:tcPr>
+            <w:tcW w:type="dxa" w:w="1248"/>
+          </w:tcPr>
+          <w:p>
+            <w:r>
+              <w:rPr>
+                <w:sz w:val="9"/>
+              </w:rPr>
+              <w:t>rejectStrategyCandidate</w:t>
+            </w:r>
+          </w:p>
+        </w:tc>
+        <w:tc>
+          <w:tcPr>
+            <w:tcW w:type="dxa" w:w="1248"/>
+          </w:tcPr>
+          <w:p>
+            <w:r>
+              <w:rPr>
+                <w:sz w:val="9"/>
+              </w:rPr>
+              <w:t>POST /v1/ai/strategy/candidates/{strategyCandidateId}/reject</w:t>
+            </w:r>
+          </w:p>
+        </w:tc>
+        <w:tc>
+          <w:tcPr>
+            <w:tcW w:type="dxa" w:w="1248"/>
+          </w:tcPr>
+          <w:p>
+            <w:r>
+              <w:rPr>
+                <w:sz w:val="9"/>
+              </w:rPr>
+              <w:t>RejectStrategyCandidateRequest</w:t>
+            </w:r>
+          </w:p>
+        </w:tc>
+        <w:tc>
+          <w:tcPr>
+            <w:tcW w:type="dxa" w:w="1248"/>
+          </w:tcPr>
+          <w:p>
+            <w:r>
+              <w:rPr>
+                <w:sz w:val="9"/>
+              </w:rPr>
+              <w:t>admin:STR-06::ACT-CANDIDATE-DECIDE</w:t>
+            </w:r>
+          </w:p>
+        </w:tc>
+        <w:tc>
+          <w:tcPr>
+            <w:tcW w:type="dxa" w:w="1248"/>
+          </w:tcPr>
+          <w:p>
+            <w:r>
+              <w:rPr>
+                <w:sz w:val="9"/>
+              </w:rPr>
+              <w:t>SOURCE_NOT_DEFINED</w:t>
+            </w:r>
+          </w:p>
+        </w:tc>
+        <w:tc>
+          <w:tcPr>
+            <w:tcW w:type="dxa" w:w="1248"/>
+          </w:tcPr>
+          <w:p>
+            <w:r>
+              <w:rPr>
+                <w:sz w:val="9"/>
+              </w:rPr>
+              <w:t>SOURCE_NOT_DEFINED</w:t>
+            </w:r>
+          </w:p>
+        </w:tc>
+        <w:tc>
+          <w:tcPr>
+            <w:tcW w:type="dxa" w:w="1248"/>
+          </w:tcPr>
+          <w:p>
+            <w:r>
+              <w:rPr>
+                <w:sz w:val="9"/>
+              </w:rPr>
+              <w:t>Canonical runtime + persistence owner and state-transition/audit handling must be resolved/tested.</w:t>
+            </w:r>
+          </w:p>
+        </w:tc>
+        <w:tc>
+          <w:tcPr>
+            <w:tcW w:type="dxa" w:w="1248"/>
+          </w:tcPr>
+          <w:p>
+            <w:r>
+              <w:rPr>
+                <w:sz w:val="9"/>
+              </w:rPr>
+              <w:t>SPEC_EXACT_RUNTIME_BLOCKED</w:t>
+            </w:r>
+          </w:p>
+        </w:tc>
+      </w:tr>
+      <w:tr>
+        <w:tc>
+          <w:tcPr>
+            <w:tcW w:type="dxa" w:w="1248"/>
+          </w:tcPr>
+          <w:p>
+            <w:r>
+              <w:rPr>
+                <w:sz w:val="9"/>
+              </w:rPr>
+              <w:t>CTRL-ADMIN-STR-06-ACT-03-ACT-ADOPT-CONTEXT</w:t>
+            </w:r>
+          </w:p>
+        </w:tc>
+        <w:tc>
+          <w:tcPr>
+            <w:tcW w:type="dxa" w:w="1248"/>
+          </w:tcPr>
+          <w:p>
+            <w:r>
+              <w:rPr>
+                <w:sz w:val="9"/>
+              </w:rPr>
+              <w:t>adoptAsContextCandidate</w:t>
+            </w:r>
+          </w:p>
+        </w:tc>
+        <w:tc>
+          <w:tcPr>
+            <w:tcW w:type="dxa" w:w="1248"/>
+          </w:tcPr>
+          <w:p>
+            <w:r>
+              <w:rPr>
+                <w:sz w:val="9"/>
+              </w:rPr>
+              <w:t>POST /v1/state-commands/strategycandidate/adoptascontextcandidate</w:t>
+            </w:r>
+          </w:p>
+        </w:tc>
+        <w:tc>
+          <w:tcPr>
+            <w:tcW w:type="dxa" w:w="1248"/>
+          </w:tcPr>
+          <w:p>
+            <w:r>
+              <w:rPr>
+                <w:sz w:val="9"/>
+              </w:rPr>
+              <w:t>AdoptAsContextCandidateRequest</w:t>
+            </w:r>
+          </w:p>
+        </w:tc>
+        <w:tc>
+          <w:tcPr>
+            <w:tcW w:type="dxa" w:w="1248"/>
+          </w:tcPr>
+          <w:p>
+            <w:r>
+              <w:rPr>
+                <w:sz w:val="9"/>
+              </w:rPr>
+              <w:t>admin:STR-06::ACT-ADOPT-CONTEXT</w:t>
+            </w:r>
+          </w:p>
+        </w:tc>
+        <w:tc>
+          <w:tcPr>
+            <w:tcW w:type="dxa" w:w="1248"/>
+          </w:tcPr>
+          <w:p>
+            <w:r>
+              <w:rPr>
+                <w:sz w:val="9"/>
+              </w:rPr>
+              <w:t>SOURCE_NOT_DEFINED</w:t>
+            </w:r>
+          </w:p>
+        </w:tc>
+        <w:tc>
+          <w:tcPr>
+            <w:tcW w:type="dxa" w:w="1248"/>
+          </w:tcPr>
+          <w:p>
+            <w:r>
+              <w:rPr>
+                <w:sz w:val="9"/>
+              </w:rPr>
+              <w:t>SOURCE_NOT_DEFINED</w:t>
+            </w:r>
+          </w:p>
+        </w:tc>
+        <w:tc>
+          <w:tcPr>
+            <w:tcW w:type="dxa" w:w="1248"/>
+          </w:tcPr>
+          <w:p>
+            <w:r>
+              <w:rPr>
+                <w:sz w:val="9"/>
+              </w:rPr>
+              <w:t>Canonical runtime + persistence/context-state owner and authorization enforcement must be resolved/tested.</w:t>
+            </w:r>
+          </w:p>
+        </w:tc>
+        <w:tc>
+          <w:tcPr>
+            <w:tcW w:type="dxa" w:w="1248"/>
+          </w:tcPr>
+          <w:p>
+            <w:r>
+              <w:rPr>
+                <w:sz w:val="9"/>
+              </w:rPr>
+              <w:t>SPEC_EXACT_RUNTIME_BLOCKED</w:t>
+            </w:r>
+          </w:p>
+        </w:tc>
+      </w:tr>
+    </w:tbl>
+    <w:tbl>
+      <w:tblPr>
+        <w:tblStyle w:val="TableGrid"/>
+        <w:tblW w:type="auto" w:w="0"/>
+        <w:tblLook w:firstColumn="1" w:firstRow="1" w:lastColumn="0" w:lastRow="0" w:noHBand="0" w:noVBand="1" w:val="04A0"/>
+      </w:tblPr>
+      <w:tblGrid>
+        <w:gridCol w:w="5616"/>
+        <w:gridCol w:w="5616"/>
+      </w:tblGrid>
+      <w:tr>
+        <w:trPr>
+          <w:tblHeader w:val="true"/>
+        </w:trPr>
+        <w:tc>
+          <w:tcPr>
+            <w:tcW w:type="dxa" w:w="5616"/>
+            <w:shd w:fill="EDE9FE"/>
+          </w:tcPr>
+          <w:p>
+            <w:r>
+              <w:rPr>
+                <w:sz w:val="11"/>
+              </w:rPr>
+              <w:t>Rule</w:t>
+            </w:r>
+          </w:p>
+        </w:tc>
+        <w:tc>
+          <w:tcPr>
+            <w:tcW w:type="dxa" w:w="5616"/>
+            <w:shd w:fill="EDE9FE"/>
+          </w:tcPr>
+          <w:p>
+            <w:r>
+              <w:rPr>
+                <w:sz w:val="11"/>
+              </w:rPr>
+              <w:t>Required behavior</w:t>
+            </w:r>
+          </w:p>
+        </w:tc>
+      </w:tr>
+      <w:tr>
+        <w:tc>
+          <w:tcPr>
+            <w:tcW w:type="dxa" w:w="5616"/>
+          </w:tcPr>
+          <w:p>
+            <w:r>
+              <w:rPr>
+                <w:sz w:val="11"/>
+              </w:rPr>
+              <w:t>Owner resolution</w:t>
+            </w:r>
+          </w:p>
+        </w:tc>
+        <w:tc>
+          <w:tcPr>
+            <w:tcW w:type="dxa" w:w="5616"/>
+          </w:tcPr>
+          <w:p>
+            <w:r>
+              <w:rPr>
+                <w:sz w:val="11"/>
+              </w:rPr>
+              <w:t>Search and bind existing canonical runtime/persistence owner first. Do not create a parallel Strategy runtime merely to clear the table.</w:t>
+            </w:r>
+          </w:p>
+        </w:tc>
+      </w:tr>
+      <w:tr>
+        <w:tc>
+          <w:tcPr>
+            <w:tcW w:type="dxa" w:w="5616"/>
+          </w:tcPr>
+          <w:p>
+            <w:r>
+              <w:rPr>
+                <w:sz w:val="11"/>
+              </w:rPr>
+              <w:t>Authorization</w:t>
+            </w:r>
+          </w:p>
+        </w:tc>
+        <w:tc>
+          <w:tcPr>
+            <w:tcW w:type="dxa" w:w="5616"/>
+          </w:tcPr>
+          <w:p>
+            <w:r>
+              <w:rPr>
+                <w:sz w:val="11"/>
+              </w:rPr>
+              <w:t>Existing permission resource must be enforced at the materialized runtime boundary; a Word permission cell alone is not runtime evidence.</w:t>
+            </w:r>
+          </w:p>
+        </w:tc>
+      </w:tr>
+      <w:tr>
+        <w:tc>
+          <w:tcPr>
+            <w:tcW w:type="dxa" w:w="5616"/>
+          </w:tcPr>
+          <w:p>
+            <w:r>
+              <w:rPr>
+                <w:sz w:val="11"/>
+              </w:rPr>
+              <w:t>Persistence</w:t>
+            </w:r>
+          </w:p>
+        </w:tc>
+        <w:tc>
+          <w:tcPr>
+            <w:tcW w:type="dxa" w:w="5616"/>
+          </w:tcPr>
+          <w:p>
+            <w:r>
+              <w:rPr>
+                <w:sz w:val="11"/>
+              </w:rPr>
+              <w:t>Mutation operations must identify canonical persistence owner/transaction boundary before enablement.</w:t>
+            </w:r>
+          </w:p>
+        </w:tc>
+      </w:tr>
+      <w:tr>
+        <w:tc>
+          <w:tcPr>
+            <w:tcW w:type="dxa" w:w="5616"/>
+          </w:tcPr>
+          <w:p>
+            <w:r>
+              <w:rPr>
+                <w:sz w:val="11"/>
+              </w:rPr>
+              <w:t>Read-only compare</w:t>
+            </w:r>
+          </w:p>
+        </w:tc>
+        <w:tc>
+          <w:tcPr>
+            <w:tcW w:type="dxa" w:w="5616"/>
+          </w:tcPr>
+          <w:p>
+            <w:r>
+              <w:rPr>
+                <w:sz w:val="11"/>
+              </w:rPr>
+              <w:t>GET comparison must still have canonical runtime/read owner and authorization evidence; absence of mutation does not waive owner binding.</w:t>
+            </w:r>
+          </w:p>
+        </w:tc>
+      </w:tr>
+      <w:tr>
+        <w:tc>
+          <w:tcPr>
+            <w:tcW w:type="dxa" w:w="5616"/>
+          </w:tcPr>
+          <w:p>
+            <w:r>
+              <w:rPr>
+                <w:sz w:val="11"/>
+              </w:rPr>
+              <w:t>UI state</w:t>
+            </w:r>
+          </w:p>
+        </w:tc>
+        <w:tc>
+          <w:tcPr>
+            <w:tcW w:type="dxa" w:w="5616"/>
+          </w:tcPr>
+          <w:p>
+            <w:r>
+              <w:rPr>
+                <w:sz w:val="11"/>
+              </w:rPr>
+              <w:t>Keep blocked controls disabled/fail-closed. Do not treat exact route/payload as implementation completion.</w:t>
+            </w:r>
+          </w:p>
+        </w:tc>
+      </w:tr>
+      <w:tr>
+        <w:tc>
+          <w:tcPr>
+            <w:tcW w:type="dxa" w:w="5616"/>
+          </w:tcPr>
+          <w:p>
+            <w:r>
+              <w:rPr>
+                <w:sz w:val="11"/>
+              </w:rPr>
+              <w:t>Fresh evidence</w:t>
+            </w:r>
+          </w:p>
+        </w:tc>
+        <w:tc>
+          <w:tcPr>
+            <w:tcW w:type="dxa" w:w="5616"/>
+          </w:tcPr>
+          <w:p>
+            <w:r>
+              <w:rPr>
+                <w:sz w:val="11"/>
+              </w:rPr>
+              <w:t>Only current-revision implementation + authorization + persistence/read + audit validation may change SPEC_EXACT_RUNTIME_BLOCKED.</w:t>
+            </w:r>
+          </w:p>
+        </w:tc>
+      </w:tr>
+    </w:tbl>
     <w:sectPr>
-      <w:pgSz w:w="15840" w:h="12240" w:orient="landscape"/>
+      <w:pgSz w:w="12240" w:h="15840" w:orient="landscape"/>
       <w:pgMar w:top="576" w:right="504" w:bottom="576" w:left="504" w:header="317" w:footer="317" w:gutter="0"/>
       <w:cols w:space="720"/>
       <w:docGrid w:linePitch="360"/>

--- a/ACPOS_admin_STR-01_戰略中心後台_Mother_Basic_Design_OPTIMIZED.docx
+++ b/ACPOS_admin_STR-01_戰略中心後台_Mother_Basic_Design_OPTIMIZED.docx
@@ -18151,10 +18151,7 @@
           </w:tcPr>
           <w:p>
             <w:r>
-              <w:rPr>
-                <w:sz w:val="10"/>
-              </w:rPr>
-              <w:t>—</w:t>
+              <w:t>Projection / source page read owner</w:t>
             </w:r>
           </w:p>
         </w:tc>
@@ -18664,10 +18661,7 @@
           </w:tcPr>
           <w:p>
             <w:r>
-              <w:rPr>
-                <w:sz w:val="10"/>
-              </w:rPr>
-              <w:t>—</w:t>
+              <w:t>Projection / source page read owner</w:t>
             </w:r>
           </w:p>
         </w:tc>
@@ -19177,10 +19171,7 @@
           </w:tcPr>
           <w:p>
             <w:r>
-              <w:rPr>
-                <w:sz w:val="10"/>
-              </w:rPr>
-              <w:t>—</w:t>
+              <w:t>Projection / source page read owner</w:t>
             </w:r>
           </w:p>
         </w:tc>
@@ -19519,10 +19510,7 @@
           </w:tcPr>
           <w:p>
             <w:r>
-              <w:rPr>
-                <w:sz w:val="10"/>
-              </w:rPr>
-              <w:t>—</w:t>
+              <w:t>Projection / source page read owner</w:t>
             </w:r>
           </w:p>
         </w:tc>
@@ -20203,10 +20191,7 @@
           </w:tcPr>
           <w:p>
             <w:r>
-              <w:rPr>
-                <w:sz w:val="10"/>
-              </w:rPr>
-              <w:t>—</w:t>
+              <w:t>Projection / source page read owner</w:t>
             </w:r>
           </w:p>
         </w:tc>
@@ -20887,10 +20872,7 @@
           </w:tcPr>
           <w:p>
             <w:r>
-              <w:rPr>
-                <w:sz w:val="10"/>
-              </w:rPr>
-              <w:t>—</w:t>
+              <w:t>Projection / source page read owner</w:t>
             </w:r>
           </w:p>
         </w:tc>

--- a/ACPOS_admin_STR-01_戰略中心後台_Mother_Basic_Design_OPTIMIZED.docx
+++ b/ACPOS_admin_STR-01_戰略中心後台_Mother_Basic_Design_OPTIMIZED.docx
@@ -35212,6 +35212,425 @@
                 <w:sz w:val="14"/>
               </w:rPr>
               <w:t>Current lifecycle matrix dash normalized to NOT_APPLICABLE; no operation is authorized in this current matrix cell. T6R4[—]</w:t>
+            </w:r>
+          </w:p>
+        </w:tc>
+      </w:tr>
+    </w:tbl>
+    <w:p>
+      <w:r>
+        <w:br w:type="page"/>
+      </w:r>
+    </w:p>
+    <w:p>
+      <w:pPr>
+        <w:pStyle w:val="Heading1"/>
+      </w:pPr>
+      <w:r>
+        <w:t>Mother Planning / Basic Design Closure Annex｜規劃設計規範閉環補充</w:t>
+      </w:r>
+    </w:p>
+    <w:p>
+      <w:r>
+        <w:t>[ACPOS-20260922-PLANNING-DESIGN-CLOSURE-ANNEX-V1]</w:t>
+      </w:r>
+      <w:r>
+        <w:t xml:space="preserve"> 本附錄只補規劃／基本設計規範缺口；原頁面既有功能、Owner、Operation、Permission、Entity、Visual 與跨頁 Authority 仍為同一 Canonical Owner。不得由本附錄發明 Runtime/API/DB/Provider 行為，也不得建立第二套平行規範。</w:t>
+      </w:r>
+    </w:p>
+    <w:p>
+      <w:pPr>
+        <w:pStyle w:val="Heading2"/>
+      </w:pPr>
+      <w:r>
+        <w:t>Visual Geometry Contract Closure｜視覺幾何補齊</w:t>
+      </w:r>
+    </w:p>
+    <w:p>
+      <w:r>
+        <w:t>[ACPOS-DESIGN-CLOSURE:ADMIN-STR-01:GEOMETRY]</w:t>
+      </w:r>
+    </w:p>
+    <w:tbl>
+      <w:tblPr>
+        <w:tblStyle w:val="TableGrid"/>
+        <w:tblW w:type="auto" w:w="0"/>
+        <w:tblLook w:firstColumn="1" w:firstRow="1" w:lastColumn="0" w:lastRow="0" w:noHBand="0" w:noVBand="1" w:val="04A0"/>
+      </w:tblPr>
+      <w:tblGrid>
+        <w:gridCol w:w="5616"/>
+        <w:gridCol w:w="5616"/>
+      </w:tblGrid>
+      <w:tr>
+        <w:tc>
+          <w:tcPr>
+            <w:tcW w:type="dxa" w:w="5616"/>
+          </w:tcPr>
+          <w:p>
+            <w:r>
+              <w:t>Design Item / 設計項目</w:t>
+            </w:r>
+          </w:p>
+        </w:tc>
+        <w:tc>
+          <w:tcPr>
+            <w:tcW w:type="dxa" w:w="5616"/>
+          </w:tcPr>
+          <w:p>
+            <w:r>
+              <w:t>Canonical Planning Design Contract / 正式規劃設計契約</w:t>
+            </w:r>
+          </w:p>
+        </w:tc>
+      </w:tr>
+      <w:tr>
+        <w:tc>
+          <w:tcPr>
+            <w:tcW w:type="dxa" w:w="5616"/>
+          </w:tcPr>
+          <w:p>
+            <w:r>
+              <w:t>Viewport / Breakpoint UID</w:t>
+            </w:r>
+          </w:p>
+        </w:tc>
+        <w:tc>
+          <w:tcPr>
+            <w:tcW w:type="dxa" w:w="5616"/>
+          </w:tcPr>
+          <w:p>
+            <w:r>
+              <w:t>SHARED_OWNER_REFERENCE → current Global Home breakpoint contract; page-specific breakpoint/reflow rules in this Word override only where explicitly registered.</w:t>
+            </w:r>
+          </w:p>
+        </w:tc>
+      </w:tr>
+      <w:tr>
+        <w:tc>
+          <w:tcPr>
+            <w:tcW w:type="dxa" w:w="5616"/>
+          </w:tcPr>
+          <w:p>
+            <w:r>
+              <w:t>Container Width / Min / Max</w:t>
+            </w:r>
+          </w:p>
+        </w:tc>
+        <w:tc>
+          <w:tcPr>
+            <w:tcW w:type="dxa" w:w="5616"/>
+          </w:tcPr>
+          <w:p>
+            <w:r>
+              <w:t>Retain current Global Shell + page Primary Grid width contract. No page-local implicit width may override an existing exact dimension.</w:t>
+            </w:r>
+          </w:p>
+        </w:tc>
+      </w:tr>
+      <w:tr>
+        <w:tc>
+          <w:tcPr>
+            <w:tcW w:type="dxa" w:w="5616"/>
+          </w:tcPr>
+          <w:p>
+            <w:r>
+              <w:t>Grid Columns / Span / Gutter / Outer Margin</w:t>
+            </w:r>
+          </w:p>
+        </w:tc>
+        <w:tc>
+          <w:tcPr>
+            <w:tcW w:type="dxa" w:w="5616"/>
+          </w:tcPr>
+          <w:p>
+            <w:r>
+              <w:t>Use the existing page Primary Grid / section mapping and current gap/margin values; any structural grid change requires Change Set.</w:t>
+            </w:r>
+          </w:p>
+        </w:tc>
+      </w:tr>
+      <w:tr>
+        <w:tc>
+          <w:tcPr>
+            <w:tcW w:type="dxa" w:w="5616"/>
+          </w:tcPr>
+          <w:p>
+            <w:r>
+              <w:t>Section Bounding Rules</w:t>
+            </w:r>
+          </w:p>
+        </w:tc>
+        <w:tc>
+          <w:tcPr>
+            <w:tcW w:type="dxa" w:w="5616"/>
+          </w:tcPr>
+          <w:p>
+            <w:r>
+              <w:t>Every registered Section remains within its current Workspace region; sticky/fixed/overlay areas MUST NOT occlude required controls.</w:t>
+            </w:r>
+          </w:p>
+        </w:tc>
+      </w:tr>
+      <w:tr>
+        <w:tc>
+          <w:tcPr>
+            <w:tcW w:type="dxa" w:w="5616"/>
+          </w:tcPr>
+          <w:p>
+            <w:r>
+              <w:t>Component / Control / Field Width / Height Rules</w:t>
+            </w:r>
+          </w:p>
+        </w:tc>
+        <w:tc>
+          <w:tcPr>
+            <w:tcW w:type="dxa" w:w="5616"/>
+          </w:tcPr>
+          <w:p>
+            <w:r>
+              <w:t>Use current Control/Field Dimensions or shared component token. State transitions MUST NOT cause layout jump.</w:t>
+            </w:r>
+          </w:p>
+        </w:tc>
+      </w:tr>
+      <w:tr>
+        <w:tc>
+          <w:tcPr>
+            <w:tcW w:type="dxa" w:w="5616"/>
+          </w:tcPr>
+          <w:p>
+            <w:r>
+              <w:t>Min / Max Width / Height</w:t>
+            </w:r>
+          </w:p>
+        </w:tc>
+        <w:tc>
+          <w:tcPr>
+            <w:tcW w:type="dxa" w:w="5616"/>
+          </w:tcPr>
+          <w:p>
+            <w:r>
+              <w:t>Inherit current exact values where present; otherwise shared component minimums apply. Required input/button content may not compress below its registered usable size.</w:t>
+            </w:r>
+          </w:p>
+        </w:tc>
+      </w:tr>
+      <w:tr>
+        <w:tc>
+          <w:tcPr>
+            <w:tcW w:type="dxa" w:w="5616"/>
+          </w:tcPr>
+          <w:p>
+            <w:r>
+              <w:t>Gap / Padding / Alignment</w:t>
+            </w:r>
+          </w:p>
+        </w:tc>
+        <w:tc>
+          <w:tcPr>
+            <w:tcW w:type="dxa" w:w="5616"/>
+          </w:tcPr>
+          <w:p>
+            <w:r>
+              <w:t>Use current page spacing/grid tokens; alignment changes outside token tolerance require Visual Review.</w:t>
+            </w:r>
+          </w:p>
+        </w:tc>
+      </w:tr>
+      <w:tr>
+        <w:tc>
+          <w:tcPr>
+            <w:tcW w:type="dxa" w:w="5616"/>
+          </w:tcPr>
+          <w:p>
+            <w:r>
+              <w:t>Aspect Ratio</w:t>
+            </w:r>
+          </w:p>
+        </w:tc>
+        <w:tc>
+          <w:tcPr>
+            <w:tcW w:type="dxa" w:w="5616"/>
+          </w:tcPr>
+          <w:p>
+            <w:r>
+              <w:t>NOT_APPLICABLE unless the current page declares an image/video/preview ratio; when declared, the exact current ratio remains authoritative.</w:t>
+            </w:r>
+          </w:p>
+        </w:tc>
+      </w:tr>
+      <w:tr>
+        <w:tc>
+          <w:tcPr>
+            <w:tcW w:type="dxa" w:w="5616"/>
+          </w:tcPr>
+          <w:p>
+            <w:r>
+              <w:t>Overflow / Scroll Rule</w:t>
+            </w:r>
+          </w:p>
+        </w:tc>
+        <w:tc>
+          <w:tcPr>
+            <w:tcW w:type="dxa" w:w="5616"/>
+          </w:tcPr>
+          <w:p>
+            <w:r>
+              <w:t>No hidden overflow for actionable content. Long technical values use existing ellipsis + tooltip/drawer rule; large tables may use the current controlled horizontal-scroll rule.</w:t>
+            </w:r>
+          </w:p>
+        </w:tc>
+      </w:tr>
+      <w:tr>
+        <w:tc>
+          <w:tcPr>
+            <w:tcW w:type="dxa" w:w="5616"/>
+          </w:tcPr>
+          <w:p>
+            <w:r>
+              <w:t>Collapse / Stack / Wrap Rule</w:t>
+            </w:r>
+          </w:p>
+        </w:tc>
+        <w:tc>
+          <w:tcPr>
+            <w:tcW w:type="dxa" w:w="5616"/>
+          </w:tcPr>
+          <w:p>
+            <w:r>
+              <w:t>Reflow may stack/collapse only within the current responsive contract; semantic order, required adjacency and operation order MUST NOT change.</w:t>
+            </w:r>
+          </w:p>
+        </w:tc>
+      </w:tr>
+      <w:tr>
+        <w:tc>
+          <w:tcPr>
+            <w:tcW w:type="dxa" w:w="5616"/>
+          </w:tcPr>
+          <w:p>
+            <w:r>
+              <w:t>Z-order / Overlay Rule</w:t>
+            </w:r>
+          </w:p>
+        </w:tc>
+        <w:tc>
+          <w:tcPr>
+            <w:tcW w:type="dxa" w:w="5616"/>
+          </w:tcPr>
+          <w:p>
+            <w:r>
+              <w:t>Global Header / Sidebar overlay / Dialog / Drawer layers remain above Workspace without blocking required content; overlay expansion MUST NOT reflow the primary Workspace unless explicitly specified.</w:t>
+            </w:r>
+          </w:p>
+        </w:tc>
+      </w:tr>
+      <w:tr>
+        <w:tc>
+          <w:tcPr>
+            <w:tcW w:type="dxa" w:w="5616"/>
+          </w:tcPr>
+          <w:p>
+            <w:r>
+              <w:t>Text Capacity / Truncation / Wrap Rule</w:t>
+            </w:r>
+          </w:p>
+        </w:tc>
+        <w:tc>
+          <w:tcPr>
+            <w:tcW w:type="dxa" w:w="5616"/>
+          </w:tcPr>
+          <w:p>
+            <w:r>
+              <w:t>Required labels/status/error text may not be clipped. Long IDs/technical values use controlled ellipsis with recoverable full value; no silent semantic truncation.</w:t>
+            </w:r>
+          </w:p>
+        </w:tc>
+      </w:tr>
+      <w:tr>
+        <w:tc>
+          <w:tcPr>
+            <w:tcW w:type="dxa" w:w="5616"/>
+          </w:tcPr>
+          <w:p>
+            <w:r>
+              <w:t>Asset Object-fit / Object-position</w:t>
+            </w:r>
+          </w:p>
+        </w:tc>
+        <w:tc>
+          <w:tcPr>
+            <w:tcW w:type="dxa" w:w="5616"/>
+          </w:tcPr>
+          <w:p>
+            <w:r>
+              <w:t>REFERENCE_ONLY → current Asset Binding owner when a formal visual asset exists; otherwise NOT_APPLICABLE.</w:t>
+            </w:r>
+          </w:p>
+        </w:tc>
+      </w:tr>
+      <w:tr>
+        <w:tc>
+          <w:tcPr>
+            <w:tcW w:type="dxa" w:w="5616"/>
+          </w:tcPr>
+          <w:p>
+            <w:r>
+              <w:t>Locked Visual Anchors</w:t>
+            </w:r>
+          </w:p>
+        </w:tc>
+        <w:tc>
+          <w:tcPr>
+            <w:tcW w:type="dxa" w:w="5616"/>
+          </w:tcPr>
+          <w:p>
+            <w:r>
+              <w:t>Bound to the Visual Anchor Registry in this annex; unlisted regions are not implicitly editable.</w:t>
+            </w:r>
+          </w:p>
+        </w:tc>
+      </w:tr>
+      <w:tr>
+        <w:tc>
+          <w:tcPr>
+            <w:tcW w:type="dxa" w:w="5616"/>
+          </w:tcPr>
+          <w:p>
+            <w:r>
+              <w:t>Allowed Tolerance / Diff Threshold</w:t>
+            </w:r>
+          </w:p>
+        </w:tc>
+        <w:tc>
+          <w:tcPr>
+            <w:tcW w:type="dxa" w:w="5616"/>
+          </w:tcPr>
+          <w:p>
+            <w:r>
+              <w:t>Locked anchors and structural grid: zero unapproved drift. Token-level micro adjustment is allowed only inside current Design Token/Layout rules; structural changes require Change Set + re-review.</w:t>
+            </w:r>
+          </w:p>
+        </w:tc>
+      </w:tr>
+      <w:tr>
+        <w:tc>
+          <w:tcPr>
+            <w:tcW w:type="dxa" w:w="5616"/>
+          </w:tcPr>
+          <w:p>
+            <w:r>
+              <w:t>Geometry Failure Set</w:t>
+            </w:r>
+          </w:p>
+        </w:tc>
+        <w:tc>
+          <w:tcPr>
+            <w:tcW w:type="dxa" w:w="5616"/>
+          </w:tcPr>
+          <w:p>
+            <w:r>
+              <w:t>Detect overlap, clipping, horizontal overflow, unapproved scroll, control compression, unexpected wrap/stack, aspect drift, misalignment, sticky/fixed occlusion and header/sidebar/workspace collision.</w:t>
             </w:r>
           </w:p>
         </w:tc>

--- a/ACPOS_admin_STR-01_戰略中心後台_Mother_Basic_Design_OPTIMIZED.docx
+++ b/ACPOS_admin_STR-01_戰略中心後台_Mother_Basic_Design_OPTIMIZED.docx
@@ -35631,6 +35631,441 @@
           <w:p>
             <w:r>
               <w:t>Detect overlap, clipping, horizontal overflow, unapproved scroll, control compression, unexpected wrap/stack, aspect drift, misalignment, sticky/fixed occlusion and header/sidebar/workspace collision.</w:t>
+            </w:r>
+          </w:p>
+        </w:tc>
+      </w:tr>
+    </w:tbl>
+    <w:p>
+      <w:pPr>
+        <w:pStyle w:val="Heading2"/>
+      </w:pPr>
+      <w:r>
+        <w:t>Visual Anchor / Preview / Review Contract｜視覺錨點與預覽審查補齊</w:t>
+      </w:r>
+    </w:p>
+    <w:p>
+      <w:r>
+        <w:t>[ACPOS-DESIGN-CLOSURE:ADMIN-STR-01:VISUAL]</w:t>
+      </w:r>
+    </w:p>
+    <w:tbl>
+      <w:tblPr>
+        <w:tblStyle w:val="TableGrid"/>
+        <w:tblW w:type="auto" w:w="0"/>
+        <w:tblLook w:firstColumn="1" w:firstRow="1" w:lastColumn="0" w:lastRow="0" w:noHBand="0" w:noVBand="1" w:val="04A0"/>
+      </w:tblPr>
+      <w:tblGrid>
+        <w:gridCol w:w="2246"/>
+        <w:gridCol w:w="2246"/>
+        <w:gridCol w:w="2246"/>
+        <w:gridCol w:w="2246"/>
+        <w:gridCol w:w="2246"/>
+      </w:tblGrid>
+      <w:tr>
+        <w:tc>
+          <w:tcPr>
+            <w:tcW w:type="dxa" w:w="2246"/>
+          </w:tcPr>
+          <w:p>
+            <w:r>
+              <w:t>Anchor UID</w:t>
+            </w:r>
+          </w:p>
+        </w:tc>
+        <w:tc>
+          <w:tcPr>
+            <w:tcW w:type="dxa" w:w="2246"/>
+          </w:tcPr>
+          <w:p>
+            <w:r>
+              <w:t>Position Rule</w:t>
+            </w:r>
+          </w:p>
+        </w:tc>
+        <w:tc>
+          <w:tcPr>
+            <w:tcW w:type="dxa" w:w="2246"/>
+          </w:tcPr>
+          <w:p>
+            <w:r>
+              <w:t>Dimension Rule</w:t>
+            </w:r>
+          </w:p>
+        </w:tc>
+        <w:tc>
+          <w:tcPr>
+            <w:tcW w:type="dxa" w:w="2246"/>
+          </w:tcPr>
+          <w:p>
+            <w:r>
+              <w:t>Relationship Rule</w:t>
+            </w:r>
+          </w:p>
+        </w:tc>
+        <w:tc>
+          <w:tcPr>
+            <w:tcW w:type="dxa" w:w="2246"/>
+          </w:tcPr>
+          <w:p>
+            <w:r>
+              <w:t>Lock Status</w:t>
+            </w:r>
+          </w:p>
+        </w:tc>
+      </w:tr>
+      <w:tr>
+        <w:tc>
+          <w:tcPr>
+            <w:tcW w:type="dxa" w:w="2246"/>
+          </w:tcPr>
+          <w:p>
+            <w:r>
+              <w:t>ADMIN-STR-01-VA-HEADER</w:t>
+            </w:r>
+          </w:p>
+        </w:tc>
+        <w:tc>
+          <w:tcPr>
+            <w:tcW w:type="dxa" w:w="2246"/>
+          </w:tcPr>
+          <w:p>
+            <w:r>
+              <w:t>Fixed at top of shared shell</w:t>
+            </w:r>
+          </w:p>
+        </w:tc>
+        <w:tc>
+          <w:tcPr>
+            <w:tcW w:type="dxa" w:w="2246"/>
+          </w:tcPr>
+          <w:p>
+            <w:r>
+              <w:t>58px full-width according to current shell authority</w:t>
+            </w:r>
+          </w:p>
+        </w:tc>
+        <w:tc>
+          <w:tcPr>
+            <w:tcW w:type="dxa" w:w="2246"/>
+          </w:tcPr>
+          <w:p>
+            <w:r>
+              <w:t>Above Sidebar/Workspace; must not be covered by page content</w:t>
+            </w:r>
+          </w:p>
+        </w:tc>
+        <w:tc>
+          <w:tcPr>
+            <w:tcW w:type="dxa" w:w="2246"/>
+          </w:tcPr>
+          <w:p>
+            <w:r>
+              <w:t>LOCKED</w:t>
+            </w:r>
+          </w:p>
+        </w:tc>
+      </w:tr>
+      <w:tr>
+        <w:tc>
+          <w:tcPr>
+            <w:tcW w:type="dxa" w:w="2246"/>
+          </w:tcPr>
+          <w:p>
+            <w:r>
+              <w:t>ADMIN-STR-01-VA-SIDEBAR</w:t>
+            </w:r>
+          </w:p>
+        </w:tc>
+        <w:tc>
+          <w:tcPr>
+            <w:tcW w:type="dxa" w:w="2246"/>
+          </w:tcPr>
+          <w:p>
+            <w:r>
+              <w:t>Fixed left rail under shared shell header</w:t>
+            </w:r>
+          </w:p>
+        </w:tc>
+        <w:tc>
+          <w:tcPr>
+            <w:tcW w:type="dxa" w:w="2246"/>
+          </w:tcPr>
+          <w:p>
+            <w:r>
+              <w:t>64px resting; 221px overlay expansion where current shell defines it</w:t>
+            </w:r>
+          </w:p>
+        </w:tc>
+        <w:tc>
+          <w:tcPr>
+            <w:tcW w:type="dxa" w:w="2246"/>
+          </w:tcPr>
+          <w:p>
+            <w:r>
+              <w:t>Overlay expansion must not silently change the approved page Primary Grid</w:t>
+            </w:r>
+          </w:p>
+        </w:tc>
+        <w:tc>
+          <w:tcPr>
+            <w:tcW w:type="dxa" w:w="2246"/>
+          </w:tcPr>
+          <w:p>
+            <w:r>
+              <w:t>LOCKED</w:t>
+            </w:r>
+          </w:p>
+        </w:tc>
+      </w:tr>
+      <w:tr>
+        <w:tc>
+          <w:tcPr>
+            <w:tcW w:type="dxa" w:w="2246"/>
+          </w:tcPr>
+          <w:p>
+            <w:r>
+              <w:t>ADMIN-STR-01-VA-WORKSPACE</w:t>
+            </w:r>
+          </w:p>
+        </w:tc>
+        <w:tc>
+          <w:tcPr>
+            <w:tcW w:type="dxa" w:w="2246"/>
+          </w:tcPr>
+          <w:p>
+            <w:r>
+              <w:t>Current page primary content region below Header / beside resting rail</w:t>
+            </w:r>
+          </w:p>
+        </w:tc>
+        <w:tc>
+          <w:tcPr>
+            <w:tcW w:type="dxa" w:w="2246"/>
+          </w:tcPr>
+          <w:p>
+            <w:r>
+              <w:t>Use this Word's existing Primary Grid / section dimensions</w:t>
+            </w:r>
+          </w:p>
+        </w:tc>
+        <w:tc>
+          <w:tcPr>
+            <w:tcW w:type="dxa" w:w="2246"/>
+          </w:tcPr>
+          <w:p>
+            <w:r>
+              <w:t>Owns page-local section geometry; dialogs/drawers are overlays, not replacement layout</w:t>
+            </w:r>
+          </w:p>
+        </w:tc>
+        <w:tc>
+          <w:tcPr>
+            <w:tcW w:type="dxa" w:w="2246"/>
+          </w:tcPr>
+          <w:p>
+            <w:r>
+              <w:t>LOCKED_EXCEPT_AUTHORIZED_CHANGE_SET</w:t>
+            </w:r>
+          </w:p>
+        </w:tc>
+      </w:tr>
+    </w:tbl>
+    <w:p>
+      <w:pPr>
+        <w:pStyle w:val="Heading2"/>
+      </w:pPr>
+      <w:r>
+        <w:t>Visual Generation / Review Planning Contract</w:t>
+      </w:r>
+    </w:p>
+    <w:p>
+      <w:r>
+        <w:t>[ACPOS-DESIGN-CLOSURE:ADMIN-STR-01:VISUAL-CONTRACT]</w:t>
+      </w:r>
+    </w:p>
+    <w:tbl>
+      <w:tblPr>
+        <w:tblStyle w:val="TableGrid"/>
+        <w:tblW w:type="auto" w:w="0"/>
+        <w:tblLook w:firstColumn="1" w:firstRow="1" w:lastColumn="0" w:lastRow="0" w:noHBand="0" w:noVBand="1" w:val="04A0"/>
+      </w:tblPr>
+      <w:tblGrid>
+        <w:gridCol w:w="5616"/>
+        <w:gridCol w:w="5616"/>
+      </w:tblGrid>
+      <w:tr>
+        <w:tc>
+          <w:tcPr>
+            <w:tcW w:type="dxa" w:w="5616"/>
+          </w:tcPr>
+          <w:p>
+            <w:r>
+              <w:t>Design Item / 設計項目</w:t>
+            </w:r>
+          </w:p>
+        </w:tc>
+        <w:tc>
+          <w:tcPr>
+            <w:tcW w:type="dxa" w:w="5616"/>
+          </w:tcPr>
+          <w:p>
+            <w:r>
+              <w:t>Canonical Planning Design Contract / 正式規劃設計契約</w:t>
+            </w:r>
+          </w:p>
+        </w:tc>
+      </w:tr>
+      <w:tr>
+        <w:tc>
+          <w:tcPr>
+            <w:tcW w:type="dxa" w:w="5616"/>
+          </w:tcPr>
+          <w:p>
+            <w:r>
+              <w:t>Current Canonical Visual</w:t>
+            </w:r>
+          </w:p>
+        </w:tc>
+        <w:tc>
+          <w:tcPr>
+            <w:tcW w:type="dxa" w:w="5616"/>
+          </w:tcPr>
+          <w:p>
+            <w:r>
+              <w:t>REFERENCE_ONLY → current visual/baseline already named in this Word or shared current visual owner. This annex does not replace it.</w:t>
+            </w:r>
+          </w:p>
+        </w:tc>
+      </w:tr>
+      <w:tr>
+        <w:tc>
+          <w:tcPr>
+            <w:tcW w:type="dxa" w:w="5616"/>
+          </w:tcPr>
+          <w:p>
+            <w:r>
+              <w:t>Visual Candidate UID</w:t>
+            </w:r>
+          </w:p>
+        </w:tc>
+        <w:tc>
+          <w:tcPr>
+            <w:tcW w:type="dxa" w:w="5616"/>
+          </w:tcPr>
+          <w:p>
+            <w:r>
+              <w:t>Generated candidate MUST receive a unique Visual UID and Parent Visual UID; no candidate is deemed approved merely by this annex.</w:t>
+            </w:r>
+          </w:p>
+        </w:tc>
+      </w:tr>
+      <w:tr>
+        <w:tc>
+          <w:tcPr>
+            <w:tcW w:type="dxa" w:w="5616"/>
+          </w:tcPr>
+          <w:p>
+            <w:r>
+              <w:t>Generation Manifest</w:t>
+            </w:r>
+          </w:p>
+        </w:tc>
+        <w:tc>
+          <w:tcPr>
+            <w:tcW w:type="dxa" w:w="5616"/>
+          </w:tcPr>
+          <w:p>
+            <w:r>
+              <w:t>Required before generation; MUST bind Page UID, Design Version, Reference Visual UID, Design System Version, Layout UID, Component Versions, Asset refs, Viewport, Language, Theme, Change Level/Set and locked/editable areas.</w:t>
+            </w:r>
+          </w:p>
+        </w:tc>
+      </w:tr>
+      <w:tr>
+        <w:tc>
+          <w:tcPr>
+            <w:tcW w:type="dxa" w:w="5616"/>
+          </w:tcPr>
+          <w:p>
+            <w:r>
+              <w:t>Visual Preview</w:t>
+            </w:r>
+          </w:p>
+        </w:tc>
+        <w:tc>
+          <w:tcPr>
+            <w:tcW w:type="dxa" w:w="5616"/>
+          </w:tcPr>
+          <w:p>
+            <w:r>
+              <w:t>MUST represent the actual website structure, not a moodboard. Preview occurs after page/design specification and before Design Freeze.</w:t>
+            </w:r>
+          </w:p>
+        </w:tc>
+      </w:tr>
+      <w:tr>
+        <w:tc>
+          <w:tcPr>
+            <w:tcW w:type="dxa" w:w="5616"/>
+          </w:tcPr>
+          <w:p>
+            <w:r>
+              <w:t>Visual Review</w:t>
+            </w:r>
+          </w:p>
+        </w:tc>
+        <w:tc>
+          <w:tcPr>
+            <w:tcW w:type="dxa" w:w="5616"/>
+          </w:tcPr>
+          <w:p>
+            <w:r>
+              <w:t>Authorized reviewer checks function-to-visual mapping, geometry, anchors, responsive order, A11y/i18n and visual drift.</w:t>
+            </w:r>
+          </w:p>
+        </w:tc>
+      </w:tr>
+      <w:tr>
+        <w:tc>
+          <w:tcPr>
+            <w:tcW w:type="dxa" w:w="5616"/>
+          </w:tcPr>
+          <w:p>
+            <w:r>
+              <w:t>Approval Status</w:t>
+            </w:r>
+          </w:p>
+        </w:tc>
+        <w:tc>
+          <w:tcPr>
+            <w:tcW w:type="dxa" w:w="5616"/>
+          </w:tcPr>
+          <w:p>
+            <w:r>
+              <w:t>VISUAL_APPROVED is required before DESIGN_FROZEN. This planning annex does NOT self-approve the page.</w:t>
+            </w:r>
+          </w:p>
+        </w:tc>
+      </w:tr>
+      <w:tr>
+        <w:tc>
+          <w:tcPr>
+            <w:tcW w:type="dxa" w:w="5616"/>
+          </w:tcPr>
+          <w:p>
+            <w:r>
+              <w:t>Change Set / Drift</w:t>
+            </w:r>
+          </w:p>
+        </w:tc>
+        <w:tc>
+          <w:tcPr>
+            <w:tcW w:type="dxa" w:w="5616"/>
+          </w:tcPr>
+          <w:p>
+            <w:r>
+              <w:t>Any layout/asset/typography/color/component/navigation/dimension/information-hierarchy change outside the approved Change Set is VISUAL_DRIFT_FAIL.</w:t>
             </w:r>
           </w:p>
         </w:tc>

--- a/ACPOS_admin_STR-01_戰略中心後台_Mother_Basic_Design_OPTIMIZED.docx
+++ b/ACPOS_admin_STR-01_戰略中心後台_Mother_Basic_Design_OPTIMIZED.docx
@@ -36066,6 +36066,184 @@
           <w:p>
             <w:r>
               <w:t>Any layout/asset/typography/color/component/navigation/dimension/information-hierarchy change outside the approved Change Set is VISUAL_DRIFT_FAIL.</w:t>
+            </w:r>
+          </w:p>
+        </w:tc>
+      </w:tr>
+    </w:tbl>
+    <w:p>
+      <w:pPr>
+        <w:pStyle w:val="Heading2"/>
+      </w:pPr>
+      <w:r>
+        <w:t>Asset Registry / Binding Applicability Closure｜素材註冊與綁定補齊</w:t>
+      </w:r>
+    </w:p>
+    <w:p>
+      <w:r>
+        <w:t>[ACPOS-DESIGN-CLOSURE:ADMIN-STR-01:ASSET]</w:t>
+      </w:r>
+    </w:p>
+    <w:tbl>
+      <w:tblPr>
+        <w:tblStyle w:val="TableGrid"/>
+        <w:tblW w:type="auto" w:w="0"/>
+        <w:tblLook w:firstColumn="1" w:firstRow="1" w:lastColumn="0" w:lastRow="0" w:noHBand="0" w:noVBand="1" w:val="04A0"/>
+      </w:tblPr>
+      <w:tblGrid>
+        <w:gridCol w:w="5616"/>
+        <w:gridCol w:w="5616"/>
+      </w:tblGrid>
+      <w:tr>
+        <w:tc>
+          <w:tcPr>
+            <w:tcW w:type="dxa" w:w="5616"/>
+          </w:tcPr>
+          <w:p>
+            <w:r>
+              <w:t>Design Item / 設計項目</w:t>
+            </w:r>
+          </w:p>
+        </w:tc>
+        <w:tc>
+          <w:tcPr>
+            <w:tcW w:type="dxa" w:w="5616"/>
+          </w:tcPr>
+          <w:p>
+            <w:r>
+              <w:t>Canonical Planning Design Contract / 正式規劃設計契約</w:t>
+            </w:r>
+          </w:p>
+        </w:tc>
+      </w:tr>
+      <w:tr>
+        <w:tc>
+          <w:tcPr>
+            <w:tcW w:type="dxa" w:w="5616"/>
+          </w:tcPr>
+          <w:p>
+            <w:r>
+              <w:t>Page-local Asset Registry Applicability</w:t>
+            </w:r>
+          </w:p>
+        </w:tc>
+        <w:tc>
+          <w:tcPr>
+            <w:tcW w:type="dxa" w:w="5616"/>
+          </w:tcPr>
+          <w:p>
+            <w:r>
+              <w:t>REFERENCE_ONLY / CONDITIONAL. Existing page-owned formal Asset UID rows, if present, remain authoritative; this annex creates no duplicate Asset UID.</w:t>
+            </w:r>
+          </w:p>
+        </w:tc>
+      </w:tr>
+      <w:tr>
+        <w:tc>
+          <w:tcPr>
+            <w:tcW w:type="dxa" w:w="5616"/>
+          </w:tcPr>
+          <w:p>
+            <w:r>
+              <w:t>Shared Shell Assets</w:t>
+            </w:r>
+          </w:p>
+        </w:tc>
+        <w:tc>
+          <w:tcPr>
+            <w:tcW w:type="dxa" w:w="5616"/>
+          </w:tcPr>
+          <w:p>
+            <w:r>
+              <w:t>SHARED_OWNER_REFERENCE → Global Home / Design System owns logo, navigation icons, generic status icons and shared shell visuals; page MUST NOT clone them.</w:t>
+            </w:r>
+          </w:p>
+        </w:tc>
+      </w:tr>
+      <w:tr>
+        <w:tc>
+          <w:tcPr>
+            <w:tcW w:type="dxa" w:w="5616"/>
+          </w:tcPr>
+          <w:p>
+            <w:r>
+              <w:t>Dynamic Business Content</w:t>
+            </w:r>
+          </w:p>
+        </w:tc>
+        <w:tc>
+          <w:tcPr>
+            <w:tcW w:type="dxa" w:w="5616"/>
+          </w:tcPr>
+          <w:p>
+            <w:r>
+              <w:t>Provider logos, thumbnails, output previews, evidence images or other runtime/business data are NOT automatically design assets; they remain data/projection unless current page explicitly registers an Asset UID.</w:t>
+            </w:r>
+          </w:p>
+        </w:tc>
+      </w:tr>
+      <w:tr>
+        <w:tc>
+          <w:tcPr>
+            <w:tcW w:type="dxa" w:w="5616"/>
+          </w:tcPr>
+          <w:p>
+            <w:r>
+              <w:t>Binding Contract</w:t>
+            </w:r>
+          </w:p>
+        </w:tc>
+        <w:tc>
+          <w:tcPr>
+            <w:tcW w:type="dxa" w:w="5616"/>
+          </w:tcPr>
+          <w:p>
+            <w:r>
+              <w:t>Any formal page-owned asset MUST bind Page UID + Section UID + Component UID + Asset UID + position + width/height + aspect ratio + crop/object-fit/object-position + lock status.</w:t>
+            </w:r>
+          </w:p>
+        </w:tc>
+      </w:tr>
+      <w:tr>
+        <w:tc>
+          <w:tcPr>
+            <w:tcW w:type="dxa" w:w="5616"/>
+          </w:tcPr>
+          <w:p>
+            <w:r>
+              <w:t>Modification Rule</w:t>
+            </w:r>
+          </w:p>
+        </w:tc>
+        <w:tc>
+          <w:tcPr>
+            <w:tcW w:type="dxa" w:w="5616"/>
+          </w:tcPr>
+          <w:p>
+            <w:r>
+              <w:t>APPROVED/LOCKED assets may not be regenerated, recolored, cropped or repurposed without an authorized Change Set and Visual Review.</w:t>
+            </w:r>
+          </w:p>
+        </w:tc>
+      </w:tr>
+      <w:tr>
+        <w:tc>
+          <w:tcPr>
+            <w:tcW w:type="dxa" w:w="5616"/>
+          </w:tcPr>
+          <w:p>
+            <w:r>
+              <w:t>N/A Authority</w:t>
+            </w:r>
+          </w:p>
+        </w:tc>
+        <w:tc>
+          <w:tcPr>
+            <w:tcW w:type="dxa" w:w="5616"/>
+          </w:tcPr>
+          <w:p>
+            <w:r>
+              <w:t>When a page has no page-owned formal visual asset, page-local Asset Binding is NOT_APPLICABLE with this reason; shared assets remain referenced from their existing canonical owner.</w:t>
             </w:r>
           </w:p>
         </w:tc>

--- a/ACPOS_admin_STR-01_戰略中心後台_Mother_Basic_Design_OPTIMIZED.docx
+++ b/ACPOS_admin_STR-01_戰略中心後台_Mother_Basic_Design_OPTIMIZED.docx
@@ -36244,6 +36244,404 @@
           <w:p>
             <w:r>
               <w:t>When a page has no page-owned formal visual asset, page-local Asset Binding is NOT_APPLICABLE with this reason; shared assets remain referenced from their existing canonical owner.</w:t>
+            </w:r>
+          </w:p>
+        </w:tc>
+      </w:tr>
+    </w:tbl>
+    <w:p>
+      <w:pPr>
+        <w:pStyle w:val="Heading2"/>
+      </w:pPr>
+      <w:r>
+        <w:t>Design Freeze Package Closure｜設計封板包補齊</w:t>
+      </w:r>
+    </w:p>
+    <w:p>
+      <w:r>
+        <w:t>[ACPOS-DESIGN-CLOSURE:ADMIN-STR-01:FREEZE]</w:t>
+      </w:r>
+    </w:p>
+    <w:tbl>
+      <w:tblPr>
+        <w:tblStyle w:val="TableGrid"/>
+        <w:tblW w:type="auto" w:w="0"/>
+        <w:tblLook w:firstColumn="1" w:firstRow="1" w:lastColumn="0" w:lastRow="0" w:noHBand="0" w:noVBand="1" w:val="04A0"/>
+      </w:tblPr>
+      <w:tblGrid>
+        <w:gridCol w:w="5616"/>
+        <w:gridCol w:w="5616"/>
+      </w:tblGrid>
+      <w:tr>
+        <w:tc>
+          <w:tcPr>
+            <w:tcW w:type="dxa" w:w="5616"/>
+          </w:tcPr>
+          <w:p>
+            <w:r>
+              <w:t>Design Item / 設計項目</w:t>
+            </w:r>
+          </w:p>
+        </w:tc>
+        <w:tc>
+          <w:tcPr>
+            <w:tcW w:type="dxa" w:w="5616"/>
+          </w:tcPr>
+          <w:p>
+            <w:r>
+              <w:t>Canonical Planning Design Contract / 正式規劃設計契約</w:t>
+            </w:r>
+          </w:p>
+        </w:tc>
+      </w:tr>
+      <w:tr>
+        <w:tc>
+          <w:tcPr>
+            <w:tcW w:type="dxa" w:w="5616"/>
+          </w:tcPr>
+          <w:p>
+            <w:r>
+              <w:t>Canonical UID</w:t>
+            </w:r>
+          </w:p>
+        </w:tc>
+        <w:tc>
+          <w:tcPr>
+            <w:tcW w:type="dxa" w:w="5616"/>
+          </w:tcPr>
+          <w:p>
+            <w:r>
+              <w:t>ADMIN-STR-01</w:t>
+            </w:r>
+          </w:p>
+        </w:tc>
+      </w:tr>
+      <w:tr>
+        <w:tc>
+          <w:tcPr>
+            <w:tcW w:type="dxa" w:w="5616"/>
+          </w:tcPr>
+          <w:p>
+            <w:r>
+              <w:t>Canonical Name</w:t>
+            </w:r>
+          </w:p>
+        </w:tc>
+        <w:tc>
+          <w:tcPr>
+            <w:tcW w:type="dxa" w:w="5616"/>
+          </w:tcPr>
+          <w:p>
+            <w:r>
+              <w:t>ADMIN-STR-01</w:t>
+            </w:r>
+          </w:p>
+        </w:tc>
+      </w:tr>
+      <w:tr>
+        <w:tc>
+          <w:tcPr>
+            <w:tcW w:type="dxa" w:w="5616"/>
+          </w:tcPr>
+          <w:p>
+            <w:r>
+              <w:t>Owner File</w:t>
+            </w:r>
+          </w:p>
+        </w:tc>
+        <w:tc>
+          <w:tcPr>
+            <w:tcW w:type="dxa" w:w="5616"/>
+          </w:tcPr>
+          <w:p>
+            <w:r>
+              <w:t>ACPOS_admin_STR-01_戰略中心後台_Mother_Basic_Design_OPTIMIZED.docx</w:t>
+            </w:r>
+          </w:p>
+        </w:tc>
+      </w:tr>
+      <w:tr>
+        <w:tc>
+          <w:tcPr>
+            <w:tcW w:type="dxa" w:w="5616"/>
+          </w:tcPr>
+          <w:p>
+            <w:r>
+              <w:t>Page / Capability Spec</w:t>
+            </w:r>
+          </w:p>
+        </w:tc>
+        <w:tc>
+          <w:tcPr>
+            <w:tcW w:type="dxa" w:w="5616"/>
+          </w:tcPr>
+          <w:p>
+            <w:r>
+              <w:t>This current Word remains the single page design Canonical Owner.</w:t>
+            </w:r>
+          </w:p>
+        </w:tc>
+      </w:tr>
+      <w:tr>
+        <w:tc>
+          <w:tcPr>
+            <w:tcW w:type="dxa" w:w="5616"/>
+          </w:tcPr>
+          <w:p>
+            <w:r>
+              <w:t>Layout Mapping</w:t>
+            </w:r>
+          </w:p>
+        </w:tc>
+        <w:tc>
+          <w:tcPr>
+            <w:tcW w:type="dxa" w:w="5616"/>
+          </w:tcPr>
+          <w:p>
+            <w:r>
+              <w:t>REFERENCE → existing Page Layout / Primary Grid / Section mapping + Design System/Layout closure annex.</w:t>
+            </w:r>
+          </w:p>
+        </w:tc>
+      </w:tr>
+      <w:tr>
+        <w:tc>
+          <w:tcPr>
+            <w:tcW w:type="dxa" w:w="5616"/>
+          </w:tcPr>
+          <w:p>
+            <w:r>
+              <w:t>Component Mapping</w:t>
+            </w:r>
+          </w:p>
+        </w:tc>
+        <w:tc>
+          <w:tcPr>
+            <w:tcW w:type="dxa" w:w="5616"/>
+          </w:tcPr>
+          <w:p>
+            <w:r>
+              <w:t>REFERENCE → current Component/Section registry in this Word; no duplicate component inventory is introduced.</w:t>
+            </w:r>
+          </w:p>
+        </w:tc>
+      </w:tr>
+      <w:tr>
+        <w:tc>
+          <w:tcPr>
+            <w:tcW w:type="dxa" w:w="5616"/>
+          </w:tcPr>
+          <w:p>
+            <w:r>
+              <w:t>Control / Field Mapping</w:t>
+            </w:r>
+          </w:p>
+        </w:tc>
+        <w:tc>
+          <w:tcPr>
+            <w:tcW w:type="dxa" w:w="5616"/>
+          </w:tcPr>
+          <w:p>
+            <w:r>
+              <w:t>REFERENCE → current Control / Field / Action / Permission design tables and invariants in this Word.</w:t>
+            </w:r>
+          </w:p>
+        </w:tc>
+      </w:tr>
+      <w:tr>
+        <w:tc>
+          <w:tcPr>
+            <w:tcW w:type="dxa" w:w="5616"/>
+          </w:tcPr>
+          <w:p>
+            <w:r>
+              <w:t>Asset Mapping</w:t>
+            </w:r>
+          </w:p>
+        </w:tc>
+        <w:tc>
+          <w:tcPr>
+            <w:tcW w:type="dxa" w:w="5616"/>
+          </w:tcPr>
+          <w:p>
+            <w:r>
+              <w:t>REFERENCE → current page Asset Registry if any; otherwise explicit shared-owner / NOT_APPLICABLE asset rule in this annex.</w:t>
+            </w:r>
+          </w:p>
+        </w:tc>
+      </w:tr>
+      <w:tr>
+        <w:tc>
+          <w:tcPr>
+            <w:tcW w:type="dxa" w:w="5616"/>
+          </w:tcPr>
+          <w:p>
+            <w:r>
+              <w:t>Responsive Spec</w:t>
+            </w:r>
+          </w:p>
+        </w:tc>
+        <w:tc>
+          <w:tcPr>
+            <w:tcW w:type="dxa" w:w="5616"/>
+          </w:tcPr>
+          <w:p>
+            <w:r>
+              <w:t>REFERENCE → current page responsive rules + Visual Geometry closure annex.</w:t>
+            </w:r>
+          </w:p>
+        </w:tc>
+      </w:tr>
+      <w:tr>
+        <w:tc>
+          <w:tcPr>
+            <w:tcW w:type="dxa" w:w="5616"/>
+          </w:tcPr>
+          <w:p>
+            <w:r>
+              <w:t>Current Canonical Visual</w:t>
+            </w:r>
+          </w:p>
+        </w:tc>
+        <w:tc>
+          <w:tcPr>
+            <w:tcW w:type="dxa" w:w="5616"/>
+          </w:tcPr>
+          <w:p>
+            <w:r>
+              <w:t>REFERENCE → current visual/baseline already owned by this page/shared visual authority; candidate does not replace it without approval.</w:t>
+            </w:r>
+          </w:p>
+        </w:tc>
+      </w:tr>
+      <w:tr>
+        <w:tc>
+          <w:tcPr>
+            <w:tcW w:type="dxa" w:w="5616"/>
+          </w:tcPr>
+          <w:p>
+            <w:r>
+              <w:t>Generation Manifest</w:t>
+            </w:r>
+          </w:p>
+        </w:tc>
+        <w:tc>
+          <w:tcPr>
+            <w:tcW w:type="dxa" w:w="5616"/>
+          </w:tcPr>
+          <w:p>
+            <w:r>
+              <w:t>REQUIRED before a new candidate is generated; fields are defined by the Visual contract in this annex.</w:t>
+            </w:r>
+          </w:p>
+        </w:tc>
+      </w:tr>
+      <w:tr>
+        <w:tc>
+          <w:tcPr>
+            <w:tcW w:type="dxa" w:w="5616"/>
+          </w:tcPr>
+          <w:p>
+            <w:r>
+              <w:t>Audit Baseline</w:t>
+            </w:r>
+          </w:p>
+        </w:tc>
+        <w:tc>
+          <w:tcPr>
+            <w:tcW w:type="dxa" w:w="5616"/>
+          </w:tcPr>
+          <w:p>
+            <w:r>
+              <w:t>REFERENCE → existing Audit/Acceptance section in this Word.</w:t>
+            </w:r>
+          </w:p>
+        </w:tc>
+      </w:tr>
+      <w:tr>
+        <w:tc>
+          <w:tcPr>
+            <w:tcW w:type="dxa" w:w="5616"/>
+          </w:tcPr>
+          <w:p>
+            <w:r>
+              <w:t>Acceptance Matrix</w:t>
+            </w:r>
+          </w:p>
+        </w:tc>
+        <w:tc>
+          <w:tcPr>
+            <w:tcW w:type="dxa" w:w="5616"/>
+          </w:tcPr>
+          <w:p>
+            <w:r>
+              <w:t>Current page acceptance section plus this annex; REQUIRED / OPTIONAL / NOT_APPLICABLE classification is preserved.</w:t>
+            </w:r>
+          </w:p>
+        </w:tc>
+      </w:tr>
+      <w:tr>
+        <w:tc>
+          <w:tcPr>
+            <w:tcW w:type="dxa" w:w="5616"/>
+          </w:tcPr>
+          <w:p>
+            <w:r>
+              <w:t>Definition of Done</w:t>
+            </w:r>
+          </w:p>
+        </w:tc>
+        <w:tc>
+          <w:tcPr>
+            <w:tcW w:type="dxa" w:w="5616"/>
+          </w:tcPr>
+          <w:p>
+            <w:r>
+              <w:t>Planning/basic-design DoD is the current page DoD plus zero unresolved REQUIRED design-spec gaps.</w:t>
+            </w:r>
+          </w:p>
+        </w:tc>
+      </w:tr>
+      <w:tr>
+        <w:tc>
+          <w:tcPr>
+            <w:tcW w:type="dxa" w:w="5616"/>
+          </w:tcPr>
+          <w:p>
+            <w:r>
+              <w:t>Design Version</w:t>
+            </w:r>
+          </w:p>
+        </w:tc>
+        <w:tc>
+          <w:tcPr>
+            <w:tcW w:type="dxa" w:w="5616"/>
+          </w:tcPr>
+          <w:p>
+            <w:r>
+              <w:t>Use this Word's current version metadata / exact repository revision; this annex MUST NOT invent a parallel design version.</w:t>
+            </w:r>
+          </w:p>
+        </w:tc>
+      </w:tr>
+      <w:tr>
+        <w:tc>
+          <w:tcPr>
+            <w:tcW w:type="dxa" w:w="5616"/>
+          </w:tcPr>
+          <w:p>
+            <w:r>
+              <w:t>Freeze Status</w:t>
+            </w:r>
+          </w:p>
+        </w:tc>
+        <w:tc>
+          <w:tcPr>
+            <w:tcW w:type="dxa" w:w="5616"/>
+          </w:tcPr>
+          <w:p>
+            <w:r>
+              <w:t>DESIGN_FREEZE_PACKAGE_DEFINED. DESIGN_FROZEN may be asserted only after required Visual Preview/Review/Approval and all applicable design gates actually pass; this annex does not self-approve.</w:t>
             </w:r>
           </w:p>
         </w:tc>
